--- a/hw/hw4/113598009_4.docx
+++ b/hw/hw4/113598009_4.docx
@@ -237,7 +237,7 @@
       <w:pPr>
         <w:pageBreakBefore/>
         <w:rPr>
-          <w:rFonts w:eastAsia="標楷體"/>
+          <w:rFonts w:eastAsia="標楷體" w:hint="eastAsia"/>
         </w:rPr>
       </w:pPr>
     </w:p>
@@ -293,7 +293,7 @@
             <w:instrText xml:space="preserve"> TOC \o "1-2" \h \z \u </w:instrText>
             <w:fldChar w:fldCharType="separate"/>
           </w:r>
-          <w:hyperlink w:anchor="_Toc225953603" w:history="1">
+          <w:hyperlink w:anchor="_Toc227337205" w:history="1">
             <w:r>
               <w:rPr>
                 <w:rStyle w:val="a5"/>
@@ -308,7 +308,7 @@
               </w:rPr>
               <w:tab/>
               <w:fldChar w:fldCharType="begin"/>
-              <w:instrText xml:space="preserve"> PAGEREF _Toc225953603 \h </w:instrText>
+              <w:instrText xml:space="preserve"> PAGEREF _Toc227337205 \h </w:instrText>
               <w:fldChar w:fldCharType="separate"/>
               <w:t>3</w:t>
               <w:fldChar w:fldCharType="end"/>
@@ -328,7 +328,7 @@
               <w14:ligatures w14:val="standardContextual"/>
             </w:rPr>
           </w:pPr>
-          <w:hyperlink w:anchor="_Toc225953604" w:history="1">
+          <w:hyperlink w:anchor="_Toc227337206" w:history="1">
             <w:r>
               <w:rPr>
                 <w:rStyle w:val="a5"/>
@@ -343,7 +343,7 @@
               </w:rPr>
               <w:tab/>
               <w:fldChar w:fldCharType="begin"/>
-              <w:instrText xml:space="preserve"> PAGEREF _Toc225953604 \h </w:instrText>
+              <w:instrText xml:space="preserve"> PAGEREF _Toc227337206 \h </w:instrText>
               <w:fldChar w:fldCharType="separate"/>
               <w:t>3</w:t>
               <w:fldChar w:fldCharType="end"/>
@@ -363,7 +363,7 @@
               <w14:ligatures w14:val="standardContextual"/>
             </w:rPr>
           </w:pPr>
-          <w:hyperlink w:anchor="_Toc225953605" w:history="1">
+          <w:hyperlink w:anchor="_Toc227337207" w:history="1">
             <w:r>
               <w:rPr>
                 <w:rStyle w:val="a5"/>
@@ -378,7 +378,7 @@
               </w:rPr>
               <w:tab/>
               <w:fldChar w:fldCharType="begin"/>
-              <w:instrText xml:space="preserve"> PAGEREF _Toc225953605 \h </w:instrText>
+              <w:instrText xml:space="preserve"> PAGEREF _Toc227337207 \h </w:instrText>
               <w:fldChar w:fldCharType="separate"/>
               <w:t>3</w:t>
               <w:fldChar w:fldCharType="end"/>
@@ -398,7 +398,7 @@
               <w14:ligatures w14:val="standardContextual"/>
             </w:rPr>
           </w:pPr>
-          <w:hyperlink w:anchor="_Toc225953606" w:history="1">
+          <w:hyperlink w:anchor="_Toc227337208" w:history="1">
             <w:r>
               <w:rPr>
                 <w:rStyle w:val="a5"/>
@@ -413,7 +413,7 @@
               </w:rPr>
               <w:tab/>
               <w:fldChar w:fldCharType="begin"/>
-              <w:instrText xml:space="preserve"> PAGEREF _Toc225953606 \h </w:instrText>
+              <w:instrText xml:space="preserve"> PAGEREF _Toc227337208 \h </w:instrText>
               <w:fldChar w:fldCharType="separate"/>
               <w:t>3</w:t>
               <w:fldChar w:fldCharType="end"/>
@@ -433,7 +433,7 @@
               <w14:ligatures w14:val="standardContextual"/>
             </w:rPr>
           </w:pPr>
-          <w:hyperlink w:anchor="_Toc225953607" w:history="1">
+          <w:hyperlink w:anchor="_Toc227337209" w:history="1">
             <w:r>
               <w:rPr>
                 <w:rStyle w:val="a5"/>
@@ -448,7 +448,7 @@
               </w:rPr>
               <w:tab/>
               <w:fldChar w:fldCharType="begin"/>
-              <w:instrText xml:space="preserve"> PAGEREF _Toc225953607 \h </w:instrText>
+              <w:instrText xml:space="preserve"> PAGEREF _Toc227337209 \h </w:instrText>
               <w:fldChar w:fldCharType="separate"/>
               <w:t>4</w:t>
               <w:fldChar w:fldCharType="end"/>
@@ -468,7 +468,7 @@
               <w14:ligatures w14:val="standardContextual"/>
             </w:rPr>
           </w:pPr>
-          <w:hyperlink w:anchor="_Toc225953608" w:history="1">
+          <w:hyperlink w:anchor="_Toc227337210" w:history="1">
             <w:r>
               <w:rPr>
                 <w:rStyle w:val="a5"/>
@@ -483,9 +483,9 @@
               </w:rPr>
               <w:tab/>
               <w:fldChar w:fldCharType="begin"/>
-              <w:instrText xml:space="preserve"> PAGEREF _Toc225953608 \h </w:instrText>
+              <w:instrText xml:space="preserve"> PAGEREF _Toc227337210 \h </w:instrText>
               <w:fldChar w:fldCharType="separate"/>
-              <w:t>4</w:t>
+              <w:t>5</w:t>
               <w:fldChar w:fldCharType="end"/>
             </w:r>
           </w:hyperlink>
@@ -503,7 +503,7 @@
               <w14:ligatures w14:val="standardContextual"/>
             </w:rPr>
           </w:pPr>
-          <w:hyperlink w:anchor="_Toc225953609" w:history="1">
+          <w:hyperlink w:anchor="_Toc227337211" w:history="1">
             <w:r>
               <w:rPr>
                 <w:rStyle w:val="a5"/>
@@ -518,9 +518,9 @@
               </w:rPr>
               <w:tab/>
               <w:fldChar w:fldCharType="begin"/>
-              <w:instrText xml:space="preserve"> PAGEREF _Toc225953609 \h </w:instrText>
+              <w:instrText xml:space="preserve"> PAGEREF _Toc227337211 \h </w:instrText>
               <w:fldChar w:fldCharType="separate"/>
-              <w:t>10</w:t>
+              <w:t>11</w:t>
               <w:fldChar w:fldCharType="end"/>
             </w:r>
           </w:hyperlink>
@@ -538,7 +538,7 @@
               <w14:ligatures w14:val="standardContextual"/>
             </w:rPr>
           </w:pPr>
-          <w:hyperlink w:anchor="_Toc225953610" w:history="1">
+          <w:hyperlink w:anchor="_Toc227337212" w:history="1">
             <w:r>
               <w:rPr>
                 <w:rStyle w:val="a5"/>
@@ -553,9 +553,9 @@
               </w:rPr>
               <w:tab/>
               <w:fldChar w:fldCharType="begin"/>
-              <w:instrText xml:space="preserve"> PAGEREF _Toc225953610 \h </w:instrText>
+              <w:instrText xml:space="preserve"> PAGEREF _Toc227337212 \h </w:instrText>
               <w:fldChar w:fldCharType="separate"/>
-              <w:t>10</w:t>
+              <w:t>12</w:t>
               <w:fldChar w:fldCharType="end"/>
             </w:r>
           </w:hyperlink>
@@ -573,7 +573,7 @@
               <w14:ligatures w14:val="standardContextual"/>
             </w:rPr>
           </w:pPr>
-          <w:hyperlink w:anchor="_Toc225953611" w:history="1">
+          <w:hyperlink w:anchor="_Toc227337213" w:history="1">
             <w:r>
               <w:rPr>
                 <w:rStyle w:val="a5"/>
@@ -588,9 +588,9 @@
               </w:rPr>
               <w:tab/>
               <w:fldChar w:fldCharType="begin"/>
-              <w:instrText xml:space="preserve"> PAGEREF _Toc225953611 \h </w:instrText>
+              <w:instrText xml:space="preserve"> PAGEREF _Toc227337213 \h </w:instrText>
               <w:fldChar w:fldCharType="separate"/>
-              <w:t>11</w:t>
+              <w:t>12</w:t>
               <w:fldChar w:fldCharType="end"/>
             </w:r>
           </w:hyperlink>
@@ -608,7 +608,7 @@
               <w14:ligatures w14:val="standardContextual"/>
             </w:rPr>
           </w:pPr>
-          <w:hyperlink w:anchor="_Toc225953612" w:history="1">
+          <w:hyperlink w:anchor="_Toc227337214" w:history="1">
             <w:r>
               <w:rPr>
                 <w:rStyle w:val="a5"/>
@@ -623,9 +623,9 @@
               </w:rPr>
               <w:tab/>
               <w:fldChar w:fldCharType="begin"/>
-              <w:instrText xml:space="preserve"> PAGEREF _Toc225953612 \h </w:instrText>
+              <w:instrText xml:space="preserve"> PAGEREF _Toc227337214 \h </w:instrText>
               <w:fldChar w:fldCharType="separate"/>
-              <w:t>11</w:t>
+              <w:t>13</w:t>
               <w:fldChar w:fldCharType="end"/>
             </w:r>
           </w:hyperlink>
@@ -643,7 +643,7 @@
               <w14:ligatures w14:val="standardContextual"/>
             </w:rPr>
           </w:pPr>
-          <w:hyperlink w:anchor="_Toc225953613" w:history="1">
+          <w:hyperlink w:anchor="_Toc227337215" w:history="1">
             <w:r>
               <w:rPr>
                 <w:rStyle w:val="a5"/>
@@ -658,9 +658,9 @@
               </w:rPr>
               <w:tab/>
               <w:fldChar w:fldCharType="begin"/>
-              <w:instrText xml:space="preserve"> PAGEREF _Toc225953613 \h </w:instrText>
+              <w:instrText xml:space="preserve"> PAGEREF _Toc227337215 \h </w:instrText>
               <w:fldChar w:fldCharType="separate"/>
-              <w:t>11</w:t>
+              <w:t>13</w:t>
               <w:fldChar w:fldCharType="end"/>
             </w:r>
           </w:hyperlink>
@@ -678,7 +678,7 @@
               <w14:ligatures w14:val="standardContextual"/>
             </w:rPr>
           </w:pPr>
-          <w:hyperlink w:anchor="_Toc225953614" w:history="1">
+          <w:hyperlink w:anchor="_Toc227337216" w:history="1">
             <w:r>
               <w:rPr>
                 <w:rStyle w:val="a5"/>
@@ -693,9 +693,9 @@
               </w:rPr>
               <w:tab/>
               <w:fldChar w:fldCharType="begin"/>
-              <w:instrText xml:space="preserve"> PAGEREF _Toc225953614 \h </w:instrText>
+              <w:instrText xml:space="preserve"> PAGEREF _Toc227337216 \h </w:instrText>
               <w:fldChar w:fldCharType="separate"/>
-              <w:t>12</w:t>
+              <w:t>15</w:t>
               <w:fldChar w:fldCharType="end"/>
             </w:r>
           </w:hyperlink>
@@ -713,7 +713,7 @@
               <w14:ligatures w14:val="standardContextual"/>
             </w:rPr>
           </w:pPr>
-          <w:hyperlink w:anchor="_Toc225953615" w:history="1">
+          <w:hyperlink w:anchor="_Toc227337217" w:history="1">
             <w:r>
               <w:rPr>
                 <w:rStyle w:val="a5"/>
@@ -728,9 +728,9 @@
               </w:rPr>
               <w:tab/>
               <w:fldChar w:fldCharType="begin"/>
-              <w:instrText xml:space="preserve"> PAGEREF _Toc225953615 \h </w:instrText>
+              <w:instrText xml:space="preserve"> PAGEREF _Toc227337217 \h </w:instrText>
               <w:fldChar w:fldCharType="separate"/>
-              <w:t>13</w:t>
+              <w:t>16</w:t>
               <w:fldChar w:fldCharType="end"/>
             </w:r>
           </w:hyperlink>
@@ -748,13 +748,13 @@
               <w14:ligatures w14:val="standardContextual"/>
             </w:rPr>
           </w:pPr>
-          <w:hyperlink w:anchor="_Toc225953616" w:history="1">
+          <w:hyperlink w:anchor="_Toc227337218" w:history="1">
             <w:r>
               <w:rPr>
                 <w:rStyle w:val="a5"/>
                 <w:noProof/>
               </w:rPr>
-              <w:t>4. Measurement</w:t>
+              <w:t>3. Design</w:t>
             </w:r>
             <w:r>
               <w:rPr>
@@ -763,9 +763,149 @@
               </w:rPr>
               <w:tab/>
               <w:fldChar w:fldCharType="begin"/>
-              <w:instrText xml:space="preserve"> PAGEREF _Toc225953616 \h </w:instrText>
+              <w:instrText xml:space="preserve"> PAGEREF _Toc227337218 \h </w:instrText>
               <w:fldChar w:fldCharType="separate"/>
-              <w:t>14</w:t>
+              <w:t>16</w:t>
+              <w:fldChar w:fldCharType="end"/>
+            </w:r>
+          </w:hyperlink>
+        </w:p>
+        <w:p>
+          <w:pPr>
+            <w:pStyle w:val="20"/>
+            <w:tabs>
+              <w:tab w:val="right" w:leader="dot" w:pos="9016"/>
+            </w:tabs>
+            <w:rPr>
+              <w:rFonts w:asciiTheme="minorHAnsi" w:hAnsiTheme="minorHAnsi" w:cstheme="minorBidi"/>
+              <w:noProof/>
+              <w:kern w:val="2"/>
+              <w14:ligatures w14:val="standardContextual"/>
+            </w:rPr>
+          </w:pPr>
+          <w:hyperlink w:anchor="_Toc227337219" w:history="1">
+            <w:r>
+              <w:rPr>
+                <w:rStyle w:val="a5"/>
+                <w:noProof/>
+              </w:rPr>
+              <w:t>3.1 Logical Architecture</w:t>
+            </w:r>
+            <w:r>
+              <w:rPr>
+                <w:noProof/>
+                <w:webHidden/>
+              </w:rPr>
+              <w:tab/>
+              <w:fldChar w:fldCharType="begin"/>
+              <w:instrText xml:space="preserve"> PAGEREF _Toc227337219 \h </w:instrText>
+              <w:fldChar w:fldCharType="separate"/>
+              <w:t>17</w:t>
+              <w:fldChar w:fldCharType="end"/>
+            </w:r>
+          </w:hyperlink>
+        </w:p>
+        <w:p>
+          <w:pPr>
+            <w:pStyle w:val="20"/>
+            <w:tabs>
+              <w:tab w:val="right" w:leader="dot" w:pos="9016"/>
+            </w:tabs>
+            <w:rPr>
+              <w:rFonts w:asciiTheme="minorHAnsi" w:hAnsiTheme="minorHAnsi" w:cstheme="minorBidi"/>
+              <w:noProof/>
+              <w:kern w:val="2"/>
+              <w14:ligatures w14:val="standardContextual"/>
+            </w:rPr>
+          </w:pPr>
+          <w:hyperlink w:anchor="_Toc227337220" w:history="1">
+            <w:r>
+              <w:rPr>
+                <w:rStyle w:val="a5"/>
+                <w:noProof/>
+              </w:rPr>
+              <w:t>3.2 Use-Case Realizations with GRASP Patterns</w:t>
+            </w:r>
+            <w:r>
+              <w:rPr>
+                <w:noProof/>
+                <w:webHidden/>
+              </w:rPr>
+              <w:tab/>
+              <w:fldChar w:fldCharType="begin"/>
+              <w:instrText xml:space="preserve"> PAGEREF _Toc227337220 \h </w:instrText>
+              <w:fldChar w:fldCharType="separate"/>
+              <w:t>21</w:t>
+              <w:fldChar w:fldCharType="end"/>
+            </w:r>
+          </w:hyperlink>
+        </w:p>
+        <w:p>
+          <w:pPr>
+            <w:pStyle w:val="20"/>
+            <w:tabs>
+              <w:tab w:val="right" w:leader="dot" w:pos="9016"/>
+            </w:tabs>
+            <w:rPr>
+              <w:rFonts w:asciiTheme="minorHAnsi" w:hAnsiTheme="minorHAnsi" w:cstheme="minorBidi"/>
+              <w:noProof/>
+              <w:kern w:val="2"/>
+              <w14:ligatures w14:val="standardContextual"/>
+            </w:rPr>
+          </w:pPr>
+          <w:hyperlink w:anchor="_Toc227337221" w:history="1">
+            <w:r>
+              <w:rPr>
+                <w:rStyle w:val="a5"/>
+                <w:noProof/>
+              </w:rPr>
+              <w:t>3.3 Design Class Model</w:t>
+            </w:r>
+            <w:r>
+              <w:rPr>
+                <w:noProof/>
+                <w:webHidden/>
+              </w:rPr>
+              <w:tab/>
+              <w:fldChar w:fldCharType="begin"/>
+              <w:instrText xml:space="preserve"> PAGEREF _Toc227337221 \h </w:instrText>
+              <w:fldChar w:fldCharType="separate"/>
+              <w:t>35</w:t>
+              <w:fldChar w:fldCharType="end"/>
+            </w:r>
+          </w:hyperlink>
+        </w:p>
+        <w:p>
+          <w:pPr>
+            <w:pStyle w:val="11"/>
+            <w:tabs>
+              <w:tab w:val="right" w:leader="dot" w:pos="9016"/>
+            </w:tabs>
+            <w:rPr>
+              <w:rFonts w:asciiTheme="minorHAnsi" w:hAnsiTheme="minorHAnsi" w:cstheme="minorBidi"/>
+              <w:noProof/>
+              <w:kern w:val="2"/>
+              <w14:ligatures w14:val="standardContextual"/>
+            </w:rPr>
+          </w:pPr>
+          <w:hyperlink w:anchor="_Toc227337222" w:history="1">
+            <w:r>
+              <w:rPr>
+                <w:rStyle w:val="a5"/>
+                <w:noProof/>
+              </w:rPr>
+              <w:t>4. Measurement</w:t>
+            </w:r>
+            <w:r>
+              <w:rPr>
+                <w:noProof/>
+                <w:webHidden/>
+              </w:rPr>
+              <w:tab/>
+              <w:fldChar w:fldCharType="begin"/>
+              <w:instrText xml:space="preserve"> PAGEREF _Toc227337222 \h </w:instrText>
+              <w:fldChar w:fldCharType="separate"/>
+              <w:t>41</w:t>
               <w:fldChar w:fldCharType="end"/>
             </w:r>
           </w:hyperlink>
@@ -804,7 +944,7 @@
       <w:pPr>
         <w:pStyle w:val="1"/>
       </w:pPr>
-      <w:bookmarkStart w:id="0" w:name="_Toc225953603"/>
+      <w:bookmarkStart w:id="0" w:name="_Toc227337205"/>
       <w:r>
         <w:t>1. Requirement Document</w:t>
       </w:r>
@@ -814,7 +954,7 @@
       <w:pPr>
         <w:pStyle w:val="2"/>
       </w:pPr>
-      <w:bookmarkStart w:id="1" w:name="_Toc225953604"/>
+      <w:bookmarkStart w:id="1" w:name="_Toc227337206"/>
       <w:r>
         <w:t>1.1 Change History</w:t>
       </w:r>
@@ -1508,7 +1648,7 @@
       <w:pPr>
         <w:pStyle w:val="2"/>
       </w:pPr>
-      <w:bookmarkStart w:id="2" w:name="_Toc225953605"/>
+      <w:bookmarkStart w:id="2" w:name="_Toc227337207"/>
       <w:r>
         <w:t>1.2 Problem Statement</w:t>
       </w:r>
@@ -1533,7 +1673,7 @@
       <w:pPr>
         <w:pStyle w:val="2"/>
       </w:pPr>
-      <w:bookmarkStart w:id="3" w:name="_Toc225953606"/>
+      <w:bookmarkStart w:id="3" w:name="_Toc227337208"/>
       <w:r>
         <w:t>1.3 Summary of System Features</w:t>
       </w:r>
@@ -1942,7 +2082,9 @@
               <w:rPr>
                 <w:rFonts w:eastAsia="標楷體"/>
               </w:rPr>
-              <w:t>使用者以 YAML 格式定義任意架構風格規則（DependencyRule、NamingRule、SupertypeRule、PackageRule）；工具不預設任何內建風格</w:t>
+              <w:t>使用者以 YAML 格式定義任意架構風格規則（DependencyRule、NamingRule、</w:t>
+              <w:lastRenderedPageBreak/>
+              <w:t>SupertypeRule、PackageRule）；工具不預設任何內建風格</w:t>
             </w:r>
           </w:p>
         </w:tc>
@@ -1974,6 +2116,7 @@
               <w:rPr>
                 <w:rFonts w:eastAsia="標楷體"/>
               </w:rPr>
+              <w:lastRenderedPageBreak/>
               <w:t>FEA-03</w:t>
             </w:r>
           </w:p>
@@ -2064,9 +2207,7 @@
               <w:rPr>
                 <w:rFonts w:eastAsia="標楷體"/>
               </w:rPr>
-              <w:t>輸出含檔案路徑、行號、規則 ID、說明</w:t>
-              <w:lastRenderedPageBreak/>
-              <w:t>的違規報告</w:t>
+              <w:t>輸出含檔案路徑、行號、規則 ID、說明的違規報告</w:t>
             </w:r>
           </w:p>
         </w:tc>
@@ -2098,7 +2239,6 @@
               <w:rPr>
                 <w:rFonts w:eastAsia="標楷體"/>
               </w:rPr>
-              <w:lastRenderedPageBreak/>
               <w:t>FEA-04</w:t>
             </w:r>
           </w:p>
@@ -2328,7 +2468,7 @@
       <w:pPr>
         <w:pStyle w:val="2"/>
       </w:pPr>
-      <w:bookmarkStart w:id="4" w:name="_Toc225953607"/>
+      <w:bookmarkStart w:id="4" w:name="_Toc227337209"/>
       <w:r>
         <w:t>1.4 Use Case Diagram</w:t>
       </w:r>
@@ -2808,6 +2948,7 @@
               <w:rPr>
                 <w:rFonts w:eastAsia="標楷體"/>
               </w:rPr>
+              <w:lastRenderedPageBreak/>
               <w:t>UC-02</w:t>
             </w:r>
           </w:p>
@@ -3112,7 +3253,6 @@
               <w:rPr>
                 <w:rFonts w:eastAsia="標楷體"/>
               </w:rPr>
-              <w:lastRenderedPageBreak/>
               <w:t>UC-04</w:t>
             </w:r>
           </w:p>
@@ -3402,7 +3542,7 @@
       <w:pPr>
         <w:pStyle w:val="2"/>
       </w:pPr>
-      <w:bookmarkStart w:id="5" w:name="_Toc225953608"/>
+      <w:bookmarkStart w:id="5" w:name="_Toc227337210"/>
       <w:r>
         <w:t>1.5 Use Cases</w:t>
       </w:r>
@@ -4092,7 +4232,9 @@
               <w:rPr>
                 <w:rFonts w:eastAsia="標楷體"/>
               </w:rPr>
-              <w:t>1. Developer 發出對指定專案目錄進行架構合規檢查的要求，並指定要使用的 Style Profile</w:t>
+              <w:t>1. Developer 發出對指定專案目錄進行架構合規檢查的要求，</w:t>
+              <w:lastRenderedPageBreak/>
+              <w:t>並指定要使用的 Style Profile</w:t>
             </w:r>
           </w:p>
           <w:p>
@@ -4148,7 +4290,6 @@
               <w:rPr>
                 <w:rFonts w:eastAsia="標楷體"/>
               </w:rPr>
-              <w:lastRenderedPageBreak/>
               <w:t>5. 系統以 JavaParser 將每個 .java 檔解析為 AST（CompilationUnit）</w:t>
             </w:r>
           </w:p>
@@ -4450,7 +4591,9 @@
               <w:rPr>
                 <w:rFonts w:eastAsia="標楷體"/>
               </w:rPr>
-              <w:t>NFR-02（Usability）：所有錯誤訊息必須包含：錯誤原因、位置（檔案/行號）、建議修正動作</w:t>
+              <w:t>NFR-02（Usability）：所有錯誤訊息必須包含：錯誤原因、位</w:t>
+              <w:lastRenderedPageBreak/>
+              <w:t>置（檔案/行號）、建議修正動作</w:t>
             </w:r>
           </w:p>
           <w:p>
@@ -4500,9 +4643,8 @@
                 <w:bCs/>
                 <w:color w:val="000000"/>
               </w:rPr>
-              <w:t xml:space="preserve">Technology and Data Variations </w:t>
               <w:lastRenderedPageBreak/>
-              <w:t>List</w:t>
+              <w:t>Technology and Data Variations List</w:t>
             </w:r>
           </w:p>
         </w:tc>
@@ -4532,7 +4674,6 @@
               <w:rPr>
                 <w:rFonts w:eastAsia="標楷體"/>
               </w:rPr>
-              <w:lastRenderedPageBreak/>
               <w:t>*a. Style Profile 接受任意 YAML 檔案路徑，不支援內建名稱</w:t>
             </w:r>
           </w:p>
@@ -4547,7 +4688,6 @@
               <w:rPr>
                 <w:rFonts w:eastAsia="標楷體"/>
               </w:rPr>
-              <w:lastRenderedPageBreak/>
               <w:t>*b. 輸出格式可切換為 JSON，預設為 Console 文字格式</w:t>
             </w:r>
           </w:p>
@@ -4598,7 +4738,6 @@
                 <w:bCs/>
                 <w:color w:val="000000"/>
               </w:rPr>
-              <w:lastRenderedPageBreak/>
               <w:t>Frequency of Occurrence</w:t>
             </w:r>
           </w:p>
@@ -5378,7 +5517,9 @@
               <w:rPr>
                 <w:rFonts w:eastAsia="標楷體"/>
               </w:rPr>
-              <w:t>2. 系統產生含預設結構與欄位說明註解的空白 YAML 模板，寫入指定位置</w:t>
+              <w:t>2. 系統產生含預設結構與欄位說明註解的空白 YAML 模板，</w:t>
+              <w:lastRenderedPageBreak/>
+              <w:t>寫入指定位置</w:t>
             </w:r>
           </w:p>
           <w:p>
@@ -5392,9 +5533,7 @@
               <w:rPr>
                 <w:rFonts w:eastAsia="標楷體"/>
               </w:rPr>
-              <w:t>3. Developer 完成 YAML 編輯後，發出驗證 Style Profile 的要</w:t>
-              <w:lastRenderedPageBreak/>
-              <w:t>求</w:t>
+              <w:t>3. Developer 完成 YAML 編輯後，發出驗證 Style Profile 的要求</w:t>
             </w:r>
           </w:p>
           <w:p>
@@ -5811,7 +5950,9 @@
                 <w:bCs/>
                 <w:color w:val="000000"/>
               </w:rPr>
-              <w:t>Frequency of Occurrence</w:t>
+              <w:t xml:space="preserve">Frequency of </w:t>
+              <w:lastRenderedPageBreak/>
+              <w:t>Occurrence</w:t>
             </w:r>
           </w:p>
         </w:tc>
@@ -5841,7 +5982,10 @@
               <w:rPr>
                 <w:rFonts w:eastAsia="標楷體"/>
               </w:rPr>
-              <w:t>每個新專案通常執行一次；規則有異動時重複執行 validate；相對低頻，以週或月為單位</w:t>
+              <w:lastRenderedPageBreak/>
+              <w:t>每個新專案通常執行一次；規則有異動時重複執行 validate；</w:t>
+              <w:lastRenderedPageBreak/>
+              <w:t>相對低頻，以週或月為單位</w:t>
             </w:r>
           </w:p>
         </w:tc>
@@ -5877,6 +6021,7 @@
                 <w:bCs/>
                 <w:color w:val="000000"/>
               </w:rPr>
+              <w:lastRenderedPageBreak/>
               <w:t>Miscellaneous</w:t>
             </w:r>
           </w:p>
@@ -5907,9 +6052,7 @@
               <w:rPr>
                 <w:rFonts w:eastAsia="標楷體"/>
               </w:rPr>
-              <w:t xml:space="preserve">是否提供 JSON Schema 供 IntelliJ / VS Code 在編輯 Profile </w:t>
-              <w:lastRenderedPageBreak/>
-              <w:t>YAML 時自動補全？</w:t>
+              <w:t>是否提供 JSON Schema 供 IntelliJ / VS Code 在編輯 Profile YAML 時自動補全？</w:t>
             </w:r>
           </w:p>
           <w:p>
@@ -7254,7 +7397,7 @@
       <w:pPr>
         <w:pStyle w:val="2"/>
       </w:pPr>
-      <w:bookmarkStart w:id="6" w:name="_Toc225953609"/>
+      <w:bookmarkStart w:id="6" w:name="_Toc227337211"/>
       <w:r>
         <w:t>1.6 Non-Functional Requirements and Constraints</w:t>
       </w:r>
@@ -7953,7 +8096,7 @@
       <w:pPr>
         <w:pStyle w:val="2"/>
       </w:pPr>
-      <w:bookmarkStart w:id="7" w:name="_Toc225953610"/>
+      <w:bookmarkStart w:id="7" w:name="_Toc227337212"/>
       <w:r>
         <w:rPr>
           <w:rFonts w:hint="eastAsia"/>
@@ -8691,7 +8834,7 @@
       <w:pPr>
         <w:pStyle w:val="2"/>
       </w:pPr>
-      <w:bookmarkStart w:id="8" w:name="_Toc225953611"/>
+      <w:bookmarkStart w:id="8" w:name="_Toc227337213"/>
       <w:r>
         <w:rPr>
           <w:rFonts w:hint="eastAsia"/>
@@ -9397,7 +9540,7 @@
       <w:pPr>
         <w:pStyle w:val="1"/>
       </w:pPr>
-      <w:bookmarkStart w:id="9" w:name="_Toc225953612"/>
+      <w:bookmarkStart w:id="9" w:name="_Toc227337214"/>
       <w:r>
         <w:t>2. Domain Model</w:t>
       </w:r>
@@ -9407,7 +9550,7 @@
       <w:pPr>
         <w:pStyle w:val="2"/>
       </w:pPr>
-      <w:bookmarkStart w:id="10" w:name="_Toc225953613"/>
+      <w:bookmarkStart w:id="10" w:name="_Toc227337215"/>
       <w:r>
         <w:t>2.1 Domain Class Diagram (Concepts)</w:t>
       </w:r>
@@ -9522,8 +9665,8 @@
         <w:tblLook w:val="04A0" w:firstRow="1" w:lastRow="0" w:firstColumn="1" w:lastColumn="0" w:noHBand="0" w:noVBand="1"/>
       </w:tblPr>
       <w:tblGrid>
-        <w:gridCol w:w="2300"/>
-        <w:gridCol w:w="6726"/>
+        <w:gridCol w:w="2653"/>
+        <w:gridCol w:w="6373"/>
       </w:tblGrid>
       <w:tr>
         <w:trPr>
@@ -9559,7 +9702,7 @@
                 <w:bCs/>
                 <w:color w:val="FFFFFF"/>
               </w:rPr>
-              <w:t xml:space="preserve">Concept</w:t>
+              <w:t>Concept</w:t>
             </w:r>
           </w:p>
         </w:tc>
@@ -9593,7 +9736,7 @@
                 <w:bCs/>
                 <w:color w:val="FFFFFF"/>
               </w:rPr>
-              <w:t xml:space="preserve">Rationale for Inclusion</w:t>
+              <w:t>Rationale for Inclusion</w:t>
             </w:r>
           </w:p>
         </w:tc>
@@ -9627,7 +9770,7 @@
                 <w:b/>
                 <w:bCs/>
               </w:rPr>
-              <w:t xml:space="preserve">ComplianceCheck</w:t>
+              <w:t>ComplianceCheck</w:t>
             </w:r>
           </w:p>
         </w:tc>
@@ -9657,7 +9800,7 @@
               <w:rPr>
                 <w:rFonts w:eastAsia="標楷體"/>
               </w:rPr>
-              <w:t xml:space="preserve">代表一次完整的架構合規檢查作業，對應 UC-01/UC-03 中 Developer 對專案發出檢查要求的動作。系統需記錄每次檢查的時間與結果。</w:t>
+              <w:t>代表一次完整的架構合規檢查作業，對應 UC-01/UC-03 中 Developer 對專案發出檢查要求的動作。系統需記錄每次檢查的時間與結果。</w:t>
             </w:r>
           </w:p>
         </w:tc>
@@ -9691,7 +9834,8 @@
                 <w:b/>
                 <w:bCs/>
               </w:rPr>
-              <w:t xml:space="preserve">StyleProfile</w:t>
+              <w:lastRenderedPageBreak/>
+              <w:t>StyleProfile</w:t>
             </w:r>
           </w:p>
         </w:tc>
@@ -9721,7 +9865,7 @@
               <w:rPr>
                 <w:rFonts w:eastAsia="標楷體"/>
               </w:rPr>
-              <w:t xml:space="preserve">使用者以 YAML 定義的架構規則集合，包含多條 ArchitectureConstraint。系統在 UC-01 載入 Profile 後，於 UC-02 逐條驗證其中的約束規則。</w:t>
+              <w:t>使用者以 YAML 定義的架構規則集合，包含多條 ArchitectureConstraint。系統在 UC-01 載入 Profile 後，於 UC-02 逐條驗證其中的約束規則。</w:t>
             </w:r>
           </w:p>
         </w:tc>
@@ -9755,7 +9899,7 @@
                 <w:b/>
                 <w:bCs/>
               </w:rPr>
-              <w:t xml:space="preserve">ArchitectureConstraint</w:t>
+              <w:t>ArchitectureConstraint</w:t>
             </w:r>
           </w:p>
         </w:tc>
@@ -9785,7 +9929,7 @@
               <w:rPr>
                 <w:rFonts w:eastAsia="標楷體"/>
               </w:rPr>
-              <w:t xml:space="preserve">StyleProfile 中的單條約束規則（抽象概念），為 Profile 的組成元素。設為抽象類別，因其具有四個具體子類型，各自對應不同的架構約束面向。</w:t>
+              <w:t>StyleProfile 中的單條約束規則（抽象概念），為 Profile 的組成元素。設為抽象類別，因其具有四個具體子類型，各自對應不同的架構約束面向。</w:t>
             </w:r>
           </w:p>
         </w:tc>
@@ -9819,7 +9963,7 @@
                 <w:b/>
                 <w:bCs/>
               </w:rPr>
-              <w:t xml:space="preserve">NamingRule / DependencyRule / SupertypeRule / PackageRule</w:t>
+              <w:t>NamingRule / DependencyRule / SupertypeRule / PackageRule</w:t>
             </w:r>
           </w:p>
         </w:tc>
@@ -9849,7 +9993,7 @@
               <w:rPr>
                 <w:rFonts w:eastAsia="標楷體"/>
               </w:rPr>
-              <w:t xml:space="preserve">ArchitectureConstraint 的四種具體子類型，分別檢查類別命名慣例、套件間依賴方向、繼承關係要求與套件結構規範。UC-02 驗證流程中依規則類型分派不同的檢查邏輯。</w:t>
+              <w:t>ArchitectureConstraint 的四種具體子類型，分別檢查類別命名慣例、套件間依賴方向、繼承關係要求與套件結構規範。UC-02 驗證流程中依規則類型分派不同的檢查邏輯。</w:t>
             </w:r>
           </w:p>
         </w:tc>
@@ -9883,7 +10027,7 @@
                 <w:b/>
                 <w:bCs/>
               </w:rPr>
-              <w:t xml:space="preserve">Project</w:t>
+              <w:t>Project</w:t>
             </w:r>
           </w:p>
         </w:tc>
@@ -9913,7 +10057,7 @@
               <w:rPr>
                 <w:rFonts w:eastAsia="標楷體"/>
               </w:rPr>
-              <w:t xml:space="preserve">被檢查的目標 Java 專案，UC-01 中 Developer 指定的掃描對象。系統需知道專案路徑以定位其中的 File。</w:t>
+              <w:t>被檢查的目標 Java 專案，UC-01 中 Developer 指定的掃描對象。系統需知道專案路徑以定位其中的 File。</w:t>
             </w:r>
           </w:p>
         </w:tc>
@@ -9947,7 +10091,7 @@
                 <w:b/>
                 <w:bCs/>
               </w:rPr>
-              <w:t xml:space="preserve">File</w:t>
+              <w:t>File</w:t>
             </w:r>
           </w:p>
         </w:tc>
@@ -9977,7 +10121,7 @@
               <w:rPr>
                 <w:rFonts w:eastAsia="標楷體"/>
               </w:rPr>
-              <w:t xml:space="preserve">專案中的 .java 原始碼檔案，為 Project 的組成元素。每個 Violation 需關聯到特定的 File 以定位違規位置。</w:t>
+              <w:t>專案中的 .java 原始碼檔案，為 Project 的組成元素。每個 Violation 需關聯到特定的 File 以定位違規位置。</w:t>
             </w:r>
           </w:p>
         </w:tc>
@@ -10011,7 +10155,7 @@
                 <w:b/>
                 <w:bCs/>
               </w:rPr>
-              <w:t xml:space="preserve">ViolationReport</w:t>
+              <w:t>ViolationReport</w:t>
             </w:r>
           </w:p>
         </w:tc>
@@ -10041,7 +10185,7 @@
               <w:rPr>
                 <w:rFonts w:eastAsia="標楷體"/>
               </w:rPr>
-              <w:t xml:space="preserve">單次檢查的完整報告，為 ComplianceCheck 的產出物。彙整所有 Violation 並提供統計摘要，供 Developer 或 CI 系統判讀結果。</w:t>
+              <w:t>單次檢查的完整報告，為 ComplianceCheck 的產出物。彙整所有 Violation 並提供統計摘要，供 Developer 或 CI 系統判讀結果。</w:t>
             </w:r>
           </w:p>
         </w:tc>
@@ -10075,7 +10219,7 @@
                 <w:b/>
                 <w:bCs/>
               </w:rPr>
-              <w:t xml:space="preserve">Violation</w:t>
+              <w:t>Violation</w:t>
             </w:r>
           </w:p>
         </w:tc>
@@ -10105,7 +10249,7 @@
               <w:rPr>
                 <w:rFonts w:eastAsia="標楷體"/>
               </w:rPr>
-              <w:t xml:space="preserve">單筆架構違規記錄，記載哪個 File 違反了哪條 ArchitectureConstraint。為 ViolationReport 的明細項目。</w:t>
+              <w:t>單筆架構違規記錄，記載哪個 File 違反了哪條 ArchitectureConstraint。為 ViolationReport 的明細項目。</w:t>
             </w:r>
           </w:p>
         </w:tc>
@@ -10139,7 +10283,7 @@
                 <w:b/>
                 <w:bCs/>
               </w:rPr>
-              <w:t xml:space="preserve">Suppression</w:t>
+              <w:t>Suppression</w:t>
             </w:r>
           </w:p>
         </w:tc>
@@ -10169,7 +10313,7 @@
               <w:rPr>
                 <w:rFonts w:eastAsia="標楷體"/>
               </w:rPr>
-              <w:t xml:space="preserve">開發者標記「已知且接受」的違規抑制記錄，對應 UC-04 的功能。讓團隊可以在不修改程式碼的情況下，將特定違規排除於報告之外。</w:t>
+              <w:t>開發者標記「已知且接受」的違規抑制記錄，對應 UC-04 的功能。讓團隊可以在不修改程式碼的情況下，將特定違規排除於報告之外。</w:t>
             </w:r>
           </w:p>
         </w:tc>
@@ -10244,7 +10388,7 @@
                 <w:bCs/>
                 <w:color w:val="FFFFFF"/>
               </w:rPr>
-              <w:t xml:space="preserve">Excluded Candidate</w:t>
+              <w:t>Excluded Candidate</w:t>
             </w:r>
           </w:p>
         </w:tc>
@@ -10278,7 +10422,7 @@
                 <w:bCs/>
                 <w:color w:val="FFFFFF"/>
               </w:rPr>
-              <w:t xml:space="preserve">Reason for Exclusion</w:t>
+              <w:t>Reason for Exclusion</w:t>
             </w:r>
           </w:p>
         </w:tc>
@@ -10312,7 +10456,7 @@
                 <w:b/>
                 <w:bCs/>
               </w:rPr>
-              <w:t xml:space="preserve">CompilationUnit / AST</w:t>
+              <w:t>CompilationUnit / AST</w:t>
             </w:r>
           </w:p>
         </w:tc>
@@ -10342,7 +10486,7 @@
               <w:rPr>
                 <w:rFonts w:eastAsia="標楷體"/>
               </w:rPr>
-              <w:t xml:space="preserve">這是 JavaParser 函式庫的軟體產物（software artifact），屬於實作層面的概念，不應出現在 Domain Model 中。</w:t>
+              <w:t>這是 JavaParser 函式庫的軟體產物（software artifact），屬於實作層面的概念，不應出現在 Domain Model 中。</w:t>
             </w:r>
           </w:p>
         </w:tc>
@@ -10376,7 +10520,7 @@
                 <w:b/>
                 <w:bCs/>
               </w:rPr>
-              <w:t xml:space="preserve">ProfileLoader / ProfileValidator</w:t>
+              <w:t>ProfileLoader / ProfileValidator</w:t>
             </w:r>
           </w:p>
         </w:tc>
@@ -10406,7 +10550,7 @@
               <w:rPr>
                 <w:rFonts w:eastAsia="標楷體"/>
               </w:rPr>
-              <w:t xml:space="preserve">這些是軟體類別（software classes），負責解析與驗證 Profile 的內部行為，非領域中的真實概念。</w:t>
+              <w:t>這些是軟體類別（software classes），負責解析與驗證 Profile 的內部行為，非領域中的真實概念。</w:t>
             </w:r>
           </w:p>
         </w:tc>
@@ -10440,7 +10584,8 @@
                 <w:b/>
                 <w:bCs/>
               </w:rPr>
-              <w:t xml:space="preserve">ConsoleReport / JSONReport</w:t>
+              <w:lastRenderedPageBreak/>
+              <w:t>ConsoleReport / JSONReport</w:t>
             </w:r>
           </w:p>
         </w:tc>
@@ -10470,7 +10615,7 @@
               <w:rPr>
                 <w:rFonts w:eastAsia="標楷體"/>
               </w:rPr>
-              <w:t xml:space="preserve">Console 與 JSON 是 ViolationReport 的輸出格式（SF-04），屬於呈現方式而非領域概念，不需獨立建模。</w:t>
+              <w:t>Console 與 JSON 是 ViolationReport 的輸出格式（SF-04），屬於呈現方式而非領域概念，不需獨立建模。</w:t>
             </w:r>
           </w:p>
         </w:tc>
@@ -10504,7 +10649,7 @@
                 <w:b/>
                 <w:bCs/>
               </w:rPr>
-              <w:t xml:space="preserve">Developer / CISystem</w:t>
+              <w:t>Developer / CISystem</w:t>
             </w:r>
           </w:p>
         </w:tc>
@@ -10534,7 +10679,7 @@
               <w:rPr>
                 <w:rFonts w:eastAsia="標楷體"/>
               </w:rPr>
-              <w:t xml:space="preserve">這些是外部 Actor，不屬於系統內部的領域概念。</w:t>
+              <w:t>這些是外部 Actor，不屬於系統內部的領域概念。</w:t>
             </w:r>
           </w:p>
         </w:tc>
@@ -10568,7 +10713,7 @@
                 <w:b/>
                 <w:bCs/>
               </w:rPr>
-              <w:t xml:space="preserve">ExitCode</w:t>
+              <w:t>ExitCode</w:t>
             </w:r>
           </w:p>
         </w:tc>
@@ -10598,7 +10743,7 @@
               <w:rPr>
                 <w:rFonts w:eastAsia="標楷體"/>
               </w:rPr>
-              <w:t xml:space="preserve">exit code 是數值型態，適合作為 ComplianceCheck 的屬性而非獨立的概念類別。</w:t>
+              <w:t>exit code 是數值型態，適合作為 ComplianceCheck 的屬性而非獨立的概念類別。</w:t>
             </w:r>
           </w:p>
         </w:tc>
@@ -10608,7 +10753,7 @@
       <w:pPr>
         <w:pStyle w:val="2"/>
       </w:pPr>
-      <w:bookmarkStart w:id="11" w:name="_Toc225953614"/>
+      <w:bookmarkStart w:id="11" w:name="_Toc227337216"/>
       <w:r>
         <w:t>2.2 Associations</w:t>
       </w:r>
@@ -10643,9 +10788,9 @@
         <w:tblLook w:val="04A0" w:firstRow="1" w:lastRow="0" w:firstColumn="1" w:lastColumn="0" w:noHBand="0" w:noVBand="1"/>
       </w:tblPr>
       <w:tblGrid>
-        <w:gridCol w:w="3000"/>
-        <w:gridCol w:w="1400"/>
-        <w:gridCol w:w="4626"/>
+        <w:gridCol w:w="2997"/>
+        <w:gridCol w:w="1427"/>
+        <w:gridCol w:w="4602"/>
       </w:tblGrid>
       <w:tr>
         <w:trPr>
@@ -10681,7 +10826,7 @@
                 <w:bCs/>
                 <w:color w:val="FFFFFF"/>
               </w:rPr>
-              <w:t xml:space="preserve">Association</w:t>
+              <w:t>Association</w:t>
             </w:r>
           </w:p>
         </w:tc>
@@ -10715,7 +10860,7 @@
                 <w:bCs/>
                 <w:color w:val="FFFFFF"/>
               </w:rPr>
-              <w:t xml:space="preserve">Cardinality</w:t>
+              <w:t>Cardinality</w:t>
             </w:r>
           </w:p>
         </w:tc>
@@ -10749,7 +10894,7 @@
                 <w:bCs/>
                 <w:color w:val="FFFFFF"/>
               </w:rPr>
-              <w:t xml:space="preserve">Rationale</w:t>
+              <w:t>Rationale</w:t>
             </w:r>
           </w:p>
         </w:tc>
@@ -10783,7 +10928,7 @@
                 <w:b/>
                 <w:bCs/>
               </w:rPr>
-              <w:t xml:space="preserve">ComplianceCheck Uses StyleProfile</w:t>
+              <w:t>ComplianceCheck Uses StyleProfile</w:t>
             </w:r>
           </w:p>
         </w:tc>
@@ -10813,7 +10958,7 @@
               <w:rPr>
                 <w:rFonts w:eastAsia="標楷體"/>
               </w:rPr>
-              <w:t xml:space="preserve">* — 1</w:t>
+              <w:t>* — 1</w:t>
             </w:r>
           </w:p>
         </w:tc>
@@ -10843,7 +10988,7 @@
               <w:rPr>
                 <w:rFonts w:eastAsia="標楷體"/>
               </w:rPr>
-              <w:t xml:space="preserve">每次檢查使用一份 Profile；同一份 Profile 可被多次檢查使用。</w:t>
+              <w:t>每次檢查使用一份 Profile；同一份 Profile 可被多次檢查使用。</w:t>
             </w:r>
           </w:p>
         </w:tc>
@@ -10877,7 +11022,7 @@
                 <w:b/>
                 <w:bCs/>
               </w:rPr>
-              <w:t xml:space="preserve">ComplianceCheck Scans Project</w:t>
+              <w:t>ComplianceCheck Scans Project</w:t>
             </w:r>
           </w:p>
         </w:tc>
@@ -10907,7 +11052,7 @@
               <w:rPr>
                 <w:rFonts w:eastAsia="標楷體"/>
               </w:rPr>
-              <w:t xml:space="preserve">* — 1</w:t>
+              <w:t>* — 1</w:t>
             </w:r>
           </w:p>
         </w:tc>
@@ -10937,7 +11082,7 @@
               <w:rPr>
                 <w:rFonts w:eastAsia="標楷體"/>
               </w:rPr>
-              <w:t xml:space="preserve">每次檢查掃描一個專案；同一專案可被多次檢查。</w:t>
+              <w:t>每次檢查掃描一個專案；同一專案可被多次檢查。</w:t>
             </w:r>
           </w:p>
         </w:tc>
@@ -10971,7 +11116,7 @@
                 <w:b/>
                 <w:bCs/>
               </w:rPr>
-              <w:t xml:space="preserve">ComplianceCheck Produces ViolationReport</w:t>
+              <w:t>ComplianceCheck Produces ViolationReport</w:t>
             </w:r>
           </w:p>
         </w:tc>
@@ -11001,7 +11146,7 @@
               <w:rPr>
                 <w:rFonts w:eastAsia="標楷體"/>
               </w:rPr>
-              <w:t xml:space="preserve">1 — 1</w:t>
+              <w:t>1 — 1</w:t>
             </w:r>
           </w:p>
         </w:tc>
@@ -11031,7 +11176,7 @@
               <w:rPr>
                 <w:rFonts w:eastAsia="標楷體"/>
               </w:rPr>
-              <w:t xml:space="preserve">每次檢查產出一份報告，一對一關係。</w:t>
+              <w:t>每次檢查產出一份報告，一對一關係。</w:t>
             </w:r>
           </w:p>
         </w:tc>
@@ -11065,7 +11210,7 @@
                 <w:b/>
                 <w:bCs/>
               </w:rPr>
-              <w:t xml:space="preserve">ComplianceCheck Reads Suppression</w:t>
+              <w:t>ComplianceCheck Reads Suppression</w:t>
             </w:r>
           </w:p>
         </w:tc>
@@ -11095,7 +11240,7 @@
               <w:rPr>
                 <w:rFonts w:eastAsia="標楷體"/>
               </w:rPr>
-              <w:t xml:space="preserve">1 — 0..*</w:t>
+              <w:t>1 — 0..*</w:t>
             </w:r>
           </w:p>
         </w:tc>
@@ -11125,7 +11270,7 @@
               <w:rPr>
                 <w:rFonts w:eastAsia="標楷體"/>
               </w:rPr>
-              <w:t xml:space="preserve">檢查時讀取已存在的 Suppression 記錄來過濾結果。</w:t>
+              <w:t>檢查時讀取已存在的 Suppression 記錄來過濾結果。</w:t>
             </w:r>
           </w:p>
         </w:tc>
@@ -11159,7 +11304,7 @@
                 <w:b/>
                 <w:bCs/>
               </w:rPr>
-              <w:t xml:space="preserve">StyleProfile Contains ArchitectureConstraint</w:t>
+              <w:t>StyleProfile Contains ArchitectureConstraint</w:t>
             </w:r>
           </w:p>
         </w:tc>
@@ -11189,7 +11334,7 @@
               <w:rPr>
                 <w:rFonts w:eastAsia="標楷體"/>
               </w:rPr>
-              <w:t xml:space="preserve">1 — 1..*</w:t>
+              <w:t>1 — 1..*</w:t>
             </w:r>
           </w:p>
         </w:tc>
@@ -11219,7 +11364,7 @@
               <w:rPr>
                 <w:rFonts w:eastAsia="標楷體"/>
               </w:rPr>
-              <w:t xml:space="preserve">一份 Profile 至少包含一條規則，為組合關係。</w:t>
+              <w:t>一份 Profile 至少包含一條規則，為組合關係。</w:t>
             </w:r>
           </w:p>
         </w:tc>
@@ -11253,7 +11398,7 @@
                 <w:b/>
                 <w:bCs/>
               </w:rPr>
-              <w:t xml:space="preserve">Project Contains File</w:t>
+              <w:t>Project Contains File</w:t>
             </w:r>
           </w:p>
         </w:tc>
@@ -11283,7 +11428,7 @@
               <w:rPr>
                 <w:rFonts w:eastAsia="標楷體"/>
               </w:rPr>
-              <w:t xml:space="preserve">1 — 1..*</w:t>
+              <w:t>1 — 1..*</w:t>
             </w:r>
           </w:p>
         </w:tc>
@@ -11313,7 +11458,7 @@
               <w:rPr>
                 <w:rFonts w:eastAsia="標楷體"/>
               </w:rPr>
-              <w:t xml:space="preserve">專案包含一至多個 Java 檔案，為組合關係。</w:t>
+              <w:t>專案包含一至多個 Java 檔案，為組合關係。</w:t>
             </w:r>
           </w:p>
         </w:tc>
@@ -11347,7 +11492,7 @@
                 <w:b/>
                 <w:bCs/>
               </w:rPr>
-              <w:t xml:space="preserve">ViolationReport Records Violation</w:t>
+              <w:t>ViolationReport Records Violation</w:t>
             </w:r>
           </w:p>
         </w:tc>
@@ -11377,7 +11522,7 @@
               <w:rPr>
                 <w:rFonts w:eastAsia="標楷體"/>
               </w:rPr>
-              <w:t xml:space="preserve">1 — 0..*</w:t>
+              <w:t>1 — 0..*</w:t>
             </w:r>
           </w:p>
         </w:tc>
@@ -11407,7 +11552,7 @@
               <w:rPr>
                 <w:rFonts w:eastAsia="標楷體"/>
               </w:rPr>
-              <w:t xml:space="preserve">報告記錄零至多筆違規，為報告的明細項目。</w:t>
+              <w:t>報告記錄零至多筆違規，為報告的明細項目。</w:t>
             </w:r>
           </w:p>
         </w:tc>
@@ -11441,7 +11586,7 @@
                 <w:b/>
                 <w:bCs/>
               </w:rPr>
-              <w:t xml:space="preserve">Violation Violates ArchitectureConstraint</w:t>
+              <w:t>Violation Violates ArchitectureConstraint</w:t>
             </w:r>
           </w:p>
         </w:tc>
@@ -11471,7 +11616,7 @@
               <w:rPr>
                 <w:rFonts w:eastAsia="標楷體"/>
               </w:rPr>
-              <w:t xml:space="preserve">* — 1</w:t>
+              <w:t>* — 1</w:t>
             </w:r>
           </w:p>
         </w:tc>
@@ -11501,7 +11646,7 @@
               <w:rPr>
                 <w:rFonts w:eastAsia="標楷體"/>
               </w:rPr>
-              <w:t xml:space="preserve">每筆違規對應一條被違反的規則。</w:t>
+              <w:t>每筆違規對應一條被違反的規則。</w:t>
             </w:r>
           </w:p>
         </w:tc>
@@ -11535,7 +11680,7 @@
                 <w:b/>
                 <w:bCs/>
               </w:rPr>
-              <w:t xml:space="preserve">Violation Found-in File</w:t>
+              <w:t>Violation Found-in File</w:t>
             </w:r>
           </w:p>
         </w:tc>
@@ -11565,7 +11710,7 @@
               <w:rPr>
                 <w:rFonts w:eastAsia="標楷體"/>
               </w:rPr>
-              <w:t xml:space="preserve">* — 1</w:t>
+              <w:t>* — 1</w:t>
             </w:r>
           </w:p>
         </w:tc>
@@ -11595,7 +11740,7 @@
               <w:rPr>
                 <w:rFonts w:eastAsia="標楷體"/>
               </w:rPr>
-              <w:t xml:space="preserve">每筆違規發生在特定的 Java 檔案中。</w:t>
+              <w:t>每筆違規發生在特定的 Java 檔案中。</w:t>
             </w:r>
           </w:p>
         </w:tc>
@@ -11629,7 +11774,8 @@
                 <w:b/>
                 <w:bCs/>
               </w:rPr>
-              <w:t xml:space="preserve">Suppression Targets ArchitectureConstraint</w:t>
+              <w:lastRenderedPageBreak/>
+              <w:t>Suppression Targets ArchitectureConstraint</w:t>
             </w:r>
           </w:p>
         </w:tc>
@@ -11659,7 +11805,7 @@
               <w:rPr>
                 <w:rFonts w:eastAsia="標楷體"/>
               </w:rPr>
-              <w:t xml:space="preserve">* — 1</w:t>
+              <w:t>* — 1</w:t>
             </w:r>
           </w:p>
         </w:tc>
@@ -11689,7 +11835,7 @@
               <w:rPr>
                 <w:rFonts w:eastAsia="標楷體"/>
               </w:rPr>
-              <w:t xml:space="preserve">每筆抑制記錄對應一條特定規則。</w:t>
+              <w:t>每筆抑制記錄對應一條特定規則。</w:t>
             </w:r>
           </w:p>
         </w:tc>
@@ -11714,7 +11860,7 @@
       <w:pPr>
         <w:pStyle w:val="2"/>
       </w:pPr>
-      <w:bookmarkStart w:id="12" w:name="_Toc225953615"/>
+      <w:bookmarkStart w:id="12" w:name="_Toc227337217"/>
       <w:r>
         <w:t>2.3 Attributes</w:t>
       </w:r>
@@ -11749,8 +11895,8 @@
         <w:tblLook w:val="04A0" w:firstRow="1" w:lastRow="0" w:firstColumn="1" w:lastColumn="0" w:noHBand="0" w:noVBand="1"/>
       </w:tblPr>
       <w:tblGrid>
-        <w:gridCol w:w="2600"/>
-        <w:gridCol w:w="6426"/>
+        <w:gridCol w:w="2653"/>
+        <w:gridCol w:w="6373"/>
       </w:tblGrid>
       <w:tr>
         <w:trPr>
@@ -11786,7 +11932,7 @@
                 <w:bCs/>
                 <w:color w:val="FFFFFF"/>
               </w:rPr>
-              <w:t xml:space="preserve">Class</w:t>
+              <w:t>Class</w:t>
             </w:r>
           </w:p>
         </w:tc>
@@ -11820,7 +11966,7 @@
                 <w:bCs/>
                 <w:color w:val="FFFFFF"/>
               </w:rPr>
-              <w:t xml:space="preserve">Attributes</w:t>
+              <w:t>Attributes</w:t>
             </w:r>
           </w:p>
         </w:tc>
@@ -11854,7 +12000,7 @@
                 <w:b/>
                 <w:bCs/>
               </w:rPr>
-              <w:t xml:space="preserve">ComplianceCheck</w:t>
+              <w:t>ComplianceCheck</w:t>
             </w:r>
           </w:p>
         </w:tc>
@@ -11884,7 +12030,7 @@
               <w:rPr>
                 <w:rFonts w:eastAsia="標楷體"/>
               </w:rPr>
-              <w:t xml:space="preserve">dateTime（檢查執行時間）、exitCode（結果碼：0=pass, 1=violations, 2=error）</w:t>
+              <w:t>dateTime（檢查執行時間）、exitCode（結果碼：0=pass, 1=violations, 2=error）</w:t>
             </w:r>
           </w:p>
         </w:tc>
@@ -11918,7 +12064,7 @@
                 <w:b/>
                 <w:bCs/>
               </w:rPr>
-              <w:t xml:space="preserve">StyleProfile</w:t>
+              <w:t>StyleProfile</w:t>
             </w:r>
           </w:p>
         </w:tc>
@@ -11948,7 +12094,7 @@
               <w:rPr>
                 <w:rFonts w:eastAsia="標楷體"/>
               </w:rPr>
-              <w:t xml:space="preserve">name（Profile 名稱，用於識別）</w:t>
+              <w:t>name（Profile 名稱，用於識別）</w:t>
             </w:r>
           </w:p>
         </w:tc>
@@ -11982,7 +12128,7 @@
                 <w:b/>
                 <w:bCs/>
               </w:rPr>
-              <w:t xml:space="preserve">ArchitectureConstraint</w:t>
+              <w:t>ArchitectureConstraint</w:t>
             </w:r>
           </w:p>
         </w:tc>
@@ -12012,7 +12158,7 @@
               <w:rPr>
                 <w:rFonts w:eastAsia="標楷體"/>
               </w:rPr>
-              <w:t xml:space="preserve">id（規則識別碼）、description（規則說明文字）</w:t>
+              <w:t>id（規則識別碼）、description（規則說明文字）</w:t>
             </w:r>
           </w:p>
         </w:tc>
@@ -12046,7 +12192,7 @@
                 <w:b/>
                 <w:bCs/>
               </w:rPr>
-              <w:t xml:space="preserve">NamingRule</w:t>
+              <w:t>NamingRule</w:t>
             </w:r>
           </w:p>
         </w:tc>
@@ -12076,7 +12222,7 @@
               <w:rPr>
                 <w:rFonts w:eastAsia="標楷體"/>
               </w:rPr>
-              <w:t xml:space="preserve">classNamePattern（類別命名的正規表達式 pattern）</w:t>
+              <w:t>classNamePattern（類別命名的正規表達式 pattern）</w:t>
             </w:r>
           </w:p>
         </w:tc>
@@ -12110,7 +12256,7 @@
                 <w:b/>
                 <w:bCs/>
               </w:rPr>
-              <w:t xml:space="preserve">DependencyRule</w:t>
+              <w:t>DependencyRule</w:t>
             </w:r>
           </w:p>
         </w:tc>
@@ -12140,7 +12286,7 @@
               <w:rPr>
                 <w:rFonts w:eastAsia="標楷體"/>
               </w:rPr>
-              <w:t xml:space="preserve">sourcePackage（來源套件 pattern）、targetPackage（目標套件 pattern）、isAllowed（是否允許此依賴方向）</w:t>
+              <w:t>sourcePackage（來源套件 pattern）、targetPackage（目標套件 pattern）、isAllowed（是否允許此依賴方向）</w:t>
             </w:r>
           </w:p>
         </w:tc>
@@ -12174,7 +12320,7 @@
                 <w:b/>
                 <w:bCs/>
               </w:rPr>
-              <w:t xml:space="preserve">SupertypeRule</w:t>
+              <w:t>SupertypeRule</w:t>
             </w:r>
           </w:p>
         </w:tc>
@@ -12204,7 +12350,7 @@
               <w:rPr>
                 <w:rFonts w:eastAsia="標楷體"/>
               </w:rPr>
-              <w:t xml:space="preserve">targetPackage（適用的套件 pattern）、requiredSupertype（要求繼承或實作的型別名稱）</w:t>
+              <w:t>targetPackage（適用的套件 pattern）、requiredSupertype（要求繼承或實作的型別名稱）</w:t>
             </w:r>
           </w:p>
         </w:tc>
@@ -12238,7 +12384,7 @@
                 <w:b/>
                 <w:bCs/>
               </w:rPr>
-              <w:t xml:space="preserve">PackageRule</w:t>
+              <w:t>PackageRule</w:t>
             </w:r>
           </w:p>
         </w:tc>
@@ -12268,7 +12414,7 @@
               <w:rPr>
                 <w:rFonts w:eastAsia="標楷體"/>
               </w:rPr>
-              <w:t xml:space="preserve">packagePattern（套件結構的萬用字元 pattern）</w:t>
+              <w:t>packagePattern（套件結構的萬用字元 pattern）</w:t>
             </w:r>
           </w:p>
         </w:tc>
@@ -12302,7 +12448,7 @@
                 <w:b/>
                 <w:bCs/>
               </w:rPr>
-              <w:t xml:space="preserve">Project</w:t>
+              <w:t>Project</w:t>
             </w:r>
           </w:p>
         </w:tc>
@@ -12332,7 +12478,7 @@
               <w:rPr>
                 <w:rFonts w:eastAsia="標楷體"/>
               </w:rPr>
-              <w:t xml:space="preserve">rootPath（專案根目錄路徑）</w:t>
+              <w:t>rootPath（專案根目錄路徑）</w:t>
             </w:r>
           </w:p>
         </w:tc>
@@ -12366,7 +12512,7 @@
                 <w:b/>
                 <w:bCs/>
               </w:rPr>
-              <w:t xml:space="preserve">File</w:t>
+              <w:t>File</w:t>
             </w:r>
           </w:p>
         </w:tc>
@@ -12396,7 +12542,7 @@
               <w:rPr>
                 <w:rFonts w:eastAsia="標楷體"/>
               </w:rPr>
-              <w:t xml:space="preserve">filePath（檔案路徑）</w:t>
+              <w:t>filePath（檔案路徑）</w:t>
             </w:r>
           </w:p>
         </w:tc>
@@ -12430,7 +12576,7 @@
                 <w:b/>
                 <w:bCs/>
               </w:rPr>
-              <w:t xml:space="preserve">ViolationReport</w:t>
+              <w:t>ViolationReport</w:t>
             </w:r>
           </w:p>
         </w:tc>
@@ -12460,7 +12606,7 @@
               <w:rPr>
                 <w:rFonts w:eastAsia="標楷體"/>
               </w:rPr>
-              <w:t xml:space="preserve">checkedFileCount（已檢查檔案數）、violationCount（違規總數）、suppressedCount（已抑制數量）</w:t>
+              <w:t>checkedFileCount（已檢查檔案數）、violationCount（違規總數）、suppressedCount（已抑制數量）</w:t>
             </w:r>
           </w:p>
         </w:tc>
@@ -12494,7 +12640,7 @@
                 <w:b/>
                 <w:bCs/>
               </w:rPr>
-              <w:t xml:space="preserve">Violation</w:t>
+              <w:t>Violation</w:t>
             </w:r>
           </w:p>
         </w:tc>
@@ -12524,7 +12670,7 @@
               <w:rPr>
                 <w:rFonts w:eastAsia="標楷體"/>
               </w:rPr>
-              <w:t xml:space="preserve">lineNumber（發生行號）、message（違規說明）</w:t>
+              <w:t>lineNumber（發生行號）、message（違規說明）</w:t>
             </w:r>
           </w:p>
         </w:tc>
@@ -12558,7 +12704,7 @@
                 <w:b/>
                 <w:bCs/>
               </w:rPr>
-              <w:t xml:space="preserve">Suppression</w:t>
+              <w:t>Suppression</w:t>
             </w:r>
           </w:p>
         </w:tc>
@@ -12588,7 +12734,7 @@
               <w:rPr>
                 <w:rFonts w:eastAsia="標楷體"/>
               </w:rPr>
-              <w:t xml:space="preserve">reason（抑制原因）、timestamp（抑制時間戳記）</w:t>
+              <w:t>reason（抑制原因）、timestamp（抑制時間戳記）</w:t>
             </w:r>
           </w:p>
         </w:tc>
@@ -12598,9 +12744,11 @@
       <w:pPr>
         <w:pStyle w:val="1"/>
       </w:pPr>
+      <w:bookmarkStart w:id="13" w:name="_Toc227337218"/>
       <w:r>
-        <w:t xml:space="preserve">3. Design</w:t>
+        <w:t>3. Design</w:t>
       </w:r>
+      <w:bookmarkEnd w:id="13"/>
     </w:p>
     <w:p>
       <w:pPr>
@@ -12614,16 +12762,19 @@
         <w:rPr>
           <w:rFonts w:eastAsia="標楷體"/>
         </w:rPr>
-        <w:t xml:space="preserve">本章節依序說明 arch-checker 系統的邏輯架構（3.1）、重要使用案例的物件責任分派（3.2）與設計類別模型（3.3）。設計決策以 Domain Model 為基礎。</w:t>
+        <w:lastRenderedPageBreak/>
+        <w:t>本章節依序說明 arch-checker 系統的邏輯架構（3.1）、重要使用案例的物件責任分派（3.2）與設計類別模型（3.3）。設計決策以 Domain Model 為基礎。</w:t>
       </w:r>
     </w:p>
     <w:p>
       <w:pPr>
         <w:pStyle w:val="2"/>
       </w:pPr>
+      <w:bookmarkStart w:id="14" w:name="_Toc227337219"/>
       <w:r>
-        <w:t xml:space="preserve">3.1 Logical Architecture</w:t>
+        <w:t>3.1 Logical Architecture</w:t>
       </w:r>
+      <w:bookmarkEnd w:id="14"/>
     </w:p>
     <w:p>
       <w:pPr>
@@ -12637,7 +12788,7 @@
         <w:rPr>
           <w:rFonts w:eastAsia="標楷體"/>
         </w:rPr>
-        <w:t xml:space="preserve">arch-checker 為單一使用者的 CLI 工具（無 GUI、無資料庫後端），因此採用「放鬆分層」（relaxed layered architecture）組織軟體類別。本節以 UML package diagram 方式呈現系統的大尺度組織，並說明各 package 之職責與相依方向。</w:t>
+        <w:t>arch-checker 為單一使用者的 CLI 工具（無 GUI、無資料庫後端），因此採用「放鬆分層」（relaxed layered architecture）組織軟體類別。本節以 UML package diagram 方式呈現系統的大尺度組織，並說明各 package 之職責與相依方向。</w:t>
       </w:r>
     </w:p>
     <w:p>
@@ -12655,7 +12806,7 @@
           <w:b/>
           <w:bCs/>
         </w:rPr>
-        <w:t xml:space="preserve">3.1.1 Package 階層（由上而下）</w:t>
+        <w:t>3.1.1 Package 階層（由上而下）</w:t>
       </w:r>
     </w:p>
     <w:tbl>
@@ -12672,9 +12823,9 @@
         <w:tblLook w:val="04A0" w:firstRow="1" w:lastRow="0" w:firstColumn="1" w:lastColumn="0" w:noHBand="0" w:noVBand="1"/>
       </w:tblPr>
       <w:tblGrid>
-        <w:gridCol w:w="1400"/>
-        <w:gridCol w:w="2400"/>
-        <w:gridCol w:w="5226"/>
+        <w:gridCol w:w="1534"/>
+        <w:gridCol w:w="4780"/>
+        <w:gridCol w:w="2712"/>
       </w:tblGrid>
       <w:tr>
         <w:trPr>
@@ -12710,7 +12861,7 @@
                 <w:bCs/>
                 <w:color w:val="FFFFFF"/>
               </w:rPr>
-              <w:t xml:space="preserve">Layer</w:t>
+              <w:t>Layer</w:t>
             </w:r>
           </w:p>
         </w:tc>
@@ -12744,7 +12895,7 @@
                 <w:bCs/>
                 <w:color w:val="FFFFFF"/>
               </w:rPr>
-              <w:t xml:space="preserve">Package</w:t>
+              <w:t>Package</w:t>
             </w:r>
           </w:p>
         </w:tc>
@@ -12778,7 +12929,7 @@
                 <w:bCs/>
                 <w:color w:val="FFFFFF"/>
               </w:rPr>
-              <w:t xml:space="preserve">Responsibility</w:t>
+              <w:t>Responsibility</w:t>
             </w:r>
           </w:p>
         </w:tc>
@@ -12812,7 +12963,7 @@
                 <w:b/>
                 <w:bCs/>
               </w:rPr>
-              <w:t xml:space="preserve">Presentation</w:t>
+              <w:t>Presentation</w:t>
             </w:r>
           </w:p>
         </w:tc>
@@ -12844,7 +12995,7 @@
                 <w:b/>
                 <w:bCs/>
               </w:rPr>
-              <w:t xml:space="preserve">com.archchecker.cli</w:t>
+              <w:t>com.archchecker.cli</w:t>
             </w:r>
           </w:p>
         </w:tc>
@@ -12874,7 +13025,7 @@
               <w:rPr>
                 <w:rFonts w:eastAsia="標楷體"/>
               </w:rPr>
-              <w:t xml:space="preserve">CLI entry point、指令解析（picocli）、互動式 I/O 與錯誤訊息輸出</w:t>
+              <w:t>CLI entry point、指令解析（picocli）、互動式 I/O 與錯誤訊息輸出</w:t>
             </w:r>
           </w:p>
         </w:tc>
@@ -12908,7 +13059,7 @@
                 <w:b/>
                 <w:bCs/>
               </w:rPr>
-              <w:t xml:space="preserve">Application</w:t>
+              <w:t>Application</w:t>
             </w:r>
           </w:p>
         </w:tc>
@@ -12940,7 +13091,7 @@
                 <w:b/>
                 <w:bCs/>
               </w:rPr>
-              <w:t xml:space="preserve">com.archchecker.application</w:t>
+              <w:t>com.archchecker.application</w:t>
             </w:r>
           </w:p>
         </w:tc>
@@ -12970,7 +13121,7 @@
               <w:rPr>
                 <w:rFonts w:eastAsia="標楷體"/>
               </w:rPr>
-              <w:t xml:space="preserve">Use Case Controller：接收系統事件並協調 Domain 與 Infrastructure 完成工作流程</w:t>
+              <w:t>Use Case Controller：接收系統事件並協調 Domain 完成工作流程；並定義 port 介面（CodeParser、ProfileRepository、SuppressionRepository、Reporter）以隔離 Infrastructure 技術細節</w:t>
             </w:r>
           </w:p>
         </w:tc>
@@ -13004,7 +13155,7 @@
                 <w:b/>
                 <w:bCs/>
               </w:rPr>
-              <w:t xml:space="preserve">Domain</w:t>
+              <w:t>Domain</w:t>
             </w:r>
           </w:p>
         </w:tc>
@@ -13036,7 +13187,7 @@
                 <w:b/>
                 <w:bCs/>
               </w:rPr>
-              <w:t xml:space="preserve">com.archchecker.domain.model</w:t>
+              <w:t>com.archchecker.domain.model</w:t>
             </w:r>
           </w:p>
         </w:tc>
@@ -13066,7 +13217,7 @@
               <w:rPr>
                 <w:rFonts w:eastAsia="標楷體"/>
               </w:rPr>
-              <w:t xml:space="preserve">ComplianceCheck、StyleProfile、ArchitectureConstraint (abstract) 與四個具體規則、Project、File、Violation、ViolationReport、Suppression 等核心概念</w:t>
+              <w:t>ComplianceCheck、StyleProfile、ArchitectureConstraint (abstract) 與四個具體規則、Project、File、Violation、ViolationReport、Suppression 等核心概念</w:t>
             </w:r>
           </w:p>
         </w:tc>
@@ -13100,7 +13251,7 @@
                 <w:b/>
                 <w:bCs/>
               </w:rPr>
-              <w:t xml:space="preserve">Domain</w:t>
+              <w:t>Domain</w:t>
             </w:r>
           </w:p>
         </w:tc>
@@ -13132,7 +13283,7 @@
                 <w:b/>
                 <w:bCs/>
               </w:rPr>
-              <w:t xml:space="preserve">com.archchecker.domain.rule</w:t>
+              <w:t>com.archchecker.domain.rule</w:t>
             </w:r>
           </w:p>
         </w:tc>
@@ -13162,7 +13313,7 @@
               <w:rPr>
                 <w:rFonts w:eastAsia="標楷體"/>
               </w:rPr>
-              <w:t xml:space="preserve">套用各類 ArchitectureConstraint 的檢查邏輯（RuleChecker 策略介面與四個具體實作）</w:t>
+              <w:t>套用各類 ArchitectureConstraint 的檢查邏輯（RuleChecker 策略介面與四個具體實作）</w:t>
             </w:r>
           </w:p>
         </w:tc>
@@ -13196,7 +13347,7 @@
                 <w:b/>
                 <w:bCs/>
               </w:rPr>
-              <w:t xml:space="preserve">Technical Services</w:t>
+              <w:t>Technical Services</w:t>
             </w:r>
           </w:p>
         </w:tc>
@@ -13228,7 +13379,7 @@
                 <w:b/>
                 <w:bCs/>
               </w:rPr>
-              <w:t xml:space="preserve">com.archchecker.infrastructure.profile</w:t>
+              <w:t>com.archchecker.infrastructure.profile</w:t>
             </w:r>
           </w:p>
         </w:tc>
@@ -13258,7 +13409,7 @@
               <w:rPr>
                 <w:rFonts w:eastAsia="標楷體"/>
               </w:rPr>
-              <w:t xml:space="preserve">YAML Profile 解析、Schema 驗證（以 SnakeYAML 為基礎）</w:t>
+              <w:t>YAML Profile 解析、Schema 驗證（以 SnakeYAML 為基礎）</w:t>
             </w:r>
           </w:p>
         </w:tc>
@@ -13292,7 +13443,8 @@
                 <w:b/>
                 <w:bCs/>
               </w:rPr>
-              <w:t xml:space="preserve">Technical Services</w:t>
+              <w:lastRenderedPageBreak/>
+              <w:t>Technical Services</w:t>
             </w:r>
           </w:p>
         </w:tc>
@@ -13324,7 +13476,7 @@
                 <w:b/>
                 <w:bCs/>
               </w:rPr>
-              <w:t xml:space="preserve">com.archchecker.infrastructure.parser</w:t>
+              <w:t>com.archchecker.infrastructure.parser</w:t>
             </w:r>
           </w:p>
         </w:tc>
@@ -13354,7 +13506,7 @@
               <w:rPr>
                 <w:rFonts w:eastAsia="標楷體"/>
               </w:rPr>
-              <w:t xml:space="preserve">Java 原始碼解析，將 .java 轉為 AST（以 JavaParser 為基礎）</w:t>
+              <w:t>Java 原始碼解析，將 .java 轉為 AST（以 JavaParser 為基礎）</w:t>
             </w:r>
           </w:p>
         </w:tc>
@@ -13388,7 +13540,7 @@
                 <w:b/>
                 <w:bCs/>
               </w:rPr>
-              <w:t xml:space="preserve">Technical Services</w:t>
+              <w:t>Technical Services</w:t>
             </w:r>
           </w:p>
         </w:tc>
@@ -13420,7 +13572,7 @@
                 <w:b/>
                 <w:bCs/>
               </w:rPr>
-              <w:t xml:space="preserve">com.archchecker.infrastructure.report</w:t>
+              <w:t>com.archchecker.infrastructure.report</w:t>
             </w:r>
           </w:p>
         </w:tc>
@@ -13450,7 +13602,7 @@
               <w:rPr>
                 <w:rFonts w:eastAsia="標楷體"/>
               </w:rPr>
-              <w:t xml:space="preserve">ViolationReport 之 Console / JSON 輸出格式器</w:t>
+              <w:t>ViolationReport 之 Console / JSON 輸出格式器</w:t>
             </w:r>
           </w:p>
         </w:tc>
@@ -13484,7 +13636,7 @@
                 <w:b/>
                 <w:bCs/>
               </w:rPr>
-              <w:t xml:space="preserve">Technical Services</w:t>
+              <w:t>Technical Services</w:t>
             </w:r>
           </w:p>
         </w:tc>
@@ -13516,7 +13668,7 @@
                 <w:b/>
                 <w:bCs/>
               </w:rPr>
-              <w:t xml:space="preserve">com.archchecker.infrastructure.suppression</w:t>
+              <w:t>com.archchecker.infrastructure.suppression</w:t>
             </w:r>
           </w:p>
         </w:tc>
@@ -13546,7 +13698,7 @@
               <w:rPr>
                 <w:rFonts w:eastAsia="標楷體"/>
               </w:rPr>
-              <w:t xml:space="preserve">.arch-checker-suppress.yaml 之讀取、寫入與 Suppression 物件的序列化</w:t>
+              <w:t>.arch-checker-suppress.yaml 之讀取、寫入與 Suppression 物件的序列化</w:t>
             </w:r>
           </w:p>
         </w:tc>
@@ -13580,7 +13732,7 @@
                 <w:b/>
                 <w:bCs/>
               </w:rPr>
-              <w:t xml:space="preserve">Foundation</w:t>
+              <w:t>Foundation</w:t>
             </w:r>
           </w:p>
         </w:tc>
@@ -13612,7 +13764,7 @@
                 <w:b/>
                 <w:bCs/>
               </w:rPr>
-              <w:t xml:space="preserve">java.util / java.nio.file / java.time</w:t>
+              <w:t>java.util / java.nio.file / java.time</w:t>
             </w:r>
           </w:p>
         </w:tc>
@@ -13642,7 +13794,7 @@
               <w:rPr>
                 <w:rFonts w:eastAsia="標楷體"/>
               </w:rPr>
-              <w:t xml:space="preserve">集合、檔案 I/O、時間等 JDK 基礎服務</w:t>
+              <w:t>集合、檔案 I/O、時間等 JDK 基礎服務</w:t>
             </w:r>
           </w:p>
         </w:tc>
@@ -13670,7 +13822,7 @@
           <w:b/>
           <w:bCs/>
         </w:rPr>
-        <w:t xml:space="preserve">3.1.2 Package 相依關係（dependency）</w:t>
+        <w:t>3.1.2 Package 相依關係（dependency）</w:t>
       </w:r>
     </w:p>
     <w:p>
@@ -13685,7 +13837,7 @@
         <w:rPr>
           <w:rFonts w:eastAsia="標楷體"/>
         </w:rPr>
-        <w:t xml:space="preserve">較高層 package 以虛線箭頭指向較低層 package，方向代表 source-code dependency。本系統採用放鬆分層，高層可跨層直接使用較低層服務；較低層不得反向相依。</w:t>
+        <w:t>主要相依方向為 Presentation → Application → Domain（虛線箭頭指向 target package）。Infrastructure 層不位於此單向鏈上，而是透過實作 Application 層所定義的 port 介面反向相依於 Application，達成 Dependency Inversion；Domain 為核心抽象層，任何其他層皆可依賴它，但它不得相依於任何其他層。</w:t>
       </w:r>
     </w:p>
     <w:tbl>
@@ -13740,7 +13892,7 @@
                 <w:bCs/>
                 <w:color w:val="FFFFFF"/>
               </w:rPr>
-              <w:t xml:space="preserve">Source Package</w:t>
+              <w:t>Source Package</w:t>
             </w:r>
           </w:p>
         </w:tc>
@@ -13774,7 +13926,7 @@
                 <w:bCs/>
                 <w:color w:val="FFFFFF"/>
               </w:rPr>
-              <w:t xml:space="preserve">Depends On</w:t>
+              <w:t>Depends On</w:t>
             </w:r>
           </w:p>
         </w:tc>
@@ -13808,7 +13960,7 @@
                 <w:bCs/>
                 <w:color w:val="FFFFFF"/>
               </w:rPr>
-              <w:t xml:space="preserve">Nature of Coupling</w:t>
+              <w:t>Nature of Coupling</w:t>
             </w:r>
           </w:p>
         </w:tc>
@@ -13842,7 +13994,7 @@
                 <w:b/>
                 <w:bCs/>
               </w:rPr>
-              <w:t xml:space="preserve">cli</w:t>
+              <w:t>cli</w:t>
             </w:r>
           </w:p>
         </w:tc>
@@ -13874,7 +14026,7 @@
                 <w:b/>
                 <w:bCs/>
               </w:rPr>
-              <w:t xml:space="preserve">application</w:t>
+              <w:t>application</w:t>
             </w:r>
           </w:p>
         </w:tc>
@@ -13904,7 +14056,7 @@
               <w:rPr>
                 <w:rFonts w:eastAsia="標楷體"/>
               </w:rPr>
-              <w:t xml:space="preserve">CLI 接收指令後，呼叫對應的 use case controller</w:t>
+              <w:t>CLI 接收指令後，呼叫對應的 use case controller</w:t>
             </w:r>
           </w:p>
         </w:tc>
@@ -13938,7 +14090,7 @@
                 <w:b/>
                 <w:bCs/>
               </w:rPr>
-              <w:t xml:space="preserve">cli</w:t>
+              <w:t>cli</w:t>
             </w:r>
           </w:p>
         </w:tc>
@@ -13970,7 +14122,7 @@
                 <w:b/>
                 <w:bCs/>
               </w:rPr>
-              <w:t xml:space="preserve">domain.model</w:t>
+              <w:t>domain.model</w:t>
             </w:r>
           </w:p>
         </w:tc>
@@ -14000,7 +14152,7 @@
               <w:rPr>
                 <w:rFonts w:eastAsia="標楷體"/>
               </w:rPr>
-              <w:t xml:space="preserve">將 domain 物件（如 ViolationReport）交給 infrastructure.report 輸出</w:t>
+              <w:t>將 domain 物件（如 ViolationReport）交給 infrastructure.report 輸出</w:t>
             </w:r>
           </w:p>
         </w:tc>
@@ -14034,7 +14186,7 @@
                 <w:b/>
                 <w:bCs/>
               </w:rPr>
-              <w:t xml:space="preserve">application</w:t>
+              <w:t>application</w:t>
             </w:r>
           </w:p>
         </w:tc>
@@ -14066,7 +14218,7 @@
                 <w:b/>
                 <w:bCs/>
               </w:rPr>
-              <w:t xml:space="preserve">domain.model</w:t>
+              <w:t>domain.model</w:t>
             </w:r>
           </w:p>
         </w:tc>
@@ -14096,7 +14248,7 @@
               <w:rPr>
                 <w:rFonts w:eastAsia="標楷體"/>
               </w:rPr>
-              <w:t xml:space="preserve">建立 ComplianceCheck、讀取 StyleProfile、收集 Violation</w:t>
+              <w:t>建立 ComplianceCheck、讀取 StyleProfile、收集 Violation</w:t>
             </w:r>
           </w:p>
         </w:tc>
@@ -14130,7 +14282,7 @@
                 <w:b/>
                 <w:bCs/>
               </w:rPr>
-              <w:t xml:space="preserve">application</w:t>
+              <w:t>application</w:t>
             </w:r>
           </w:p>
         </w:tc>
@@ -14162,7 +14314,7 @@
                 <w:b/>
                 <w:bCs/>
               </w:rPr>
-              <w:t xml:space="preserve">domain.rule</w:t>
+              <w:t>domain.rule</w:t>
             </w:r>
           </w:p>
         </w:tc>
@@ -14192,7 +14344,9 @@
               <w:rPr>
                 <w:rFonts w:eastAsia="標楷體"/>
               </w:rPr>
-              <w:t xml:space="preserve">以 RuleChecker 策略介面驗證每條 ArchitectureConstraint</w:t>
+              <w:t xml:space="preserve">以 RuleChecker 策略介面驗證每條 </w:t>
+              <w:lastRenderedPageBreak/>
+              <w:t>ArchitectureConstraint</w:t>
             </w:r>
           </w:p>
         </w:tc>
@@ -14226,7 +14380,8 @@
                 <w:b/>
                 <w:bCs/>
               </w:rPr>
-              <w:t xml:space="preserve">application</w:t>
+              <w:lastRenderedPageBreak/>
+              <w:t>infrastructure.profile</w:t>
             </w:r>
           </w:p>
         </w:tc>
@@ -14258,7 +14413,7 @@
                 <w:b/>
                 <w:bCs/>
               </w:rPr>
-              <w:t xml:space="preserve">infrastructure.profile</w:t>
+              <w:t>application</w:t>
             </w:r>
           </w:p>
         </w:tc>
@@ -14288,7 +14443,7 @@
               <w:rPr>
                 <w:rFonts w:eastAsia="標楷體"/>
               </w:rPr>
-              <w:t xml:space="preserve">載入 YAML Profile 並轉為 domain 物件</w:t>
+              <w:t>實作 application 層的 ProfileRepository port；載入 YAML Profile 並轉為 domain 物件</w:t>
             </w:r>
           </w:p>
         </w:tc>
@@ -14322,7 +14477,7 @@
                 <w:b/>
                 <w:bCs/>
               </w:rPr>
-              <w:t xml:space="preserve">application</w:t>
+              <w:t>infrastructure.parser</w:t>
             </w:r>
           </w:p>
         </w:tc>
@@ -14354,7 +14509,7 @@
                 <w:b/>
                 <w:bCs/>
               </w:rPr>
-              <w:t xml:space="preserve">infrastructure.parser</w:t>
+              <w:t>application</w:t>
             </w:r>
           </w:p>
         </w:tc>
@@ -14384,7 +14539,7 @@
               <w:rPr>
                 <w:rFonts w:eastAsia="標楷體"/>
               </w:rPr>
-              <w:t xml:space="preserve">取得專案內 .java 檔案的 AST</w:t>
+              <w:t>實作 application 層的 CodeParser port；解析 .java 為 AST 並轉為 domain 的 File 物件</w:t>
             </w:r>
           </w:p>
         </w:tc>
@@ -14418,7 +14573,7 @@
                 <w:b/>
                 <w:bCs/>
               </w:rPr>
-              <w:t xml:space="preserve">application</w:t>
+              <w:t>infrastructure.report</w:t>
             </w:r>
           </w:p>
         </w:tc>
@@ -14450,7 +14605,7 @@
                 <w:b/>
                 <w:bCs/>
               </w:rPr>
-              <w:t xml:space="preserve">infrastructure.report</w:t>
+              <w:t>application</w:t>
             </w:r>
           </w:p>
         </w:tc>
@@ -14480,7 +14635,7 @@
               <w:rPr>
                 <w:rFonts w:eastAsia="標楷體"/>
               </w:rPr>
-              <w:t xml:space="preserve">將 ViolationReport 輸出為 Console 或 JSON</w:t>
+              <w:t>實作 application 層的 Reporter port；將 ViolationReport 輸出為 Console 或 JSON</w:t>
             </w:r>
           </w:p>
         </w:tc>
@@ -14514,7 +14669,7 @@
                 <w:b/>
                 <w:bCs/>
               </w:rPr>
-              <w:t xml:space="preserve">application</w:t>
+              <w:t>infrastructure.suppression</w:t>
             </w:r>
           </w:p>
         </w:tc>
@@ -14546,7 +14701,7 @@
                 <w:b/>
                 <w:bCs/>
               </w:rPr>
-              <w:t xml:space="preserve">infrastructure.suppression</w:t>
+              <w:t>application</w:t>
             </w:r>
           </w:p>
         </w:tc>
@@ -14576,7 +14731,7 @@
               <w:rPr>
                 <w:rFonts w:eastAsia="標楷體"/>
               </w:rPr>
-              <w:t xml:space="preserve">讀寫 .arch-checker-suppress.yaml</w:t>
+              <w:t>實作 application 層的 SuppressionRepository port；讀寫 .arch-checker-suppress.yaml 並序列化 Suppression 物件</w:t>
             </w:r>
           </w:p>
         </w:tc>
@@ -14610,7 +14765,7 @@
                 <w:b/>
                 <w:bCs/>
               </w:rPr>
-              <w:t xml:space="preserve">domain.rule</w:t>
+              <w:t>domain.rule</w:t>
             </w:r>
           </w:p>
         </w:tc>
@@ -14642,7 +14797,7 @@
                 <w:b/>
                 <w:bCs/>
               </w:rPr>
-              <w:t xml:space="preserve">domain.model</w:t>
+              <w:t>domain.model</w:t>
             </w:r>
           </w:p>
         </w:tc>
@@ -14672,7 +14827,7 @@
               <w:rPr>
                 <w:rFonts w:eastAsia="標楷體"/>
               </w:rPr>
-              <w:t xml:space="preserve">RuleChecker 接收 domain 物件作為輸入，產生 Violation</w:t>
+              <w:t>RuleChecker 接收 domain 物件作為輸入，產生 Violation</w:t>
             </w:r>
           </w:p>
         </w:tc>
@@ -14706,7 +14861,7 @@
                 <w:b/>
                 <w:bCs/>
               </w:rPr>
-              <w:t xml:space="preserve">infrastructure.*</w:t>
+              <w:t>infrastructure.*</w:t>
             </w:r>
           </w:p>
         </w:tc>
@@ -14738,7 +14893,7 @@
                 <w:b/>
                 <w:bCs/>
               </w:rPr>
-              <w:t xml:space="preserve">domain.model</w:t>
+              <w:t>domain.model</w:t>
             </w:r>
           </w:p>
         </w:tc>
@@ -14768,7 +14923,7 @@
               <w:rPr>
                 <w:rFonts w:eastAsia="標楷體"/>
               </w:rPr>
-              <w:t xml:space="preserve">各 infrastructure 子 package 以 domain 物件為輸入／輸出</w:t>
+              <w:t>各 infrastructure 子 package 以 domain 物件為輸入／輸出</w:t>
             </w:r>
           </w:p>
         </w:tc>
@@ -14802,7 +14957,7 @@
                 <w:b/>
                 <w:bCs/>
               </w:rPr>
-              <w:t xml:space="preserve">(none)</w:t>
+              <w:t>(none)</w:t>
             </w:r>
           </w:p>
         </w:tc>
@@ -14834,7 +14989,7 @@
                 <w:b/>
                 <w:bCs/>
               </w:rPr>
-              <w:t xml:space="preserve">domain.model / domain.rule</w:t>
+              <w:t>domain.model / domain.rule</w:t>
             </w:r>
           </w:p>
         </w:tc>
@@ -14864,7 +15019,7 @@
               <w:rPr>
                 <w:rFonts w:eastAsia="標楷體"/>
               </w:rPr>
-              <w:t xml:space="preserve">Domain 為核心抽象層，不得相依於 cli / application / infrastructure</w:t>
+              <w:t>Domain 為核心抽象層，不得相依於 cli / application / infrastructure</w:t>
             </w:r>
           </w:p>
         </w:tc>
@@ -14892,7 +15047,7 @@
           <w:b/>
           <w:bCs/>
         </w:rPr>
-        <w:t xml:space="preserve">3.1.3 UML Package Diagram</w:t>
+        <w:t>3.1.3 UML Package Diagram</w:t>
       </w:r>
     </w:p>
     <w:p>
@@ -14907,7 +15062,7 @@
         <w:rPr>
           <w:rFonts w:eastAsia="標楷體"/>
         </w:rPr>
-        <w:t xml:space="preserve">以下為依 3.1.1、3.1.2 所繪之 UML Package Diagram（如下圖所示）。由上至下為高層至低層；箭頭（虛線）由 source package 指向 target package。</w:t>
+        <w:t>以下為依 3.1.1、3.1.2 所繪之 UML Package Diagram（如下圖所示）。由上至下為高層至低層；箭頭（虛線）由 source package 指向 target package。</w:t>
       </w:r>
     </w:p>
     <w:p>
@@ -14923,9 +15078,10 @@
           <w:rFonts w:eastAsia="標楷體"/>
           <w:noProof/>
         </w:rPr>
+        <w:lastRenderedPageBreak/>
         <w:drawing>
-          <wp:inline xmlns:wp="http://schemas.openxmlformats.org/drawingml/2006/wordprocessingDrawing" distT="0" distB="0" distL="0" distR="0">
-            <wp:extent cx="5323379" cy="6858000"/>
+          <wp:inline distT="0" distB="0" distL="0" distR="0">
+            <wp:extent cx="5012865" cy="6958006"/>
             <wp:effectExtent l="0" t="0" r="0" b="0"/>
             <wp:docPr id="11" name="Picture 11" descr="3.1-logical-architecture.png"/>
             <wp:cNvGraphicFramePr>
@@ -14939,7 +15095,7 @@
                     <pic:cNvPicPr/>
                   </pic:nvPicPr>
                   <pic:blipFill>
-                    <a:blip xmlns:r="http://schemas.openxmlformats.org/officeDocument/2006/relationships" r:embed="rId11"/>
+                    <a:blip r:embed="rId9"/>
                     <a:stretch>
                       <a:fillRect/>
                     </a:stretch>
@@ -14947,7 +15103,7 @@
                   <pic:spPr>
                     <a:xfrm>
                       <a:off x="0" y="0"/>
-                      <a:ext cx="5323379" cy="6858000"/>
+                      <a:ext cx="5012865" cy="6958006"/>
                     </a:xfrm>
                     <a:prstGeom prst="rect">
                       <a:avLst/>
@@ -14962,372 +15118,6 @@
     </w:p>
     <w:p>
       <w:pPr>
-        <w:spacing w:after="0"/>
-        <w:rPr>
-          <w:rFonts w:ascii="Courier New" w:hAnsi="Courier New" w:eastAsia="標楷體"/>
-          <w:sz w:val="18"/>
-        </w:rPr>
-      </w:pPr>
-      <w:r>
-        <w:rPr>
-          <w:rFonts w:ascii="Courier New" w:hAnsi="Courier New" w:eastAsia="標楷體"/>
-          <w:sz w:val="18"/>
-        </w:rPr>
-        <w:t xml:space="preserve">+------------------------------------------------------------------+</w:t>
-      </w:r>
-      <w:r>
-        <w:rPr>
-          <w:rFonts w:ascii="Courier New" w:hAnsi="Courier New" w:eastAsia="標楷體"/>
-          <w:sz w:val="18"/>
-        </w:rPr>
-        <w:br/>
-      </w:r>
-      <w:r>
-        <w:rPr>
-          <w:rFonts w:ascii="Courier New" w:hAnsi="Courier New" w:eastAsia="標楷體"/>
-          <w:sz w:val="18"/>
-        </w:rPr>
-        <w:t xml:space="preserve">|  Presentation Layer                                              |</w:t>
-      </w:r>
-      <w:r>
-        <w:rPr>
-          <w:rFonts w:ascii="Courier New" w:hAnsi="Courier New" w:eastAsia="標楷體"/>
-          <w:sz w:val="18"/>
-        </w:rPr>
-        <w:br/>
-      </w:r>
-      <w:r>
-        <w:rPr>
-          <w:rFonts w:ascii="Courier New" w:hAnsi="Courier New" w:eastAsia="標楷體"/>
-          <w:sz w:val="18"/>
-        </w:rPr>
-        <w:t xml:space="preserve">|   +----------------------+                                       |</w:t>
-      </w:r>
-      <w:r>
-        <w:rPr>
-          <w:rFonts w:ascii="Courier New" w:hAnsi="Courier New" w:eastAsia="標楷體"/>
-          <w:sz w:val="18"/>
-        </w:rPr>
-        <w:br/>
-      </w:r>
-      <w:r>
-        <w:rPr>
-          <w:rFonts w:ascii="Courier New" w:hAnsi="Courier New" w:eastAsia="標楷體"/>
-          <w:sz w:val="18"/>
-        </w:rPr>
-        <w:t xml:space="preserve">|   | cli                  |                                       |</w:t>
-      </w:r>
-      <w:r>
-        <w:rPr>
-          <w:rFonts w:ascii="Courier New" w:hAnsi="Courier New" w:eastAsia="標楷體"/>
-          <w:sz w:val="18"/>
-        </w:rPr>
-        <w:br/>
-      </w:r>
-      <w:r>
-        <w:rPr>
-          <w:rFonts w:ascii="Courier New" w:hAnsi="Courier New" w:eastAsia="標楷體"/>
-          <w:sz w:val="18"/>
-        </w:rPr>
-        <w:t xml:space="preserve">|   +----------+-----------+                                       |</w:t>
-      </w:r>
-      <w:r>
-        <w:rPr>
-          <w:rFonts w:ascii="Courier New" w:hAnsi="Courier New" w:eastAsia="標楷體"/>
-          <w:sz w:val="18"/>
-        </w:rPr>
-        <w:br/>
-      </w:r>
-      <w:r>
-        <w:rPr>
-          <w:rFonts w:ascii="Courier New" w:hAnsi="Courier New" w:eastAsia="標楷體"/>
-          <w:sz w:val="18"/>
-        </w:rPr>
-        <w:t xml:space="preserve">+--------------|---------------------------------------------------+</w:t>
-      </w:r>
-      <w:r>
-        <w:rPr>
-          <w:rFonts w:ascii="Courier New" w:hAnsi="Courier New" w:eastAsia="標楷體"/>
-          <w:sz w:val="18"/>
-        </w:rPr>
-        <w:br/>
-      </w:r>
-      <w:r>
-        <w:rPr>
-          <w:rFonts w:ascii="Courier New" w:hAnsi="Courier New" w:eastAsia="標楷體"/>
-          <w:sz w:val="18"/>
-        </w:rPr>
-        <w:t xml:space="preserve">               v</w:t>
-      </w:r>
-      <w:r>
-        <w:rPr>
-          <w:rFonts w:ascii="Courier New" w:hAnsi="Courier New" w:eastAsia="標楷體"/>
-          <w:sz w:val="18"/>
-        </w:rPr>
-        <w:br/>
-      </w:r>
-      <w:r>
-        <w:rPr>
-          <w:rFonts w:ascii="Courier New" w:hAnsi="Courier New" w:eastAsia="標楷體"/>
-          <w:sz w:val="18"/>
-        </w:rPr>
-        <w:t xml:space="preserve">+------------------------------------------------------------------+</w:t>
-      </w:r>
-      <w:r>
-        <w:rPr>
-          <w:rFonts w:ascii="Courier New" w:hAnsi="Courier New" w:eastAsia="標楷體"/>
-          <w:sz w:val="18"/>
-        </w:rPr>
-        <w:br/>
-      </w:r>
-      <w:r>
-        <w:rPr>
-          <w:rFonts w:ascii="Courier New" w:hAnsi="Courier New" w:eastAsia="標楷體"/>
-          <w:sz w:val="18"/>
-        </w:rPr>
-        <w:t xml:space="preserve">|  Application Layer                                               |</w:t>
-      </w:r>
-      <w:r>
-        <w:rPr>
-          <w:rFonts w:ascii="Courier New" w:hAnsi="Courier New" w:eastAsia="標楷體"/>
-          <w:sz w:val="18"/>
-        </w:rPr>
-        <w:br/>
-      </w:r>
-      <w:r>
-        <w:rPr>
-          <w:rFonts w:ascii="Courier New" w:hAnsi="Courier New" w:eastAsia="標楷體"/>
-          <w:sz w:val="18"/>
-        </w:rPr>
-        <w:t xml:space="preserve">|   +----------------------+                                       |</w:t>
-      </w:r>
-      <w:r>
-        <w:rPr>
-          <w:rFonts w:ascii="Courier New" w:hAnsi="Courier New" w:eastAsia="標楷體"/>
-          <w:sz w:val="18"/>
-        </w:rPr>
-        <w:br/>
-      </w:r>
-      <w:r>
-        <w:rPr>
-          <w:rFonts w:ascii="Courier New" w:hAnsi="Courier New" w:eastAsia="標楷體"/>
-          <w:sz w:val="18"/>
-        </w:rPr>
-        <w:t xml:space="preserve">|   | application          |                                       |</w:t>
-      </w:r>
-      <w:r>
-        <w:rPr>
-          <w:rFonts w:ascii="Courier New" w:hAnsi="Courier New" w:eastAsia="標楷體"/>
-          <w:sz w:val="18"/>
-        </w:rPr>
-        <w:br/>
-      </w:r>
-      <w:r>
-        <w:rPr>
-          <w:rFonts w:ascii="Courier New" w:hAnsi="Courier New" w:eastAsia="標楷體"/>
-          <w:sz w:val="18"/>
-        </w:rPr>
-        <w:t xml:space="preserve">|   +---+----+----+----+---+                                       |</w:t>
-      </w:r>
-      <w:r>
-        <w:rPr>
-          <w:rFonts w:ascii="Courier New" w:hAnsi="Courier New" w:eastAsia="標楷體"/>
-          <w:sz w:val="18"/>
-        </w:rPr>
-        <w:br/>
-      </w:r>
-      <w:r>
-        <w:rPr>
-          <w:rFonts w:ascii="Courier New" w:hAnsi="Courier New" w:eastAsia="標楷體"/>
-          <w:sz w:val="18"/>
-        </w:rPr>
-        <w:t xml:space="preserve">+-------|----|----|----|-------------------------------------------+</w:t>
-      </w:r>
-      <w:r>
-        <w:rPr>
-          <w:rFonts w:ascii="Courier New" w:hAnsi="Courier New" w:eastAsia="標楷體"/>
-          <w:sz w:val="18"/>
-        </w:rPr>
-        <w:br/>
-      </w:r>
-      <w:r>
-        <w:rPr>
-          <w:rFonts w:ascii="Courier New" w:hAnsi="Courier New" w:eastAsia="標楷體"/>
-          <w:sz w:val="18"/>
-        </w:rPr>
-        <w:t xml:space="preserve">        |    |    |    |</w:t>
-      </w:r>
-      <w:r>
-        <w:rPr>
-          <w:rFonts w:ascii="Courier New" w:hAnsi="Courier New" w:eastAsia="標楷體"/>
-          <w:sz w:val="18"/>
-        </w:rPr>
-        <w:br/>
-      </w:r>
-      <w:r>
-        <w:rPr>
-          <w:rFonts w:ascii="Courier New" w:hAnsi="Courier New" w:eastAsia="標楷體"/>
-          <w:sz w:val="18"/>
-        </w:rPr>
-        <w:t xml:space="preserve">        v    v    v    v</w:t>
-      </w:r>
-      <w:r>
-        <w:rPr>
-          <w:rFonts w:ascii="Courier New" w:hAnsi="Courier New" w:eastAsia="標楷體"/>
-          <w:sz w:val="18"/>
-        </w:rPr>
-        <w:br/>
-      </w:r>
-      <w:r>
-        <w:rPr>
-          <w:rFonts w:ascii="Courier New" w:hAnsi="Courier New" w:eastAsia="標楷體"/>
-          <w:sz w:val="18"/>
-        </w:rPr>
-        <w:t xml:space="preserve">+--------------------------+    +-------------------------------+</w:t>
-      </w:r>
-      <w:r>
-        <w:rPr>
-          <w:rFonts w:ascii="Courier New" w:hAnsi="Courier New" w:eastAsia="標楷體"/>
-          <w:sz w:val="18"/>
-        </w:rPr>
-        <w:br/>
-      </w:r>
-      <w:r>
-        <w:rPr>
-          <w:rFonts w:ascii="Courier New" w:hAnsi="Courier New" w:eastAsia="標楷體"/>
-          <w:sz w:val="18"/>
-        </w:rPr>
-        <w:t xml:space="preserve">|  Domain Layer            |    |  Technical Services Layer     |</w:t>
-      </w:r>
-      <w:r>
-        <w:rPr>
-          <w:rFonts w:ascii="Courier New" w:hAnsi="Courier New" w:eastAsia="標楷體"/>
-          <w:sz w:val="18"/>
-        </w:rPr>
-        <w:br/>
-      </w:r>
-      <w:r>
-        <w:rPr>
-          <w:rFonts w:ascii="Courier New" w:hAnsi="Courier New" w:eastAsia="標楷體"/>
-          <w:sz w:val="18"/>
-        </w:rPr>
-        <w:t xml:space="preserve">|   +--------------------+ |    |  infrastructure.profile       |</w:t>
-      </w:r>
-      <w:r>
-        <w:rPr>
-          <w:rFonts w:ascii="Courier New" w:hAnsi="Courier New" w:eastAsia="標楷體"/>
-          <w:sz w:val="18"/>
-        </w:rPr>
-        <w:br/>
-      </w:r>
-      <w:r>
-        <w:rPr>
-          <w:rFonts w:ascii="Courier New" w:hAnsi="Courier New" w:eastAsia="標楷體"/>
-          <w:sz w:val="18"/>
-        </w:rPr>
-        <w:t xml:space="preserve">|   | domain.model       |&lt;-----|  infrastructure.parser        |</w:t>
-      </w:r>
-      <w:r>
-        <w:rPr>
-          <w:rFonts w:ascii="Courier New" w:hAnsi="Courier New" w:eastAsia="標楷體"/>
-          <w:sz w:val="18"/>
-        </w:rPr>
-        <w:br/>
-      </w:r>
-      <w:r>
-        <w:rPr>
-          <w:rFonts w:ascii="Courier New" w:hAnsi="Courier New" w:eastAsia="標楷體"/>
-          <w:sz w:val="18"/>
-        </w:rPr>
-        <w:t xml:space="preserve">|   +--------+-----------+ |    |  infrastructure.report        |</w:t>
-      </w:r>
-      <w:r>
-        <w:rPr>
-          <w:rFonts w:ascii="Courier New" w:hAnsi="Courier New" w:eastAsia="標楷體"/>
-          <w:sz w:val="18"/>
-        </w:rPr>
-        <w:br/>
-      </w:r>
-      <w:r>
-        <w:rPr>
-          <w:rFonts w:ascii="Courier New" w:hAnsi="Courier New" w:eastAsia="標楷體"/>
-          <w:sz w:val="18"/>
-        </w:rPr>
-        <w:t xml:space="preserve">|            ^             |    |  infrastructure.suppression   |</w:t>
-      </w:r>
-      <w:r>
-        <w:rPr>
-          <w:rFonts w:ascii="Courier New" w:hAnsi="Courier New" w:eastAsia="標楷體"/>
-          <w:sz w:val="18"/>
-        </w:rPr>
-        <w:br/>
-      </w:r>
-      <w:r>
-        <w:rPr>
-          <w:rFonts w:ascii="Courier New" w:hAnsi="Courier New" w:eastAsia="標楷體"/>
-          <w:sz w:val="18"/>
-        </w:rPr>
-        <w:t xml:space="preserve">|   +--------+-----------+ |    +-------------------------------+</w:t>
-      </w:r>
-      <w:r>
-        <w:rPr>
-          <w:rFonts w:ascii="Courier New" w:hAnsi="Courier New" w:eastAsia="標楷體"/>
-          <w:sz w:val="18"/>
-        </w:rPr>
-        <w:br/>
-      </w:r>
-      <w:r>
-        <w:rPr>
-          <w:rFonts w:ascii="Courier New" w:hAnsi="Courier New" w:eastAsia="標楷體"/>
-          <w:sz w:val="18"/>
-        </w:rPr>
-        <w:t xml:space="preserve">|   | domain.rule        | |</w:t>
-      </w:r>
-      <w:r>
-        <w:rPr>
-          <w:rFonts w:ascii="Courier New" w:hAnsi="Courier New" w:eastAsia="標楷體"/>
-          <w:sz w:val="18"/>
-        </w:rPr>
-        <w:br/>
-      </w:r>
-      <w:r>
-        <w:rPr>
-          <w:rFonts w:ascii="Courier New" w:hAnsi="Courier New" w:eastAsia="標楷體"/>
-          <w:sz w:val="18"/>
-        </w:rPr>
-        <w:t xml:space="preserve">|   +--------------------+ |</w:t>
-      </w:r>
-      <w:r>
-        <w:rPr>
-          <w:rFonts w:ascii="Courier New" w:hAnsi="Courier New" w:eastAsia="標楷體"/>
-          <w:sz w:val="18"/>
-        </w:rPr>
-        <w:br/>
-      </w:r>
-      <w:r>
-        <w:rPr>
-          <w:rFonts w:ascii="Courier New" w:hAnsi="Courier New" w:eastAsia="標楷體"/>
-          <w:sz w:val="18"/>
-        </w:rPr>
-        <w:t xml:space="preserve">+--------------------------+</w:t>
-      </w:r>
-      <w:r>
-        <w:rPr>
-          <w:rFonts w:ascii="Courier New" w:hAnsi="Courier New" w:eastAsia="標楷體"/>
-          <w:sz w:val="18"/>
-        </w:rPr>
-        <w:br/>
-      </w:r>
-      <w:r>
-        <w:rPr>
-          <w:rFonts w:ascii="Courier New" w:hAnsi="Courier New" w:eastAsia="標楷體"/>
-          <w:sz w:val="18"/>
-        </w:rPr>
-        <w:t xml:space="preserve"/>
-      </w:r>
-    </w:p>
-    <w:p>
-      <w:pPr>
         <w:rPr>
           <w:rFonts w:eastAsia="標楷體"/>
         </w:rPr>
@@ -15337,9 +15127,11 @@
       <w:pPr>
         <w:pStyle w:val="2"/>
       </w:pPr>
+      <w:bookmarkStart w:id="15" w:name="_Toc227337220"/>
       <w:r>
-        <w:t xml:space="preserve">3.2 Use-Case Realizations with GRASP Patterns</w:t>
+        <w:t>3.2 Use-Case Realizations with GRASP Patterns</w:t>
       </w:r>
+      <w:bookmarkEnd w:id="15"/>
     </w:p>
     <w:p>
       <w:pPr>
@@ -15353,7 +15145,7 @@
         <w:rPr>
           <w:rFonts w:eastAsia="標楷體"/>
         </w:rPr>
-        <w:t xml:space="preserve">本節挑選 3 個最顯著的使用案例，為每個使用案例繪製 System Sequence Diagram（SSD）以識別系統事件，並為每個系統事件繪製對應的 Sequence Diagram（SD），同時以 GRASP 模式說明責任分派依據。所選三個 use case 分別代表核心檢查、互動修復、違規抑制三條最重要的系統流程。</w:t>
+        <w:t>本節挑選 3 個最顯著的使用案例，為每個使用案例繪製 System Sequence Diagram（SSD）以識別系統事件，並為每個系統事件繪製對應的 Sequence Diagram（SD），同時以 GRASP 模式說明責任分派依據。所選三個 use case 分別代表核心檢查、互動修復、違規抑制三條最重要的系統流程。</w:t>
       </w:r>
     </w:p>
     <w:tbl>
@@ -15408,7 +15200,7 @@
                 <w:bCs/>
                 <w:color w:val="FFFFFF"/>
               </w:rPr>
-              <w:t xml:space="preserve">Use Case</w:t>
+              <w:t>Use Case</w:t>
             </w:r>
           </w:p>
         </w:tc>
@@ -15442,7 +15234,7 @@
                 <w:bCs/>
                 <w:color w:val="FFFFFF"/>
               </w:rPr>
-              <w:t xml:space="preserve">Scenario Covered by SSD</w:t>
+              <w:t>Scenario Covered by SSD</w:t>
             </w:r>
           </w:p>
         </w:tc>
@@ -15476,7 +15268,7 @@
                 <w:bCs/>
                 <w:color w:val="FFFFFF"/>
               </w:rPr>
-              <w:t xml:space="preserve">Significance</w:t>
+              <w:t>Significance</w:t>
             </w:r>
           </w:p>
         </w:tc>
@@ -15510,7 +15302,7 @@
                 <w:b/>
                 <w:bCs/>
               </w:rPr>
-              <w:t xml:space="preserve">UC-01</w:t>
+              <w:t>UC-01</w:t>
             </w:r>
           </w:p>
         </w:tc>
@@ -15540,7 +15332,7 @@
               <w:rPr>
                 <w:rFonts w:eastAsia="標楷體"/>
               </w:rPr>
-              <w:t xml:space="preserve">Check Architecture Compliance（批次檢查）</w:t>
+              <w:t>Check Architecture Compliance（批次檢查）</w:t>
             </w:r>
           </w:p>
         </w:tc>
@@ -15570,7 +15362,7 @@
               <w:rPr>
                 <w:rFonts w:eastAsia="標楷體"/>
               </w:rPr>
-              <w:t xml:space="preserve">系統最核心流程，驗證所有其他 UC 的基礎</w:t>
+              <w:t>系統最核心流程，驗證所有其他 UC 的基礎</w:t>
             </w:r>
           </w:p>
         </w:tc>
@@ -15604,7 +15396,7 @@
                 <w:b/>
                 <w:bCs/>
               </w:rPr>
-              <w:t xml:space="preserve">UC-03</w:t>
+              <w:t>UC-03</w:t>
             </w:r>
           </w:p>
         </w:tc>
@@ -15634,7 +15426,7 @@
               <w:rPr>
                 <w:rFonts w:eastAsia="標楷體"/>
               </w:rPr>
-              <w:t xml:space="preserve">Check with Interactive Fix（互動修復）</w:t>
+              <w:t>Check with Interactive Fix（互動修復）</w:t>
             </w:r>
           </w:p>
         </w:tc>
@@ -15664,7 +15456,7 @@
               <w:rPr>
                 <w:rFonts w:eastAsia="標楷體"/>
               </w:rPr>
-              <w:t xml:space="preserve">展示系統與使用者的多輪互動，對應 NFR 中的 usability</w:t>
+              <w:t>展示系統與使用者的多輪互動，對應 NFR 中的 usability</w:t>
             </w:r>
           </w:p>
         </w:tc>
@@ -15698,7 +15490,7 @@
                 <w:b/>
                 <w:bCs/>
               </w:rPr>
-              <w:t xml:space="preserve">UC-04</w:t>
+              <w:t>UC-04</w:t>
             </w:r>
           </w:p>
         </w:tc>
@@ -15728,7 +15520,7 @@
               <w:rPr>
                 <w:rFonts w:eastAsia="標楷體"/>
               </w:rPr>
-              <w:t xml:space="preserve">Suppress a Violation（違規抑制）</w:t>
+              <w:t>Suppress a Violation（違規抑制）</w:t>
             </w:r>
           </w:p>
         </w:tc>
@@ -15758,7 +15550,7 @@
               <w:rPr>
                 <w:rFonts w:eastAsia="標楷體"/>
               </w:rPr>
-              <w:t xml:space="preserve">展示系統與持久化儲存的互動，涉及 Suppression 的生命週期</w:t>
+              <w:t>展示系統與持久化儲存的互動，涉及 Suppression 的生命週期</w:t>
             </w:r>
           </w:p>
         </w:tc>
@@ -15788,7 +15580,7 @@
           <w:bCs/>
           <w:sz w:val="26"/>
         </w:rPr>
-        <w:t xml:space="preserve">3.2.1 UC-01: Check Architecture Compliance</w:t>
+        <w:t>3.2.1 UC-01: Check Architecture Compliance</w:t>
       </w:r>
     </w:p>
     <w:p>
@@ -15806,7 +15598,7 @@
           <w:b/>
           <w:bCs/>
         </w:rPr>
-        <w:t xml:space="preserve">(a) System Sequence Diagram</w:t>
+        <w:t>(a) System Sequence Diagram</w:t>
       </w:r>
     </w:p>
     <w:p>
@@ -15821,7 +15613,7 @@
         <w:rPr>
           <w:rFonts w:eastAsia="標楷體"/>
         </w:rPr>
-        <w:t xml:space="preserve">Developer 對 :System 發出單一系統事件 checkArchitecture(projectPath, profilePath)，系統回傳 ViolationReport 並以 exitCode 結束。以下為 SSD 之事件序列：</w:t>
+        <w:t>Developer 對 :System 發出單一系統事件 checkArchitecture(projectPath, profilePath)，系統回傳 ViolationReport 並以 exitCode 結束。以下為 SSD 之事件序列：</w:t>
       </w:r>
     </w:p>
     <w:p>
@@ -15837,8 +15629,9 @@
           <w:rFonts w:eastAsia="標楷體"/>
           <w:noProof/>
         </w:rPr>
+        <w:lastRenderedPageBreak/>
         <w:drawing>
-          <wp:inline xmlns:wp="http://schemas.openxmlformats.org/drawingml/2006/wordprocessingDrawing" distT="0" distB="0" distL="0" distR="0">
+          <wp:inline distT="0" distB="0" distL="0" distR="0">
             <wp:extent cx="5731510" cy="4137483"/>
             <wp:effectExtent l="0" t="0" r="0" b="0"/>
             <wp:docPr id="12" name="Picture 12" descr="3.2.1-uc01-ssd.png"/>
@@ -15853,7 +15646,7 @@
                     <pic:cNvPicPr/>
                   </pic:nvPicPr>
                   <pic:blipFill>
-                    <a:blip xmlns:r="http://schemas.openxmlformats.org/officeDocument/2006/relationships" r:embed="rId12"/>
+                    <a:blip r:embed="rId10"/>
                     <a:stretch>
                       <a:fillRect/>
                     </a:stretch>
@@ -15888,10 +15681,10 @@
         <w:tblLook w:val="04A0" w:firstRow="1" w:lastRow="0" w:firstColumn="1" w:lastColumn="0" w:noHBand="0" w:noVBand="1"/>
       </w:tblPr>
       <w:tblGrid>
-        <w:gridCol w:w="700"/>
-        <w:gridCol w:w="2200"/>
-        <w:gridCol w:w="2800"/>
-        <w:gridCol w:w="3326"/>
+        <w:gridCol w:w="654"/>
+        <w:gridCol w:w="2074"/>
+        <w:gridCol w:w="3232"/>
+        <w:gridCol w:w="3066"/>
       </w:tblGrid>
       <w:tr>
         <w:trPr>
@@ -15927,7 +15720,7 @@
                 <w:bCs/>
                 <w:color w:val="FFFFFF"/>
               </w:rPr>
-              <w:t xml:space="preserve">#</w:t>
+              <w:t>#</w:t>
             </w:r>
           </w:p>
         </w:tc>
@@ -15961,7 +15754,7 @@
                 <w:bCs/>
                 <w:color w:val="FFFFFF"/>
               </w:rPr>
-              <w:t xml:space="preserve">Actor</w:t>
+              <w:t>Actor</w:t>
             </w:r>
           </w:p>
         </w:tc>
@@ -15995,7 +15788,7 @@
                 <w:bCs/>
                 <w:color w:val="FFFFFF"/>
               </w:rPr>
-              <w:t xml:space="preserve">System Event / Return</w:t>
+              <w:t>System Event / Return</w:t>
             </w:r>
           </w:p>
         </w:tc>
@@ -16029,7 +15822,7 @@
                 <w:bCs/>
                 <w:color w:val="FFFFFF"/>
               </w:rPr>
-              <w:t xml:space="preserve">Description</w:t>
+              <w:t>Description</w:t>
             </w:r>
           </w:p>
         </w:tc>
@@ -16063,7 +15856,7 @@
                 <w:b/>
                 <w:bCs/>
               </w:rPr>
-              <w:t xml:space="preserve">1</w:t>
+              <w:t>1</w:t>
             </w:r>
           </w:p>
         </w:tc>
@@ -16095,7 +15888,7 @@
                 <w:b/>
                 <w:bCs/>
               </w:rPr>
-              <w:t xml:space="preserve">Developer</w:t>
+              <w:t>Developer</w:t>
             </w:r>
           </w:p>
         </w:tc>
@@ -16125,7 +15918,7 @@
               <w:rPr>
                 <w:rFonts w:eastAsia="標楷體"/>
               </w:rPr>
-              <w:t xml:space="preserve">checkArchitecture(projectPath, profilePath)</w:t>
+              <w:t>checkArchitecture(projectPath, profilePath)</w:t>
             </w:r>
           </w:p>
         </w:tc>
@@ -16155,7 +15948,7 @@
               <w:rPr>
                 <w:rFonts w:eastAsia="標楷體"/>
               </w:rPr>
-              <w:t xml:space="preserve">啟動一次檢查，指定目標專案與 Profile</w:t>
+              <w:t>啟動一次檢查，指定目標專案與 Profile</w:t>
             </w:r>
           </w:p>
         </w:tc>
@@ -16189,7 +15982,7 @@
                 <w:b/>
                 <w:bCs/>
               </w:rPr>
-              <w:t xml:space="preserve">2</w:t>
+              <w:t>2</w:t>
             </w:r>
           </w:p>
         </w:tc>
@@ -16221,7 +16014,7 @@
                 <w:b/>
                 <w:bCs/>
               </w:rPr>
-              <w:t xml:space="preserve">:System</w:t>
+              <w:t>:System</w:t>
             </w:r>
           </w:p>
         </w:tc>
@@ -16251,7 +16044,7 @@
               <w:rPr>
                 <w:rFonts w:eastAsia="標楷體"/>
               </w:rPr>
-              <w:t xml:space="preserve">return ViolationReport, exitCode</w:t>
+              <w:t>return ViolationReport, exitCode</w:t>
             </w:r>
           </w:p>
         </w:tc>
@@ -16281,7 +16074,7 @@
               <w:rPr>
                 <w:rFonts w:eastAsia="標楷體"/>
               </w:rPr>
-              <w:t xml:space="preserve">系統回傳違規報告與對應的 exit code (0/1/2)</w:t>
+              <w:t>系統回傳違規報告與對應的 exit code (0/1/2)</w:t>
             </w:r>
           </w:p>
         </w:tc>
@@ -16309,7 +16102,7 @@
           <w:b/>
           <w:bCs/>
         </w:rPr>
-        <w:t xml:space="preserve">(b) Sequence Diagram — System Event: checkArchitecture</w:t>
+        <w:t>(b) Sequence Diagram — System Event: checkArchitecture</w:t>
       </w:r>
     </w:p>
     <w:p>
@@ -16324,7 +16117,7 @@
         <w:rPr>
           <w:rFonts w:eastAsia="標楷體"/>
         </w:rPr>
-        <w:t xml:space="preserve">以下 SD 以「從 :CLI → :CheckArchitectureController → …」的訊息順序呈現。最右側欄位標示此責任分派所依據的 GRASP 模式。</w:t>
+        <w:t>以下 SD 以「從 :CLI → :CheckArchitectureController → …」的訊息順序呈現。最右側欄位標示此責任分派所依據的 GRASP 模式。</w:t>
       </w:r>
     </w:p>
     <w:p>
@@ -16350,8 +16143,9 @@
           <w:rFonts w:eastAsia="標楷體"/>
           <w:noProof/>
         </w:rPr>
+        <w:lastRenderedPageBreak/>
         <w:drawing>
-          <wp:inline xmlns:wp="http://schemas.openxmlformats.org/drawingml/2006/wordprocessingDrawing" distT="0" distB="0" distL="0" distR="0">
+          <wp:inline distT="0" distB="0" distL="0" distR="0">
             <wp:extent cx="8402575" cy="5334000"/>
             <wp:effectExtent l="0" t="0" r="0" b="0"/>
             <wp:docPr id="13" name="Picture 13" descr="3.2.1-uc01-sd.png"/>
@@ -16366,7 +16160,7 @@
                     <pic:cNvPicPr/>
                   </pic:nvPicPr>
                   <pic:blipFill>
-                    <a:blip xmlns:r="http://schemas.openxmlformats.org/officeDocument/2006/relationships" r:embed="rId13"/>
+                    <a:blip r:embed="rId11"/>
                     <a:stretch>
                       <a:fillRect/>
                     </a:stretch>
@@ -16411,11 +16205,11 @@
         <w:tblLook w:val="04A0" w:firstRow="1" w:lastRow="0" w:firstColumn="1" w:lastColumn="0" w:noHBand="0" w:noVBand="1"/>
       </w:tblPr>
       <w:tblGrid>
-        <w:gridCol w:w="420"/>
-        <w:gridCol w:w="1700"/>
-        <w:gridCol w:w="2680"/>
-        <w:gridCol w:w="1100"/>
-        <w:gridCol w:w="3126"/>
+        <w:gridCol w:w="540"/>
+        <w:gridCol w:w="3359"/>
+        <w:gridCol w:w="3406"/>
+        <w:gridCol w:w="3084"/>
+        <w:gridCol w:w="2120"/>
       </w:tblGrid>
       <w:tr>
         <w:trPr>
@@ -16451,7 +16245,8 @@
                 <w:bCs/>
                 <w:color w:val="FFFFFF"/>
               </w:rPr>
-              <w:t xml:space="preserve">#</w:t>
+              <w:lastRenderedPageBreak/>
+              <w:t>#</w:t>
             </w:r>
           </w:p>
         </w:tc>
@@ -16485,7 +16280,7 @@
                 <w:bCs/>
                 <w:color w:val="FFFFFF"/>
               </w:rPr>
-              <w:t xml:space="preserve">Sender</w:t>
+              <w:t>Sender</w:t>
             </w:r>
           </w:p>
         </w:tc>
@@ -16519,7 +16314,7 @@
                 <w:bCs/>
                 <w:color w:val="FFFFFF"/>
               </w:rPr>
-              <w:t xml:space="preserve">Message → Receiver</w:t>
+              <w:t>Message → Receiver</w:t>
             </w:r>
           </w:p>
         </w:tc>
@@ -16553,7 +16348,7 @@
                 <w:bCs/>
                 <w:color w:val="FFFFFF"/>
               </w:rPr>
-              <w:t xml:space="preserve">Return</w:t>
+              <w:t>Return</w:t>
             </w:r>
           </w:p>
         </w:tc>
@@ -16587,7 +16382,7 @@
                 <w:bCs/>
                 <w:color w:val="FFFFFF"/>
               </w:rPr>
-              <w:t xml:space="preserve">GRASP Applied</w:t>
+              <w:t>GRASP Applied</w:t>
             </w:r>
           </w:p>
         </w:tc>
@@ -16621,7 +16416,7 @@
                 <w:b/>
                 <w:bCs/>
               </w:rPr>
-              <w:t xml:space="preserve">1</w:t>
+              <w:t>1</w:t>
             </w:r>
           </w:p>
         </w:tc>
@@ -16653,7 +16448,7 @@
                 <w:b/>
                 <w:bCs/>
               </w:rPr>
-              <w:t xml:space="preserve">:CLI</w:t>
+              <w:t>:CLI</w:t>
             </w:r>
           </w:p>
         </w:tc>
@@ -16683,7 +16478,7 @@
               <w:rPr>
                 <w:rFonts w:eastAsia="標楷體"/>
               </w:rPr>
-              <w:t xml:space="preserve">checkArchitecture(projPath, profPath) → :CheckArchitectureController</w:t>
+              <w:t>checkArchitecture(projPath, profPath) → :CheckArchitectureController</w:t>
             </w:r>
           </w:p>
         </w:tc>
@@ -16709,12 +16504,6 @@
                 <w:rFonts w:eastAsia="標楷體"/>
               </w:rPr>
             </w:pPr>
-            <w:r>
-              <w:rPr>
-                <w:rFonts w:eastAsia="標楷體"/>
-              </w:rPr>
-              <w:t xml:space="preserve"/>
-            </w:r>
           </w:p>
         </w:tc>
         <w:tc>
@@ -16745,7 +16534,7 @@
                 <w:b/>
                 <w:bCs/>
               </w:rPr>
-              <w:t xml:space="preserve">Controller — 以 use case controller 接收系統事件，隔離 UI 與 Domain</w:t>
+              <w:t>Controller — 以 use case controller 接收系統事件，隔離 UI 與 Domain</w:t>
             </w:r>
           </w:p>
         </w:tc>
@@ -16779,7 +16568,7 @@
                 <w:b/>
                 <w:bCs/>
               </w:rPr>
-              <w:t xml:space="preserve">2</w:t>
+              <w:t>2</w:t>
             </w:r>
           </w:p>
         </w:tc>
@@ -16811,7 +16600,7 @@
                 <w:b/>
                 <w:bCs/>
               </w:rPr>
-              <w:t xml:space="preserve">:CheckArchitectureController</w:t>
+              <w:t>:CheckArchitectureController</w:t>
             </w:r>
           </w:p>
         </w:tc>
@@ -16841,7 +16630,7 @@
               <w:rPr>
                 <w:rFonts w:eastAsia="標楷體"/>
               </w:rPr>
-              <w:t xml:space="preserve">load(profPath) → :ProfileLoader</w:t>
+              <w:t>load(profPath) → :ProfileLoader</w:t>
             </w:r>
           </w:p>
         </w:tc>
@@ -16871,7 +16660,7 @@
               <w:rPr>
                 <w:rFonts w:eastAsia="標楷體"/>
               </w:rPr>
-              <w:t xml:space="preserve">:StyleProfile</w:t>
+              <w:t>:StyleProfile</w:t>
             </w:r>
           </w:p>
         </w:tc>
@@ -16903,7 +16692,7 @@
                 <w:b/>
                 <w:bCs/>
               </w:rPr>
-              <w:t xml:space="preserve">Pure Fabrication — 純粹因應 YAML 解析之需而建立的服務類別</w:t>
+              <w:t>Pure Fabrication — 純粹因應 YAML 解析之需而建立的服務類別</w:t>
             </w:r>
           </w:p>
         </w:tc>
@@ -16937,7 +16726,7 @@
                 <w:b/>
                 <w:bCs/>
               </w:rPr>
-              <w:t xml:space="preserve">3</w:t>
+              <w:t>3</w:t>
             </w:r>
           </w:p>
         </w:tc>
@@ -16969,7 +16758,7 @@
                 <w:b/>
                 <w:bCs/>
               </w:rPr>
-              <w:t xml:space="preserve">:CheckArchitectureController</w:t>
+              <w:t>:CheckArchitectureController</w:t>
             </w:r>
           </w:p>
         </w:tc>
@@ -16999,7 +16788,7 @@
               <w:rPr>
                 <w:rFonts w:eastAsia="標楷體"/>
               </w:rPr>
-              <w:t xml:space="preserve">create(projPath) → Project</w:t>
+              <w:t>create(projPath) → Project</w:t>
             </w:r>
           </w:p>
         </w:tc>
@@ -17029,7 +16818,7 @@
               <w:rPr>
                 <w:rFonts w:eastAsia="標楷體"/>
               </w:rPr>
-              <w:t xml:space="preserve">:Project</w:t>
+              <w:t>:Project</w:t>
             </w:r>
           </w:p>
         </w:tc>
@@ -17061,7 +16850,7 @@
                 <w:b/>
                 <w:bCs/>
               </w:rPr>
-              <w:t xml:space="preserve">Creator — Controller 擁有建立 ComplianceCheck 所需之完整初始資訊</w:t>
+              <w:t>Creator — Controller 擁有建立 ComplianceCheck 所需之完整初始資訊</w:t>
             </w:r>
           </w:p>
         </w:tc>
@@ -17095,7 +16884,7 @@
                 <w:b/>
                 <w:bCs/>
               </w:rPr>
-              <w:t xml:space="preserve">4</w:t>
+              <w:t>4</w:t>
             </w:r>
           </w:p>
         </w:tc>
@@ -17127,7 +16916,7 @@
                 <w:b/>
                 <w:bCs/>
               </w:rPr>
-              <w:t xml:space="preserve">:CheckArchitectureController</w:t>
+              <w:t>:CheckArchitectureController</w:t>
             </w:r>
           </w:p>
         </w:tc>
@@ -17157,7 +16946,7 @@
               <w:rPr>
                 <w:rFonts w:eastAsia="標楷體"/>
               </w:rPr>
-              <w:t xml:space="preserve">new ComplianceCheck(project, profile)</w:t>
+              <w:t>new ComplianceCheck(project, profile)</w:t>
             </w:r>
           </w:p>
         </w:tc>
@@ -17187,7 +16976,7 @@
               <w:rPr>
                 <w:rFonts w:eastAsia="標楷體"/>
               </w:rPr>
-              <w:t xml:space="preserve">:ComplianceCheck</w:t>
+              <w:t>:ComplianceCheck</w:t>
             </w:r>
           </w:p>
         </w:tc>
@@ -17219,7 +17008,7 @@
                 <w:b/>
                 <w:bCs/>
               </w:rPr>
-              <w:t xml:space="preserve">Creator — Controller 為 ComplianceCheck 的起始聚合點</w:t>
+              <w:t>Creator — Controller 為 ComplianceCheck 的起始聚合點</w:t>
             </w:r>
           </w:p>
         </w:tc>
@@ -17253,7 +17042,7 @@
                 <w:b/>
                 <w:bCs/>
               </w:rPr>
-              <w:t xml:space="preserve">5</w:t>
+              <w:t>5</w:t>
             </w:r>
           </w:p>
         </w:tc>
@@ -17285,7 +17074,7 @@
                 <w:b/>
                 <w:bCs/>
               </w:rPr>
-              <w:t xml:space="preserve">:CheckArchitectureController</w:t>
+              <w:t>:CheckArchitectureController</w:t>
             </w:r>
           </w:p>
         </w:tc>
@@ -17315,7 +17104,7 @@
               <w:rPr>
                 <w:rFonts w:eastAsia="標楷體"/>
               </w:rPr>
-              <w:t xml:space="preserve">run() → :ComplianceCheck</w:t>
+              <w:t>run() → :ComplianceCheck</w:t>
             </w:r>
           </w:p>
         </w:tc>
@@ -17345,7 +17134,7 @@
               <w:rPr>
                 <w:rFonts w:eastAsia="標楷體"/>
               </w:rPr>
-              <w:t xml:space="preserve">:ViolationReport</w:t>
+              <w:t>:ViolationReport</w:t>
             </w:r>
           </w:p>
         </w:tc>
@@ -17377,7 +17166,7 @@
                 <w:b/>
                 <w:bCs/>
               </w:rPr>
-              <w:t xml:space="preserve">Information Expert — ComplianceCheck 擁有 Project 與 Profile，是執行檢查的最佳專家</w:t>
+              <w:t>Information Expert — ComplianceCheck 擁有 Project 與 Profile，是執行檢查的最佳專家</w:t>
             </w:r>
           </w:p>
         </w:tc>
@@ -17411,7 +17200,7 @@
                 <w:b/>
                 <w:bCs/>
               </w:rPr>
-              <w:t xml:space="preserve">5.1</w:t>
+              <w:t>5.1</w:t>
             </w:r>
           </w:p>
         </w:tc>
@@ -17443,7 +17232,7 @@
                 <w:b/>
                 <w:bCs/>
               </w:rPr>
-              <w:t xml:space="preserve">:ComplianceCheck</w:t>
+              <w:t>:ComplianceCheck</w:t>
             </w:r>
           </w:p>
         </w:tc>
@@ -17473,7 +17262,7 @@
               <w:rPr>
                 <w:rFonts w:eastAsia="標楷體"/>
               </w:rPr>
-              <w:t xml:space="preserve">getConstraints() → :StyleProfile</w:t>
+              <w:t>getConstraints() → :StyleProfile</w:t>
             </w:r>
           </w:p>
         </w:tc>
@@ -17503,7 +17292,7 @@
               <w:rPr>
                 <w:rFonts w:eastAsia="標楷體"/>
               </w:rPr>
-              <w:t xml:space="preserve">List&lt;ArchitectureConstraint&gt;</w:t>
+              <w:t>List&lt;ArchitectureConstraint&gt;</w:t>
             </w:r>
           </w:p>
         </w:tc>
@@ -17535,7 +17324,7 @@
                 <w:b/>
                 <w:bCs/>
               </w:rPr>
-              <w:t xml:space="preserve">Information Expert — StyleProfile 本身擁有 constraint 清單</w:t>
+              <w:t>Information Expert — StyleProfile 本身擁有 constraint 清單</w:t>
             </w:r>
           </w:p>
         </w:tc>
@@ -17569,7 +17358,7 @@
                 <w:b/>
                 <w:bCs/>
               </w:rPr>
-              <w:t xml:space="preserve">5.2</w:t>
+              <w:t>5.2</w:t>
             </w:r>
           </w:p>
         </w:tc>
@@ -17601,7 +17390,7 @@
                 <w:b/>
                 <w:bCs/>
               </w:rPr>
-              <w:t xml:space="preserve">:ComplianceCheck</w:t>
+              <w:t>:ComplianceCheck</w:t>
             </w:r>
           </w:p>
         </w:tc>
@@ -17631,7 +17420,7 @@
               <w:rPr>
                 <w:rFonts w:eastAsia="標楷體"/>
               </w:rPr>
-              <w:t xml:space="preserve">parse() → :ProjectParser</w:t>
+              <w:t>parse() → :ProjectParser</w:t>
             </w:r>
           </w:p>
         </w:tc>
@@ -17661,7 +17450,7 @@
               <w:rPr>
                 <w:rFonts w:eastAsia="標楷體"/>
               </w:rPr>
-              <w:t xml:space="preserve">List&lt;File with AST&gt;</w:t>
+              <w:t>List&lt;File with AST&gt;</w:t>
             </w:r>
           </w:p>
         </w:tc>
@@ -17693,7 +17482,9 @@
                 <w:b/>
                 <w:bCs/>
               </w:rPr>
-              <w:t xml:space="preserve">Pure Fabrication — JavaParser 相依性隔離</w:t>
+              <w:t>Pure Fabrication — JavaParser 相</w:t>
+              <w:lastRenderedPageBreak/>
+              <w:t>依性隔離</w:t>
             </w:r>
           </w:p>
         </w:tc>
@@ -17727,7 +17518,8 @@
                 <w:b/>
                 <w:bCs/>
               </w:rPr>
-              <w:t xml:space="preserve">5.3</w:t>
+              <w:lastRenderedPageBreak/>
+              <w:t>5.3</w:t>
             </w:r>
           </w:p>
         </w:tc>
@@ -17759,7 +17551,7 @@
                 <w:b/>
                 <w:bCs/>
               </w:rPr>
-              <w:t xml:space="preserve">:ComplianceCheck</w:t>
+              <w:t>:ComplianceCheck</w:t>
             </w:r>
           </w:p>
         </w:tc>
@@ -17789,7 +17581,7 @@
               <w:rPr>
                 <w:rFonts w:eastAsia="標楷體"/>
               </w:rPr>
-              <w:t xml:space="preserve">check(constraint, files) → :RuleChecker</w:t>
+              <w:t>check(constraint, files) → :RuleChecker</w:t>
             </w:r>
           </w:p>
         </w:tc>
@@ -17819,7 +17611,7 @@
               <w:rPr>
                 <w:rFonts w:eastAsia="標楷體"/>
               </w:rPr>
-              <w:t xml:space="preserve">List&lt;Violation&gt;</w:t>
+              <w:t>List&lt;Violation&gt;</w:t>
             </w:r>
           </w:p>
         </w:tc>
@@ -17851,7 +17643,7 @@
                 <w:b/>
                 <w:bCs/>
               </w:rPr>
-              <w:t xml:space="preserve">Polymorphism — RuleChecker 為策略介面，依 constraint 子型別多型分派</w:t>
+              <w:t>Polymorphism — RuleChecker 為策略介面，依 constraint 子型別多型分派</w:t>
             </w:r>
           </w:p>
         </w:tc>
@@ -17885,7 +17677,7 @@
                 <w:b/>
                 <w:bCs/>
               </w:rPr>
-              <w:t xml:space="preserve">5.4</w:t>
+              <w:t>5.4</w:t>
             </w:r>
           </w:p>
         </w:tc>
@@ -17917,7 +17709,7 @@
                 <w:b/>
                 <w:bCs/>
               </w:rPr>
-              <w:t xml:space="preserve">:ComplianceCheck</w:t>
+              <w:t>:ComplianceCheck</w:t>
             </w:r>
           </w:p>
         </w:tc>
@@ -17947,7 +17739,7 @@
               <w:rPr>
                 <w:rFonts w:eastAsia="標楷體"/>
               </w:rPr>
-              <w:t xml:space="preserve">filter(violations) → :SuppressionStore</w:t>
+              <w:t>filter(violations) → :SuppressionStore</w:t>
             </w:r>
           </w:p>
         </w:tc>
@@ -17977,7 +17769,7 @@
               <w:rPr>
                 <w:rFonts w:eastAsia="標楷體"/>
               </w:rPr>
-              <w:t xml:space="preserve">List&lt;Violation&gt;</w:t>
+              <w:t>List&lt;Violation&gt;</w:t>
             </w:r>
           </w:p>
         </w:tc>
@@ -18009,7 +17801,7 @@
                 <w:b/>
                 <w:bCs/>
               </w:rPr>
-              <w:t xml:space="preserve">Indirection — 以 SuppressionStore 間接層解除 ComplianceCheck 對 YAML 檔的耦合</w:t>
+              <w:t>Indirection — 以 SuppressionStore 間接層解除 ComplianceCheck 對 YAML 檔的耦合</w:t>
             </w:r>
           </w:p>
         </w:tc>
@@ -18043,7 +17835,7 @@
                 <w:b/>
                 <w:bCs/>
               </w:rPr>
-              <w:t xml:space="preserve">5.5</w:t>
+              <w:t>5.5</w:t>
             </w:r>
           </w:p>
         </w:tc>
@@ -18075,7 +17867,7 @@
                 <w:b/>
                 <w:bCs/>
               </w:rPr>
-              <w:t xml:space="preserve">:ComplianceCheck</w:t>
+              <w:t>:ComplianceCheck</w:t>
             </w:r>
           </w:p>
         </w:tc>
@@ -18105,7 +17897,7 @@
               <w:rPr>
                 <w:rFonts w:eastAsia="標楷體"/>
               </w:rPr>
-              <w:t xml:space="preserve">new ViolationReport(violations)</w:t>
+              <w:t>new ViolationReport(violations)</w:t>
             </w:r>
           </w:p>
         </w:tc>
@@ -18135,7 +17927,7 @@
               <w:rPr>
                 <w:rFonts w:eastAsia="標楷體"/>
               </w:rPr>
-              <w:t xml:space="preserve">:ViolationReport</w:t>
+              <w:t>:ViolationReport</w:t>
             </w:r>
           </w:p>
         </w:tc>
@@ -18167,7 +17959,7 @@
                 <w:b/>
                 <w:bCs/>
               </w:rPr>
-              <w:t xml:space="preserve">Creator — ComplianceCheck 為 ViolationReport 的彙整來源</w:t>
+              <w:t>Creator — ComplianceCheck 為 ViolationReport 的彙整來源</w:t>
             </w:r>
           </w:p>
         </w:tc>
@@ -18201,7 +17993,7 @@
                 <w:b/>
                 <w:bCs/>
               </w:rPr>
-              <w:t xml:space="preserve">6</w:t>
+              <w:t>6</w:t>
             </w:r>
           </w:p>
         </w:tc>
@@ -18233,7 +18025,7 @@
                 <w:b/>
                 <w:bCs/>
               </w:rPr>
-              <w:t xml:space="preserve">:CheckArchitectureController</w:t>
+              <w:t>:CheckArchitectureController</w:t>
             </w:r>
           </w:p>
         </w:tc>
@@ -18263,7 +18055,7 @@
               <w:rPr>
                 <w:rFonts w:eastAsia="標楷體"/>
               </w:rPr>
-              <w:t xml:space="preserve">format(report) → :ReportFormatter</w:t>
+              <w:t>format(report) → :ReportFormatter</w:t>
             </w:r>
           </w:p>
         </w:tc>
@@ -18293,7 +18085,7 @@
               <w:rPr>
                 <w:rFonts w:eastAsia="標楷體"/>
               </w:rPr>
-              <w:t xml:space="preserve">String</w:t>
+              <w:t>String</w:t>
             </w:r>
           </w:p>
         </w:tc>
@@ -18325,7 +18117,7 @@
                 <w:b/>
                 <w:bCs/>
               </w:rPr>
-              <w:t xml:space="preserve">Protected Variations — 以介面封裝 Console/JSON 輸出差異</w:t>
+              <w:t>Protected Variations — 以介面封裝 Console/JSON 輸出差異</w:t>
             </w:r>
           </w:p>
         </w:tc>
@@ -18359,7 +18151,7 @@
                 <w:b/>
                 <w:bCs/>
               </w:rPr>
-              <w:t xml:space="preserve">7</w:t>
+              <w:t>7</w:t>
             </w:r>
           </w:p>
         </w:tc>
@@ -18391,7 +18183,7 @@
                 <w:b/>
                 <w:bCs/>
               </w:rPr>
-              <w:t xml:space="preserve">:CheckArchitectureController</w:t>
+              <w:t>:CheckArchitectureController</w:t>
             </w:r>
           </w:p>
         </w:tc>
@@ -18421,7 +18213,7 @@
               <w:rPr>
                 <w:rFonts w:eastAsia="標楷體"/>
               </w:rPr>
-              <w:t xml:space="preserve">return report, exitCode → :CLI</w:t>
+              <w:t>return report, exitCode → :CLI</w:t>
             </w:r>
           </w:p>
         </w:tc>
@@ -18447,12 +18239,6 @@
                 <w:rFonts w:eastAsia="標楷體"/>
               </w:rPr>
             </w:pPr>
-            <w:r>
-              <w:rPr>
-                <w:rFonts w:eastAsia="標楷體"/>
-              </w:rPr>
-              <w:t xml:space="preserve"/>
-            </w:r>
           </w:p>
         </w:tc>
         <w:tc>
@@ -18483,7 +18269,7 @@
                 <w:b/>
                 <w:bCs/>
               </w:rPr>
-              <w:t xml:space="preserve">Low Coupling — Controller 不直接寫入 stdout，由 CLI 決定輸出通道</w:t>
+              <w:t>Low Coupling — Controller 不直接寫入 stdout，由 CLI 決定輸出通道</w:t>
             </w:r>
           </w:p>
         </w:tc>
@@ -18511,7 +18297,7 @@
           <w:b/>
           <w:bCs/>
         </w:rPr>
-        <w:t xml:space="preserve">(c) GRASP Rationale Summary (UC-01)</w:t>
+        <w:t>(c) GRASP Rationale Summary (UC-01)</w:t>
       </w:r>
     </w:p>
     <w:p>
@@ -18526,7 +18312,7 @@
         <w:rPr>
           <w:rFonts w:eastAsia="標楷體"/>
         </w:rPr>
-        <w:t xml:space="preserve">• Information Expert：ComplianceCheck 擁有 Project 與 StyleProfile 兩方資訊，是執行整體檢查責任的專家。</w:t>
+        <w:t>• Information Expert：ComplianceCheck 擁有 Project 與 StyleProfile 兩方資訊，是執行整體檢查責任的專家。</w:t>
       </w:r>
     </w:p>
     <w:p>
@@ -18541,7 +18327,7 @@
         <w:rPr>
           <w:rFonts w:eastAsia="標楷體"/>
         </w:rPr>
-        <w:t xml:space="preserve">• Creator：Controller 以完整建立資訊聚合並建立 ComplianceCheck；ComplianceCheck 則建立 ViolationReport。</w:t>
+        <w:t>• Creator：Controller 以完整建立資訊聚合並建立 ComplianceCheck；ComplianceCheck 則建立 ViolationReport。</w:t>
       </w:r>
     </w:p>
     <w:p>
@@ -18556,7 +18342,8 @@
         <w:rPr>
           <w:rFonts w:eastAsia="標楷體"/>
         </w:rPr>
-        <w:t xml:space="preserve">• Controller：CheckArchitectureController 對應單一 use case，避免 bloat controller。</w:t>
+        <w:lastRenderedPageBreak/>
+        <w:t>• Controller：CheckArchitectureController 對應單一 use case，避免 bloat controller。</w:t>
       </w:r>
     </w:p>
     <w:p>
@@ -18571,7 +18358,7 @@
         <w:rPr>
           <w:rFonts w:eastAsia="標楷體"/>
         </w:rPr>
-        <w:t xml:space="preserve">• Polymorphism：以 RuleChecker 介面（NamingRuleChecker、DependencyRuleChecker 等）封裝四種規則的檢查差異，避免 type-case switch。</w:t>
+        <w:t>• Polymorphism：以 RuleChecker 介面（NamingRuleChecker、DependencyRuleChecker 等）封裝四種規則的檢查差異，避免 type-case switch。</w:t>
       </w:r>
     </w:p>
     <w:p>
@@ -18586,7 +18373,7 @@
         <w:rPr>
           <w:rFonts w:eastAsia="標楷體"/>
         </w:rPr>
-        <w:t xml:space="preserve">• Pure Fabrication：ProfileLoader、ProjectParser、ReportFormatter 以純粹的技術服務類別隔離 JavaParser / SnakeYAML 相依性。</w:t>
+        <w:t>• Pure Fabrication：ProfileLoader、ProjectParser、ReportFormatter 以純粹的技術服務類別隔離 JavaParser / SnakeYAML 相依性。</w:t>
       </w:r>
     </w:p>
     <w:p>
@@ -18601,7 +18388,7 @@
         <w:rPr>
           <w:rFonts w:eastAsia="標楷體"/>
         </w:rPr>
-        <w:t xml:space="preserve">• Protected Variations / Indirection：以 ReportFormatter 與 SuppressionStore 介面對 I/O 格式與儲存路徑變動建立保護層。</w:t>
+        <w:t>• Protected Variations / Indirection：以 ReportFormatter 與 SuppressionStore 介面對 I/O 格式與儲存路徑變動建立保護層。</w:t>
       </w:r>
     </w:p>
     <w:p>
@@ -18635,7 +18422,8 @@
           <w:bCs/>
           <w:sz w:val="26"/>
         </w:rPr>
-        <w:t xml:space="preserve">3.2.2 UC-03: Check Architecture Compliance with Interactive Fix</w:t>
+        <w:lastRenderedPageBreak/>
+        <w:t>3.2.2 UC-03: Check Architecture Compliance with Interactive Fix</w:t>
       </w:r>
     </w:p>
     <w:p>
@@ -18653,7 +18441,7 @@
           <w:b/>
           <w:bCs/>
         </w:rPr>
-        <w:t xml:space="preserve">(a) System Sequence Diagram</w:t>
+        <w:t>(a) System Sequence Diagram</w:t>
       </w:r>
     </w:p>
     <w:p>
@@ -18668,7 +18456,7 @@
         <w:rPr>
           <w:rFonts w:eastAsia="標楷體"/>
         </w:rPr>
-        <w:t xml:space="preserve">UC-03 於 UC-01 檢查完成後，以 loop 逐條詢問 Developer 對每個 Violation 的處置（Suppress / Keep / Abort）。共有一個入口事件與一個 loop 內的決策事件。</w:t>
+        <w:t>UC-03 於 UC-01 檢查完成後，以 loop 逐條詢問 Developer 對每個 Violation 的處置（Suppress / Keep / Abort）。共有一個入口事件與一個 loop 內的決策事件。</w:t>
       </w:r>
     </w:p>
     <w:p>
@@ -18685,7 +18473,7 @@
           <w:noProof/>
         </w:rPr>
         <w:drawing>
-          <wp:inline xmlns:wp="http://schemas.openxmlformats.org/drawingml/2006/wordprocessingDrawing" distT="0" distB="0" distL="0" distR="0">
+          <wp:inline distT="0" distB="0" distL="0" distR="0">
             <wp:extent cx="5731510" cy="5534638"/>
             <wp:effectExtent l="0" t="0" r="0" b="0"/>
             <wp:docPr id="14" name="Picture 14" descr="3.2.2-uc03-ssd.png"/>
@@ -18700,7 +18488,7 @@
                     <pic:cNvPicPr/>
                   </pic:nvPicPr>
                   <pic:blipFill>
-                    <a:blip xmlns:r="http://schemas.openxmlformats.org/officeDocument/2006/relationships" r:embed="rId14"/>
+                    <a:blip r:embed="rId12"/>
                     <a:stretch>
                       <a:fillRect/>
                     </a:stretch>
@@ -18735,10 +18523,10 @@
         <w:tblLook w:val="04A0" w:firstRow="1" w:lastRow="0" w:firstColumn="1" w:lastColumn="0" w:noHBand="0" w:noVBand="1"/>
       </w:tblPr>
       <w:tblGrid>
-        <w:gridCol w:w="700"/>
-        <w:gridCol w:w="2100"/>
-        <w:gridCol w:w="2800"/>
-        <w:gridCol w:w="3426"/>
+        <w:gridCol w:w="661"/>
+        <w:gridCol w:w="2005"/>
+        <w:gridCol w:w="3059"/>
+        <w:gridCol w:w="3301"/>
       </w:tblGrid>
       <w:tr>
         <w:trPr>
@@ -18774,7 +18562,7 @@
                 <w:bCs/>
                 <w:color w:val="FFFFFF"/>
               </w:rPr>
-              <w:t xml:space="preserve">#</w:t>
+              <w:t>#</w:t>
             </w:r>
           </w:p>
         </w:tc>
@@ -18808,7 +18596,7 @@
                 <w:bCs/>
                 <w:color w:val="FFFFFF"/>
               </w:rPr>
-              <w:t xml:space="preserve">Actor</w:t>
+              <w:t>Actor</w:t>
             </w:r>
           </w:p>
         </w:tc>
@@ -18842,7 +18630,7 @@
                 <w:bCs/>
                 <w:color w:val="FFFFFF"/>
               </w:rPr>
-              <w:t xml:space="preserve">System Event / Return</w:t>
+              <w:t>System Event / Return</w:t>
             </w:r>
           </w:p>
         </w:tc>
@@ -18876,7 +18664,7 @@
                 <w:bCs/>
                 <w:color w:val="FFFFFF"/>
               </w:rPr>
-              <w:t xml:space="preserve">Description</w:t>
+              <w:t>Description</w:t>
             </w:r>
           </w:p>
         </w:tc>
@@ -18910,7 +18698,7 @@
                 <w:b/>
                 <w:bCs/>
               </w:rPr>
-              <w:t xml:space="preserve">1</w:t>
+              <w:t>1</w:t>
             </w:r>
           </w:p>
         </w:tc>
@@ -18942,7 +18730,7 @@
                 <w:b/>
                 <w:bCs/>
               </w:rPr>
-              <w:t xml:space="preserve">Developer</w:t>
+              <w:t>Developer</w:t>
             </w:r>
           </w:p>
         </w:tc>
@@ -18972,7 +18760,7 @@
               <w:rPr>
                 <w:rFonts w:eastAsia="標楷體"/>
               </w:rPr>
-              <w:t xml:space="preserve">checkInteractive(projectPath, profilePath)</w:t>
+              <w:t>checkInteractive(projectPath, profilePath)</w:t>
             </w:r>
           </w:p>
         </w:tc>
@@ -19002,7 +18790,7 @@
               <w:rPr>
                 <w:rFonts w:eastAsia="標楷體"/>
               </w:rPr>
-              <w:t xml:space="preserve">啟動互動式檢查</w:t>
+              <w:t>啟動互動式檢查</w:t>
             </w:r>
           </w:p>
         </w:tc>
@@ -19036,7 +18824,7 @@
                 <w:b/>
                 <w:bCs/>
               </w:rPr>
-              <w:t xml:space="preserve">2</w:t>
+              <w:t>2</w:t>
             </w:r>
           </w:p>
         </w:tc>
@@ -19068,7 +18856,7 @@
                 <w:b/>
                 <w:bCs/>
               </w:rPr>
-              <w:t xml:space="preserve">:System</w:t>
+              <w:t>:System</w:t>
             </w:r>
           </w:p>
         </w:tc>
@@ -19098,7 +18886,7 @@
               <w:rPr>
                 <w:rFonts w:eastAsia="標楷體"/>
               </w:rPr>
-              <w:t xml:space="preserve">present violation i (details)</w:t>
+              <w:t>present violation i (details)</w:t>
             </w:r>
           </w:p>
         </w:tc>
@@ -19128,7 +18916,7 @@
               <w:rPr>
                 <w:rFonts w:eastAsia="標楷體"/>
               </w:rPr>
-              <w:t xml:space="preserve">系統顯示第 i 筆違規細節</w:t>
+              <w:t>系統顯示第 i 筆違規細節</w:t>
             </w:r>
           </w:p>
         </w:tc>
@@ -19162,7 +18950,7 @@
                 <w:b/>
                 <w:bCs/>
               </w:rPr>
-              <w:t xml:space="preserve">3</w:t>
+              <w:t>3</w:t>
             </w:r>
           </w:p>
         </w:tc>
@@ -19194,7 +18982,7 @@
                 <w:b/>
                 <w:bCs/>
               </w:rPr>
-              <w:t xml:space="preserve">Developer</w:t>
+              <w:t>Developer</w:t>
             </w:r>
           </w:p>
         </w:tc>
@@ -19224,7 +19012,7 @@
               <w:rPr>
                 <w:rFonts w:eastAsia="標楷體"/>
               </w:rPr>
-              <w:t xml:space="preserve">decide(i, decision)</w:t>
+              <w:t>decide(i, decision)</w:t>
             </w:r>
           </w:p>
         </w:tc>
@@ -19254,7 +19042,7 @@
               <w:rPr>
                 <w:rFonts w:eastAsia="標楷體"/>
               </w:rPr>
-              <w:t xml:space="preserve">decision ∈ {SUPPRESS(reason), KEEP, ABORT}</w:t>
+              <w:t>decision ∈ {SUPPRESS(reason), KEEP, ABORT}</w:t>
             </w:r>
           </w:p>
         </w:tc>
@@ -19288,7 +19076,7 @@
                 <w:b/>
                 <w:bCs/>
               </w:rPr>
-              <w:t xml:space="preserve">4</w:t>
+              <w:t>4</w:t>
             </w:r>
           </w:p>
         </w:tc>
@@ -19320,7 +19108,7 @@
                 <w:b/>
                 <w:bCs/>
               </w:rPr>
-              <w:t xml:space="preserve">:System</w:t>
+              <w:t>:System</w:t>
             </w:r>
           </w:p>
         </w:tc>
@@ -19350,7 +19138,9 @@
               <w:rPr>
                 <w:rFonts w:eastAsia="標楷體"/>
               </w:rPr>
-              <w:t xml:space="preserve">return ViolationReport, exitCode</w:t>
+              <w:t xml:space="preserve">return ViolationReport, </w:t>
+              <w:lastRenderedPageBreak/>
+              <w:t>exitCode</w:t>
             </w:r>
           </w:p>
         </w:tc>
@@ -19380,7 +19170,8 @@
               <w:rPr>
                 <w:rFonts w:eastAsia="標楷體"/>
               </w:rPr>
-              <w:t xml:space="preserve">完成 loop 後回傳最終報告</w:t>
+              <w:lastRenderedPageBreak/>
+              <w:t>完成 loop 後回傳最終報告</w:t>
             </w:r>
           </w:p>
         </w:tc>
@@ -19408,7 +19199,7 @@
           <w:b/>
           <w:bCs/>
         </w:rPr>
-        <w:t xml:space="preserve">(b) Sequence Diagram — System Event: checkInteractive</w:t>
+        <w:t>(b) Sequence Diagram — System Event: checkInteractive</w:t>
       </w:r>
     </w:p>
     <w:p>
@@ -19434,8 +19225,9 @@
           <w:rFonts w:eastAsia="標楷體"/>
           <w:noProof/>
         </w:rPr>
+        <w:lastRenderedPageBreak/>
         <w:drawing>
-          <wp:inline xmlns:wp="http://schemas.openxmlformats.org/drawingml/2006/wordprocessingDrawing" distT="0" distB="0" distL="0" distR="0">
+          <wp:inline distT="0" distB="0" distL="0" distR="0">
             <wp:extent cx="7935559" cy="5334000"/>
             <wp:effectExtent l="0" t="0" r="0" b="0"/>
             <wp:docPr id="15" name="Picture 15" descr="3.2.2-uc03-sd.png"/>
@@ -19450,7 +19242,7 @@
                     <pic:cNvPicPr/>
                   </pic:nvPicPr>
                   <pic:blipFill>
-                    <a:blip xmlns:r="http://schemas.openxmlformats.org/officeDocument/2006/relationships" r:embed="rId15"/>
+                    <a:blip r:embed="rId13"/>
                     <a:stretch>
                       <a:fillRect/>
                     </a:stretch>
@@ -19495,11 +19287,11 @@
         <w:tblLook w:val="04A0" w:firstRow="1" w:lastRow="0" w:firstColumn="1" w:lastColumn="0" w:noHBand="0" w:noVBand="1"/>
       </w:tblPr>
       <w:tblGrid>
-        <w:gridCol w:w="420"/>
-        <w:gridCol w:w="1700"/>
-        <w:gridCol w:w="2680"/>
-        <w:gridCol w:w="1100"/>
-        <w:gridCol w:w="3126"/>
+        <w:gridCol w:w="360"/>
+        <w:gridCol w:w="2853"/>
+        <w:gridCol w:w="2940"/>
+        <w:gridCol w:w="1867"/>
+        <w:gridCol w:w="2120"/>
       </w:tblGrid>
       <w:tr>
         <w:trPr>
@@ -19535,7 +19327,8 @@
                 <w:bCs/>
                 <w:color w:val="FFFFFF"/>
               </w:rPr>
-              <w:t xml:space="preserve">#</w:t>
+              <w:lastRenderedPageBreak/>
+              <w:t>#</w:t>
             </w:r>
           </w:p>
         </w:tc>
@@ -19569,7 +19362,7 @@
                 <w:bCs/>
                 <w:color w:val="FFFFFF"/>
               </w:rPr>
-              <w:t xml:space="preserve">Sender</w:t>
+              <w:t>Sender</w:t>
             </w:r>
           </w:p>
         </w:tc>
@@ -19603,7 +19396,7 @@
                 <w:bCs/>
                 <w:color w:val="FFFFFF"/>
               </w:rPr>
-              <w:t xml:space="preserve">Message → Receiver</w:t>
+              <w:t>Message → Receiver</w:t>
             </w:r>
           </w:p>
         </w:tc>
@@ -19637,7 +19430,7 @@
                 <w:bCs/>
                 <w:color w:val="FFFFFF"/>
               </w:rPr>
-              <w:t xml:space="preserve">Return</w:t>
+              <w:t>Return</w:t>
             </w:r>
           </w:p>
         </w:tc>
@@ -19671,7 +19464,7 @@
                 <w:bCs/>
                 <w:color w:val="FFFFFF"/>
               </w:rPr>
-              <w:t xml:space="preserve">GRASP Applied</w:t>
+              <w:t>GRASP Applied</w:t>
             </w:r>
           </w:p>
         </w:tc>
@@ -19705,7 +19498,7 @@
                 <w:b/>
                 <w:bCs/>
               </w:rPr>
-              <w:t xml:space="preserve">1</w:t>
+              <w:t>1</w:t>
             </w:r>
           </w:p>
         </w:tc>
@@ -19737,7 +19530,7 @@
                 <w:b/>
                 <w:bCs/>
               </w:rPr>
-              <w:t xml:space="preserve">:CLI</w:t>
+              <w:t>:CLI</w:t>
             </w:r>
           </w:p>
         </w:tc>
@@ -19767,7 +19560,7 @@
               <w:rPr>
                 <w:rFonts w:eastAsia="標楷體"/>
               </w:rPr>
-              <w:t xml:space="preserve">checkInteractive(projPath, profPath) → :InteractiveFixController</w:t>
+              <w:t>checkInteractive(projPath, profPath) → :InteractiveFixController</w:t>
             </w:r>
           </w:p>
         </w:tc>
@@ -19793,12 +19586,6 @@
                 <w:rFonts w:eastAsia="標楷體"/>
               </w:rPr>
             </w:pPr>
-            <w:r>
-              <w:rPr>
-                <w:rFonts w:eastAsia="標楷體"/>
-              </w:rPr>
-              <w:t xml:space="preserve"/>
-            </w:r>
           </w:p>
         </w:tc>
         <w:tc>
@@ -19829,7 +19616,7 @@
                 <w:b/>
                 <w:bCs/>
               </w:rPr>
-              <w:t xml:space="preserve">Controller — 互動流程由專屬 controller 管理狀態</w:t>
+              <w:t>Controller — 互動流程由專屬 controller 管理狀態</w:t>
             </w:r>
           </w:p>
         </w:tc>
@@ -19863,7 +19650,7 @@
                 <w:b/>
                 <w:bCs/>
               </w:rPr>
-              <w:t xml:space="preserve">2</w:t>
+              <w:t>2</w:t>
             </w:r>
           </w:p>
         </w:tc>
@@ -19895,7 +19682,7 @@
                 <w:b/>
                 <w:bCs/>
               </w:rPr>
-              <w:t xml:space="preserve">:InteractiveFixController</w:t>
+              <w:t>:InteractiveFixController</w:t>
             </w:r>
           </w:p>
         </w:tc>
@@ -19925,7 +19712,7 @@
               <w:rPr>
                 <w:rFonts w:eastAsia="標楷體"/>
               </w:rPr>
-              <w:t xml:space="preserve">run() → :ComplianceCheck (reused)</w:t>
+              <w:t>run() → :ComplianceCheck (reused)</w:t>
             </w:r>
           </w:p>
         </w:tc>
@@ -19955,7 +19742,7 @@
               <w:rPr>
                 <w:rFonts w:eastAsia="標楷體"/>
               </w:rPr>
-              <w:t xml:space="preserve">:ViolationReport</w:t>
+              <w:t>:ViolationReport</w:t>
             </w:r>
           </w:p>
         </w:tc>
@@ -19987,7 +19774,7 @@
                 <w:b/>
                 <w:bCs/>
               </w:rPr>
-              <w:t xml:space="preserve">Information Expert — 重用 UC-01 中 ComplianceCheck 的檢查能力</w:t>
+              <w:t>Information Expert — 重用 UC-01 中 ComplianceCheck 的檢查能力</w:t>
             </w:r>
           </w:p>
         </w:tc>
@@ -20021,7 +19808,7 @@
                 <w:b/>
                 <w:bCs/>
               </w:rPr>
-              <w:t xml:space="preserve">3</w:t>
+              <w:t>3</w:t>
             </w:r>
           </w:p>
         </w:tc>
@@ -20053,7 +19840,7 @@
                 <w:b/>
                 <w:bCs/>
               </w:rPr>
-              <w:t xml:space="preserve">:InteractiveFixController</w:t>
+              <w:t>:InteractiveFixController</w:t>
             </w:r>
           </w:p>
         </w:tc>
@@ -20083,7 +19870,7 @@
               <w:rPr>
                 <w:rFonts w:eastAsia="標楷體"/>
               </w:rPr>
-              <w:t xml:space="preserve">getViolations() → :ViolationReport</w:t>
+              <w:t>getViolations() → :ViolationReport</w:t>
             </w:r>
           </w:p>
         </w:tc>
@@ -20113,7 +19900,7 @@
               <w:rPr>
                 <w:rFonts w:eastAsia="標楷體"/>
               </w:rPr>
-              <w:t xml:space="preserve">List&lt;Violation&gt;</w:t>
+              <w:t>List&lt;Violation&gt;</w:t>
             </w:r>
           </w:p>
         </w:tc>
@@ -20145,7 +19932,7 @@
                 <w:b/>
                 <w:bCs/>
               </w:rPr>
-              <w:t xml:space="preserve">Information Expert</w:t>
+              <w:t>Information Expert</w:t>
             </w:r>
           </w:p>
         </w:tc>
@@ -20179,7 +19966,7 @@
                 <w:b/>
                 <w:bCs/>
               </w:rPr>
-              <w:t xml:space="preserve">4</w:t>
+              <w:t>4</w:t>
             </w:r>
           </w:p>
         </w:tc>
@@ -20211,7 +19998,7 @@
                 <w:b/>
                 <w:bCs/>
               </w:rPr>
-              <w:t xml:space="preserve">loop [for each v in violations]</w:t>
+              <w:t>loop [for each v in violations]</w:t>
             </w:r>
           </w:p>
         </w:tc>
@@ -20241,7 +20028,7 @@
               <w:rPr>
                 <w:rFonts w:eastAsia="標楷體"/>
               </w:rPr>
-              <w:t xml:space="preserve">— (見 SD (c))</w:t>
+              <w:t>— (見 SD (c))</w:t>
             </w:r>
           </w:p>
         </w:tc>
@@ -20267,12 +20054,6 @@
                 <w:rFonts w:eastAsia="標楷體"/>
               </w:rPr>
             </w:pPr>
-            <w:r>
-              <w:rPr>
-                <w:rFonts w:eastAsia="標楷體"/>
-              </w:rPr>
-              <w:t xml:space="preserve"/>
-            </w:r>
           </w:p>
         </w:tc>
         <w:tc>
@@ -20303,7 +20084,7 @@
                 <w:b/>
                 <w:bCs/>
               </w:rPr>
-              <w:t xml:space="preserve">High Cohesion — Controller 僅負責協調迴圈，實際寫檔由 Store 承擔</w:t>
+              <w:t>High Cohesion — Controller 僅負責協調迴圈，實際寫檔由 Store 承擔</w:t>
             </w:r>
           </w:p>
         </w:tc>
@@ -20337,7 +20118,7 @@
                 <w:b/>
                 <w:bCs/>
               </w:rPr>
-              <w:t xml:space="preserve">5</w:t>
+              <w:t>5</w:t>
             </w:r>
           </w:p>
         </w:tc>
@@ -20369,7 +20150,7 @@
                 <w:b/>
                 <w:bCs/>
               </w:rPr>
-              <w:t xml:space="preserve">:InteractiveFixController</w:t>
+              <w:t>:InteractiveFixController</w:t>
             </w:r>
           </w:p>
         </w:tc>
@@ -20399,7 +20180,7 @@
               <w:rPr>
                 <w:rFonts w:eastAsia="標楷體"/>
               </w:rPr>
-              <w:t xml:space="preserve">updatedReport = rebuild(decisions)</w:t>
+              <w:t>updatedReport = rebuild(decisions)</w:t>
             </w:r>
           </w:p>
         </w:tc>
@@ -20429,7 +20210,7 @@
               <w:rPr>
                 <w:rFonts w:eastAsia="標楷體"/>
               </w:rPr>
-              <w:t xml:space="preserve">:ViolationReport</w:t>
+              <w:t>:ViolationReport</w:t>
             </w:r>
           </w:p>
         </w:tc>
@@ -20461,7 +20242,7 @@
                 <w:b/>
                 <w:bCs/>
               </w:rPr>
-              <w:t xml:space="preserve">Information Expert</w:t>
+              <w:t>Information Expert</w:t>
             </w:r>
           </w:p>
         </w:tc>
@@ -20495,7 +20276,7 @@
                 <w:b/>
                 <w:bCs/>
               </w:rPr>
-              <w:t xml:space="preserve">6</w:t>
+              <w:t>6</w:t>
             </w:r>
           </w:p>
         </w:tc>
@@ -20527,7 +20308,7 @@
                 <w:b/>
                 <w:bCs/>
               </w:rPr>
-              <w:t xml:space="preserve">:InteractiveFixController</w:t>
+              <w:t>:InteractiveFixController</w:t>
             </w:r>
           </w:p>
         </w:tc>
@@ -20557,7 +20338,7 @@
               <w:rPr>
                 <w:rFonts w:eastAsia="標楷體"/>
               </w:rPr>
-              <w:t xml:space="preserve">return updatedReport → :CLI</w:t>
+              <w:t>return updatedReport → :CLI</w:t>
             </w:r>
           </w:p>
         </w:tc>
@@ -20583,12 +20364,6 @@
                 <w:rFonts w:eastAsia="標楷體"/>
               </w:rPr>
             </w:pPr>
-            <w:r>
-              <w:rPr>
-                <w:rFonts w:eastAsia="標楷體"/>
-              </w:rPr>
-              <w:t xml:space="preserve"/>
-            </w:r>
           </w:p>
         </w:tc>
         <w:tc>
@@ -20619,7 +20394,7 @@
                 <w:b/>
                 <w:bCs/>
               </w:rPr>
-              <w:t xml:space="preserve">Low Coupling</w:t>
+              <w:t>Low Coupling</w:t>
             </w:r>
           </w:p>
         </w:tc>
@@ -20647,7 +20422,7 @@
           <w:b/>
           <w:bCs/>
         </w:rPr>
-        <w:t xml:space="preserve">(c) Sequence Diagram — System Event: decide(i, decision)（迴圈內）</w:t>
+        <w:t>(c) Sequence Diagram — System Event: decide(i, decision)（迴圈內）</w:t>
       </w:r>
     </w:p>
     <w:tbl>
@@ -20664,11 +20439,11 @@
         <w:tblLook w:val="04A0" w:firstRow="1" w:lastRow="0" w:firstColumn="1" w:lastColumn="0" w:noHBand="0" w:noVBand="1"/>
       </w:tblPr>
       <w:tblGrid>
-        <w:gridCol w:w="420"/>
-        <w:gridCol w:w="1700"/>
-        <w:gridCol w:w="2680"/>
-        <w:gridCol w:w="1100"/>
-        <w:gridCol w:w="3126"/>
+        <w:gridCol w:w="540"/>
+        <w:gridCol w:w="2853"/>
+        <w:gridCol w:w="2367"/>
+        <w:gridCol w:w="1481"/>
+        <w:gridCol w:w="1785"/>
       </w:tblGrid>
       <w:tr>
         <w:trPr>
@@ -20704,7 +20479,7 @@
                 <w:bCs/>
                 <w:color w:val="FFFFFF"/>
               </w:rPr>
-              <w:t xml:space="preserve">#</w:t>
+              <w:t>#</w:t>
             </w:r>
           </w:p>
         </w:tc>
@@ -20738,7 +20513,7 @@
                 <w:bCs/>
                 <w:color w:val="FFFFFF"/>
               </w:rPr>
-              <w:t xml:space="preserve">Sender</w:t>
+              <w:t>Sender</w:t>
             </w:r>
           </w:p>
         </w:tc>
@@ -20772,7 +20547,7 @@
                 <w:bCs/>
                 <w:color w:val="FFFFFF"/>
               </w:rPr>
-              <w:t xml:space="preserve">Message → Receiver</w:t>
+              <w:t>Message → Receiver</w:t>
             </w:r>
           </w:p>
         </w:tc>
@@ -20806,7 +20581,7 @@
                 <w:bCs/>
                 <w:color w:val="FFFFFF"/>
               </w:rPr>
-              <w:t xml:space="preserve">Return</w:t>
+              <w:t>Return</w:t>
             </w:r>
           </w:p>
         </w:tc>
@@ -20840,7 +20615,7 @@
                 <w:bCs/>
                 <w:color w:val="FFFFFF"/>
               </w:rPr>
-              <w:t xml:space="preserve">GRASP Applied</w:t>
+              <w:t>GRASP Applied</w:t>
             </w:r>
           </w:p>
         </w:tc>
@@ -20874,7 +20649,7 @@
                 <w:b/>
                 <w:bCs/>
               </w:rPr>
-              <w:t xml:space="preserve">1</w:t>
+              <w:t>1</w:t>
             </w:r>
           </w:p>
         </w:tc>
@@ -20906,7 +20681,7 @@
                 <w:b/>
                 <w:bCs/>
               </w:rPr>
-              <w:t xml:space="preserve">:InteractiveFixController</w:t>
+              <w:t>:InteractiveFixController</w:t>
             </w:r>
           </w:p>
         </w:tc>
@@ -20936,7 +20711,7 @@
               <w:rPr>
                 <w:rFonts w:eastAsia="標楷體"/>
               </w:rPr>
-              <w:t xml:space="preserve">promptFor(violation) → :PromptPresenter</w:t>
+              <w:t>promptFor(violation) → :PromptPresenter</w:t>
             </w:r>
           </w:p>
         </w:tc>
@@ -20966,7 +20741,7 @@
               <w:rPr>
                 <w:rFonts w:eastAsia="標楷體"/>
               </w:rPr>
-              <w:t xml:space="preserve">Decision</w:t>
+              <w:t>Decision</w:t>
             </w:r>
           </w:p>
         </w:tc>
@@ -20998,7 +20773,7 @@
                 <w:b/>
                 <w:bCs/>
               </w:rPr>
-              <w:t xml:space="preserve">Pure Fabrication — 將 TTY I/O 隔離至獨立服務，維持 Controller 高內聚</w:t>
+              <w:t>Pure Fabrication — 將 TTY I/O 隔離至獨立服務，維持 Controller 高內聚</w:t>
             </w:r>
           </w:p>
         </w:tc>
@@ -21032,7 +20807,7 @@
                 <w:b/>
                 <w:bCs/>
               </w:rPr>
-              <w:t xml:space="preserve">2</w:t>
+              <w:t>2</w:t>
             </w:r>
           </w:p>
         </w:tc>
@@ -21064,7 +20839,7 @@
                 <w:b/>
                 <w:bCs/>
               </w:rPr>
-              <w:t xml:space="preserve">[decision = SUPPRESS]</w:t>
+              <w:t>[decision = SUPPRESS]</w:t>
             </w:r>
           </w:p>
         </w:tc>
@@ -21090,12 +20865,6 @@
                 <w:rFonts w:eastAsia="標楷體"/>
               </w:rPr>
             </w:pPr>
-            <w:r>
-              <w:rPr>
-                <w:rFonts w:eastAsia="標楷體"/>
-              </w:rPr>
-              <w:t xml:space="preserve"/>
-            </w:r>
           </w:p>
         </w:tc>
         <w:tc>
@@ -21120,12 +20889,6 @@
                 <w:rFonts w:eastAsia="標楷體"/>
               </w:rPr>
             </w:pPr>
-            <w:r>
-              <w:rPr>
-                <w:rFonts w:eastAsia="標楷體"/>
-              </w:rPr>
-              <w:t xml:space="preserve"/>
-            </w:r>
           </w:p>
         </w:tc>
         <w:tc>
@@ -21150,14 +20913,6 @@
                 <w:rFonts w:eastAsia="標楷體"/>
               </w:rPr>
             </w:pPr>
-            <w:r>
-              <w:rPr>
-                <w:rFonts w:eastAsia="標楷體"/>
-                <w:b/>
-                <w:bCs/>
-              </w:rPr>
-              <w:t xml:space="preserve"/>
-            </w:r>
           </w:p>
         </w:tc>
       </w:tr>
@@ -21190,7 +20945,7 @@
                 <w:b/>
                 <w:bCs/>
               </w:rPr>
-              <w:t xml:space="preserve">2.1</w:t>
+              <w:t>2.1</w:t>
             </w:r>
           </w:p>
         </w:tc>
@@ -21222,7 +20977,7 @@
                 <w:b/>
                 <w:bCs/>
               </w:rPr>
-              <w:t xml:space="preserve">:InteractiveFixController</w:t>
+              <w:t>:InteractiveFixController</w:t>
             </w:r>
           </w:p>
         </w:tc>
@@ -21252,7 +21007,7 @@
               <w:rPr>
                 <w:rFonts w:eastAsia="標楷體"/>
               </w:rPr>
-              <w:t xml:space="preserve">new Suppression(ruleId, file, reason, now)</w:t>
+              <w:t>new Suppression(ruleId, file, reason, now)</w:t>
             </w:r>
           </w:p>
         </w:tc>
@@ -21282,7 +21037,7 @@
               <w:rPr>
                 <w:rFonts w:eastAsia="標楷體"/>
               </w:rPr>
-              <w:t xml:space="preserve">:Suppression</w:t>
+              <w:t>:Suppression</w:t>
             </w:r>
           </w:p>
         </w:tc>
@@ -21314,7 +21069,9 @@
                 <w:b/>
                 <w:bCs/>
               </w:rPr>
-              <w:t xml:space="preserve">Creator — Controller 擁有所需初始資料</w:t>
+              <w:t>Creator — Controller 擁</w:t>
+              <w:lastRenderedPageBreak/>
+              <w:t>有所需初始資料</w:t>
             </w:r>
           </w:p>
         </w:tc>
@@ -21348,7 +21105,8 @@
                 <w:b/>
                 <w:bCs/>
               </w:rPr>
-              <w:t xml:space="preserve">2.2</w:t>
+              <w:lastRenderedPageBreak/>
+              <w:t>2.2</w:t>
             </w:r>
           </w:p>
         </w:tc>
@@ -21380,7 +21138,7 @@
                 <w:b/>
                 <w:bCs/>
               </w:rPr>
-              <w:t xml:space="preserve">:InteractiveFixController</w:t>
+              <w:t>:InteractiveFixController</w:t>
             </w:r>
           </w:p>
         </w:tc>
@@ -21410,7 +21168,7 @@
               <w:rPr>
                 <w:rFonts w:eastAsia="標楷體"/>
               </w:rPr>
-              <w:t xml:space="preserve">add(s) → :SuppressionStore</w:t>
+              <w:t>add(s) → :SuppressionStore</w:t>
             </w:r>
           </w:p>
         </w:tc>
@@ -21436,12 +21194,6 @@
                 <w:rFonts w:eastAsia="標楷體"/>
               </w:rPr>
             </w:pPr>
-            <w:r>
-              <w:rPr>
-                <w:rFonts w:eastAsia="標楷體"/>
-              </w:rPr>
-              <w:t xml:space="preserve"/>
-            </w:r>
           </w:p>
         </w:tc>
         <w:tc>
@@ -21472,7 +21224,7 @@
                 <w:b/>
                 <w:bCs/>
               </w:rPr>
-              <w:t xml:space="preserve">Indirection — 以 Store 介面隔離 YAML 檔 I/O</w:t>
+              <w:t>Indirection — 以 Store 介面隔離 YAML 檔 I/O</w:t>
             </w:r>
           </w:p>
         </w:tc>
@@ -21506,7 +21258,7 @@
                 <w:b/>
                 <w:bCs/>
               </w:rPr>
-              <w:t xml:space="preserve">3</w:t>
+              <w:t>3</w:t>
             </w:r>
           </w:p>
         </w:tc>
@@ -21538,7 +21290,7 @@
                 <w:b/>
                 <w:bCs/>
               </w:rPr>
-              <w:t xml:space="preserve">[decision = KEEP]</w:t>
+              <w:t>[decision = KEEP]</w:t>
             </w:r>
           </w:p>
         </w:tc>
@@ -21568,7 +21320,7 @@
               <w:rPr>
                 <w:rFonts w:eastAsia="標楷體"/>
               </w:rPr>
-              <w:t xml:space="preserve">— (violation 留於 report)</w:t>
+              <w:t>— (violation 留於 report)</w:t>
             </w:r>
           </w:p>
         </w:tc>
@@ -21594,12 +21346,6 @@
                 <w:rFonts w:eastAsia="標楷體"/>
               </w:rPr>
             </w:pPr>
-            <w:r>
-              <w:rPr>
-                <w:rFonts w:eastAsia="標楷體"/>
-              </w:rPr>
-              <w:t xml:space="preserve"/>
-            </w:r>
           </w:p>
         </w:tc>
         <w:tc>
@@ -21630,7 +21376,7 @@
                 <w:b/>
                 <w:bCs/>
               </w:rPr>
-              <w:t xml:space="preserve">High Cohesion</w:t>
+              <w:t>High Cohesion</w:t>
             </w:r>
           </w:p>
         </w:tc>
@@ -21664,7 +21410,7 @@
                 <w:b/>
                 <w:bCs/>
               </w:rPr>
-              <w:t xml:space="preserve">4</w:t>
+              <w:t>4</w:t>
             </w:r>
           </w:p>
         </w:tc>
@@ -21696,7 +21442,7 @@
                 <w:b/>
                 <w:bCs/>
               </w:rPr>
-              <w:t xml:space="preserve">[decision = ABORT]</w:t>
+              <w:t>[decision = ABORT]</w:t>
             </w:r>
           </w:p>
         </w:tc>
@@ -21726,7 +21472,7 @@
               <w:rPr>
                 <w:rFonts w:eastAsia="標楷體"/>
               </w:rPr>
-              <w:t xml:space="preserve">break loop</w:t>
+              <w:t>break loop</w:t>
             </w:r>
           </w:p>
         </w:tc>
@@ -21752,12 +21498,6 @@
                 <w:rFonts w:eastAsia="標楷體"/>
               </w:rPr>
             </w:pPr>
-            <w:r>
-              <w:rPr>
-                <w:rFonts w:eastAsia="標楷體"/>
-              </w:rPr>
-              <w:t xml:space="preserve"/>
-            </w:r>
           </w:p>
         </w:tc>
         <w:tc>
@@ -21782,14 +21522,6 @@
                 <w:rFonts w:eastAsia="標楷體"/>
               </w:rPr>
             </w:pPr>
-            <w:r>
-              <w:rPr>
-                <w:rFonts w:eastAsia="標楷體"/>
-                <w:b/>
-                <w:bCs/>
-              </w:rPr>
-              <w:t xml:space="preserve"/>
-            </w:r>
           </w:p>
         </w:tc>
       </w:tr>
@@ -21816,7 +21548,7 @@
           <w:b/>
           <w:bCs/>
         </w:rPr>
-        <w:t xml:space="preserve">(d) GRASP Rationale Summary (UC-03)</w:t>
+        <w:t>(d) GRASP Rationale Summary (UC-03)</w:t>
       </w:r>
     </w:p>
     <w:p>
@@ -21831,7 +21563,7 @@
         <w:rPr>
           <w:rFonts w:eastAsia="標楷體"/>
         </w:rPr>
-        <w:t xml:space="preserve">• Controller：以 InteractiveFixController 封裝多輪互動所需之狀態（當前 violation 索引、累積決策）。</w:t>
+        <w:t>• Controller：以 InteractiveFixController 封裝多輪互動所需之狀態（當前 violation 索引、累積決策）。</w:t>
       </w:r>
     </w:p>
     <w:p>
@@ -21846,7 +21578,7 @@
         <w:rPr>
           <w:rFonts w:eastAsia="標楷體"/>
         </w:rPr>
-        <w:t xml:space="preserve">• High Cohesion：PromptPresenter 專責 TTY 輸入/輸出；SuppressionStore 專責持久化；Controller 僅協調流程。</w:t>
+        <w:t>• High Cohesion：PromptPresenter 專責 TTY 輸入/輸出；SuppressionStore 專責持久化；Controller 僅協調流程。</w:t>
       </w:r>
     </w:p>
     <w:p>
@@ -21861,7 +21593,7 @@
         <w:rPr>
           <w:rFonts w:eastAsia="標楷體"/>
         </w:rPr>
-        <w:t xml:space="preserve">• Pure Fabrication：PromptPresenter 為純粹技術服務，使 Controller 不受 readline / terminal API 影響。</w:t>
+        <w:t>• Pure Fabrication：PromptPresenter 為純粹技術服務，使 Controller 不受 readline / terminal API 影響。</w:t>
       </w:r>
     </w:p>
     <w:p>
@@ -21876,7 +21608,7 @@
         <w:rPr>
           <w:rFonts w:eastAsia="標楷體"/>
         </w:rPr>
-        <w:t xml:space="preserve">• Indirection / Protected Variations：SuppressionStore 以介面隔離 .arch-checker-suppress.yaml 檔案路徑／格式變動。</w:t>
+        <w:t>• Indirection / Protected Variations：SuppressionStore 以介面隔離 .arch-checker-suppress.yaml 檔案路徑／格式變動。</w:t>
       </w:r>
     </w:p>
     <w:p>
@@ -21891,7 +21623,7 @@
         <w:rPr>
           <w:rFonts w:eastAsia="標楷體"/>
         </w:rPr>
-        <w:t xml:space="preserve">• Creator：Suppression 由 Controller 建立，因其擁有建立所需之全部資訊（ruleId、file、reason、timestamp）。</w:t>
+        <w:t>• Creator：Suppression 由 Controller 建立，因其擁有建立所需之全部資訊（ruleId、file、reason、timestamp）。</w:t>
       </w:r>
     </w:p>
     <w:p>
@@ -21925,7 +21657,8 @@
           <w:bCs/>
           <w:sz w:val="26"/>
         </w:rPr>
-        <w:t xml:space="preserve">3.2.3 UC-04: Suppress a Violation</w:t>
+        <w:lastRenderedPageBreak/>
+        <w:t>3.2.3 UC-04: Suppress a Violation</w:t>
       </w:r>
     </w:p>
     <w:p>
@@ -21943,7 +21676,7 @@
           <w:b/>
           <w:bCs/>
         </w:rPr>
-        <w:t xml:space="preserve">(a) System Sequence Diagram</w:t>
+        <w:t>(a) System Sequence Diagram</w:t>
       </w:r>
     </w:p>
     <w:p>
@@ -21958,7 +21691,7 @@
         <w:rPr>
           <w:rFonts w:eastAsia="標楷體"/>
         </w:rPr>
-        <w:t xml:space="preserve">UC-04 為非互動式的單點抑制：Developer 直接對 :System 發出 suppressViolation 系統事件，系統持久化後回傳確認。</w:t>
+        <w:t>UC-04 為非互動式的單點抑制：Developer 直接對 :System 發出 suppressViolation 系統事件，系統持久化後回傳確認。</w:t>
       </w:r>
     </w:p>
     <w:p>
@@ -21975,7 +21708,7 @@
           <w:noProof/>
         </w:rPr>
         <w:drawing>
-          <wp:inline xmlns:wp="http://schemas.openxmlformats.org/drawingml/2006/wordprocessingDrawing" distT="0" distB="0" distL="0" distR="0">
+          <wp:inline distT="0" distB="0" distL="0" distR="0">
             <wp:extent cx="5731510" cy="3502413"/>
             <wp:effectExtent l="0" t="0" r="0" b="0"/>
             <wp:docPr id="16" name="Picture 16" descr="3.2.3-uc04-ssd.png"/>
@@ -21990,7 +21723,7 @@
                     <pic:cNvPicPr/>
                   </pic:nvPicPr>
                   <pic:blipFill>
-                    <a:blip xmlns:r="http://schemas.openxmlformats.org/officeDocument/2006/relationships" r:embed="rId16"/>
+                    <a:blip r:embed="rId14"/>
                     <a:stretch>
                       <a:fillRect/>
                     </a:stretch>
@@ -22025,10 +21758,10 @@
         <w:tblLook w:val="04A0" w:firstRow="1" w:lastRow="0" w:firstColumn="1" w:lastColumn="0" w:noHBand="0" w:noVBand="1"/>
       </w:tblPr>
       <w:tblGrid>
-        <w:gridCol w:w="700"/>
-        <w:gridCol w:w="2100"/>
-        <w:gridCol w:w="2800"/>
-        <w:gridCol w:w="3426"/>
+        <w:gridCol w:w="647"/>
+        <w:gridCol w:w="1971"/>
+        <w:gridCol w:w="3260"/>
+        <w:gridCol w:w="3148"/>
       </w:tblGrid>
       <w:tr>
         <w:trPr>
@@ -22064,7 +21797,7 @@
                 <w:bCs/>
                 <w:color w:val="FFFFFF"/>
               </w:rPr>
-              <w:t xml:space="preserve">#</w:t>
+              <w:t>#</w:t>
             </w:r>
           </w:p>
         </w:tc>
@@ -22098,7 +21831,7 @@
                 <w:bCs/>
                 <w:color w:val="FFFFFF"/>
               </w:rPr>
-              <w:t xml:space="preserve">Actor</w:t>
+              <w:t>Actor</w:t>
             </w:r>
           </w:p>
         </w:tc>
@@ -22132,7 +21865,7 @@
                 <w:bCs/>
                 <w:color w:val="FFFFFF"/>
               </w:rPr>
-              <w:t xml:space="preserve">System Event / Return</w:t>
+              <w:t>System Event / Return</w:t>
             </w:r>
           </w:p>
         </w:tc>
@@ -22166,7 +21899,7 @@
                 <w:bCs/>
                 <w:color w:val="FFFFFF"/>
               </w:rPr>
-              <w:t xml:space="preserve">Description</w:t>
+              <w:t>Description</w:t>
             </w:r>
           </w:p>
         </w:tc>
@@ -22200,7 +21933,7 @@
                 <w:b/>
                 <w:bCs/>
               </w:rPr>
-              <w:t xml:space="preserve">1</w:t>
+              <w:t>1</w:t>
             </w:r>
           </w:p>
         </w:tc>
@@ -22232,7 +21965,7 @@
                 <w:b/>
                 <w:bCs/>
               </w:rPr>
-              <w:t xml:space="preserve">Developer</w:t>
+              <w:t>Developer</w:t>
             </w:r>
           </w:p>
         </w:tc>
@@ -22262,7 +21995,7 @@
               <w:rPr>
                 <w:rFonts w:eastAsia="標楷體"/>
               </w:rPr>
-              <w:t xml:space="preserve">suppressViolation(constraintId, filePath, reason)</w:t>
+              <w:t>suppressViolation(constraintId, filePath, reason)</w:t>
             </w:r>
           </w:p>
         </w:tc>
@@ -22292,7 +22025,7 @@
               <w:rPr>
                 <w:rFonts w:eastAsia="標楷體"/>
               </w:rPr>
-              <w:t xml:space="preserve">要求將指定違規標記為已抑制</w:t>
+              <w:t>要求將指定違規標記為已抑制</w:t>
             </w:r>
           </w:p>
         </w:tc>
@@ -22326,7 +22059,7 @@
                 <w:b/>
                 <w:bCs/>
               </w:rPr>
-              <w:t xml:space="preserve">2</w:t>
+              <w:t>2</w:t>
             </w:r>
           </w:p>
         </w:tc>
@@ -22358,7 +22091,7 @@
                 <w:b/>
                 <w:bCs/>
               </w:rPr>
-              <w:t xml:space="preserve">:System</w:t>
+              <w:t>:System</w:t>
             </w:r>
           </w:p>
         </w:tc>
@@ -22388,7 +22121,7 @@
               <w:rPr>
                 <w:rFonts w:eastAsia="標楷體"/>
               </w:rPr>
-              <w:t xml:space="preserve">return Suppression (with timestamp) | error</w:t>
+              <w:t>return Suppression (with timestamp) | error</w:t>
             </w:r>
           </w:p>
         </w:tc>
@@ -22418,7 +22151,7 @@
               <w:rPr>
                 <w:rFonts w:eastAsia="標楷體"/>
               </w:rPr>
-              <w:t xml:space="preserve">成功回傳 Suppression；失敗則回傳錯誤</w:t>
+              <w:t>成功回傳 Suppression；失敗則回傳錯誤</w:t>
             </w:r>
           </w:p>
         </w:tc>
@@ -22446,7 +22179,7 @@
           <w:b/>
           <w:bCs/>
         </w:rPr>
-        <w:t xml:space="preserve">(b) Sequence Diagram — System Event: suppressViolation</w:t>
+        <w:t>(b) Sequence Diagram — System Event: suppressViolation</w:t>
       </w:r>
     </w:p>
     <w:p>
@@ -22472,8 +22205,9 @@
           <w:rFonts w:eastAsia="標楷體"/>
           <w:noProof/>
         </w:rPr>
+        <w:lastRenderedPageBreak/>
         <w:drawing>
-          <wp:inline xmlns:wp="http://schemas.openxmlformats.org/drawingml/2006/wordprocessingDrawing" distT="0" distB="0" distL="0" distR="0">
+          <wp:inline distT="0" distB="0" distL="0" distR="0">
             <wp:extent cx="8577253" cy="5334000"/>
             <wp:effectExtent l="0" t="0" r="0" b="0"/>
             <wp:docPr id="17" name="Picture 17" descr="3.2.3-uc04-sd.png"/>
@@ -22488,7 +22222,7 @@
                     <pic:cNvPicPr/>
                   </pic:nvPicPr>
                   <pic:blipFill>
-                    <a:blip xmlns:r="http://schemas.openxmlformats.org/officeDocument/2006/relationships" r:embed="rId17"/>
+                    <a:blip r:embed="rId15"/>
                     <a:stretch>
                       <a:fillRect/>
                     </a:stretch>
@@ -22533,11 +22267,11 @@
         <w:tblLook w:val="04A0" w:firstRow="1" w:lastRow="0" w:firstColumn="1" w:lastColumn="0" w:noHBand="0" w:noVBand="1"/>
       </w:tblPr>
       <w:tblGrid>
-        <w:gridCol w:w="420"/>
-        <w:gridCol w:w="1700"/>
-        <w:gridCol w:w="2680"/>
-        <w:gridCol w:w="1100"/>
-        <w:gridCol w:w="3126"/>
+        <w:gridCol w:w="360"/>
+        <w:gridCol w:w="3281"/>
+        <w:gridCol w:w="3367"/>
+        <w:gridCol w:w="2440"/>
+        <w:gridCol w:w="1494"/>
       </w:tblGrid>
       <w:tr>
         <w:trPr>
@@ -22573,7 +22307,8 @@
                 <w:bCs/>
                 <w:color w:val="FFFFFF"/>
               </w:rPr>
-              <w:t xml:space="preserve">#</w:t>
+              <w:lastRenderedPageBreak/>
+              <w:t>#</w:t>
             </w:r>
           </w:p>
         </w:tc>
@@ -22607,7 +22342,7 @@
                 <w:bCs/>
                 <w:color w:val="FFFFFF"/>
               </w:rPr>
-              <w:t xml:space="preserve">Sender</w:t>
+              <w:t>Sender</w:t>
             </w:r>
           </w:p>
         </w:tc>
@@ -22641,7 +22376,7 @@
                 <w:bCs/>
                 <w:color w:val="FFFFFF"/>
               </w:rPr>
-              <w:t xml:space="preserve">Message → Receiver</w:t>
+              <w:t>Message → Receiver</w:t>
             </w:r>
           </w:p>
         </w:tc>
@@ -22675,7 +22410,7 @@
                 <w:bCs/>
                 <w:color w:val="FFFFFF"/>
               </w:rPr>
-              <w:t xml:space="preserve">Return</w:t>
+              <w:t>Return</w:t>
             </w:r>
           </w:p>
         </w:tc>
@@ -22709,7 +22444,7 @@
                 <w:bCs/>
                 <w:color w:val="FFFFFF"/>
               </w:rPr>
-              <w:t xml:space="preserve">GRASP Applied</w:t>
+              <w:t>GRASP Applied</w:t>
             </w:r>
           </w:p>
         </w:tc>
@@ -22743,7 +22478,7 @@
                 <w:b/>
                 <w:bCs/>
               </w:rPr>
-              <w:t xml:space="preserve">1</w:t>
+              <w:t>1</w:t>
             </w:r>
           </w:p>
         </w:tc>
@@ -22775,7 +22510,7 @@
                 <w:b/>
                 <w:bCs/>
               </w:rPr>
-              <w:t xml:space="preserve">:CLI</w:t>
+              <w:t>:CLI</w:t>
             </w:r>
           </w:p>
         </w:tc>
@@ -22805,7 +22540,7 @@
               <w:rPr>
                 <w:rFonts w:eastAsia="標楷體"/>
               </w:rPr>
-              <w:t xml:space="preserve">suppressViolation(cid, file, reason) → :SuppressViolationController</w:t>
+              <w:t>suppressViolation(cid, file, reason) → :SuppressViolationController</w:t>
             </w:r>
           </w:p>
         </w:tc>
@@ -22831,12 +22566,6 @@
                 <w:rFonts w:eastAsia="標楷體"/>
               </w:rPr>
             </w:pPr>
-            <w:r>
-              <w:rPr>
-                <w:rFonts w:eastAsia="標楷體"/>
-              </w:rPr>
-              <w:t xml:space="preserve"/>
-            </w:r>
           </w:p>
         </w:tc>
         <w:tc>
@@ -22867,7 +22596,7 @@
                 <w:b/>
                 <w:bCs/>
               </w:rPr>
-              <w:t xml:space="preserve">Controller</w:t>
+              <w:t>Controller</w:t>
             </w:r>
           </w:p>
         </w:tc>
@@ -22901,7 +22630,7 @@
                 <w:b/>
                 <w:bCs/>
               </w:rPr>
-              <w:t xml:space="preserve">2</w:t>
+              <w:t>2</w:t>
             </w:r>
           </w:p>
         </w:tc>
@@ -22933,7 +22662,7 @@
                 <w:b/>
                 <w:bCs/>
               </w:rPr>
-              <w:t xml:space="preserve">:SuppressViolationController</w:t>
+              <w:t>:SuppressViolationController</w:t>
             </w:r>
           </w:p>
         </w:tc>
@@ -22963,7 +22692,7 @@
               <w:rPr>
                 <w:rFonts w:eastAsia="標楷體"/>
               </w:rPr>
-              <w:t xml:space="preserve">validate(cid) → :StyleProfile</w:t>
+              <w:t>validate(cid) → :StyleProfile</w:t>
             </w:r>
           </w:p>
         </w:tc>
@@ -22993,7 +22722,7 @@
               <w:rPr>
                 <w:rFonts w:eastAsia="標楷體"/>
               </w:rPr>
-              <w:t xml:space="preserve">ArchitectureConstraint</w:t>
+              <w:t>ArchitectureConstraint</w:t>
             </w:r>
           </w:p>
         </w:tc>
@@ -23025,7 +22754,7 @@
                 <w:b/>
                 <w:bCs/>
               </w:rPr>
-              <w:t xml:space="preserve">Information Expert — Profile 知悉所有合法 constraint id</w:t>
+              <w:t>Information Expert — Profile 知悉所有合法 constraint id</w:t>
             </w:r>
           </w:p>
         </w:tc>
@@ -23059,7 +22788,7 @@
                 <w:b/>
                 <w:bCs/>
               </w:rPr>
-              <w:t xml:space="preserve">3</w:t>
+              <w:t>3</w:t>
             </w:r>
           </w:p>
         </w:tc>
@@ -23091,7 +22820,7 @@
                 <w:b/>
                 <w:bCs/>
               </w:rPr>
-              <w:t xml:space="preserve">:SuppressViolationController</w:t>
+              <w:t>:SuppressViolationController</w:t>
             </w:r>
           </w:p>
         </w:tc>
@@ -23121,7 +22850,7 @@
               <w:rPr>
                 <w:rFonts w:eastAsia="標楷體"/>
               </w:rPr>
-              <w:t xml:space="preserve">new Suppression(cid, file, reason, now)</w:t>
+              <w:t>new Suppression(cid, file, reason, now)</w:t>
             </w:r>
           </w:p>
         </w:tc>
@@ -23151,7 +22880,7 @@
               <w:rPr>
                 <w:rFonts w:eastAsia="標楷體"/>
               </w:rPr>
-              <w:t xml:space="preserve">:Suppression</w:t>
+              <w:t>:Suppression</w:t>
             </w:r>
           </w:p>
         </w:tc>
@@ -23183,7 +22912,7 @@
                 <w:b/>
                 <w:bCs/>
               </w:rPr>
-              <w:t xml:space="preserve">Creator</w:t>
+              <w:t>Creator</w:t>
             </w:r>
           </w:p>
         </w:tc>
@@ -23217,7 +22946,7 @@
                 <w:b/>
                 <w:bCs/>
               </w:rPr>
-              <w:t xml:space="preserve">4</w:t>
+              <w:t>4</w:t>
             </w:r>
           </w:p>
         </w:tc>
@@ -23249,7 +22978,7 @@
                 <w:b/>
                 <w:bCs/>
               </w:rPr>
-              <w:t xml:space="preserve">:SuppressViolationController</w:t>
+              <w:t>:SuppressViolationController</w:t>
             </w:r>
           </w:p>
         </w:tc>
@@ -23279,7 +23008,7 @@
               <w:rPr>
                 <w:rFonts w:eastAsia="標楷體"/>
               </w:rPr>
-              <w:t xml:space="preserve">add(s) → :SuppressionStore</w:t>
+              <w:t>add(s) → :SuppressionStore</w:t>
             </w:r>
           </w:p>
         </w:tc>
@@ -23305,12 +23034,6 @@
                 <w:rFonts w:eastAsia="標楷體"/>
               </w:rPr>
             </w:pPr>
-            <w:r>
-              <w:rPr>
-                <w:rFonts w:eastAsia="標楷體"/>
-              </w:rPr>
-              <w:t xml:space="preserve"/>
-            </w:r>
           </w:p>
         </w:tc>
         <w:tc>
@@ -23341,7 +23064,7 @@
                 <w:b/>
                 <w:bCs/>
               </w:rPr>
-              <w:t xml:space="preserve">Indirection</w:t>
+              <w:t>Indirection</w:t>
             </w:r>
           </w:p>
         </w:tc>
@@ -23375,7 +23098,7 @@
                 <w:b/>
                 <w:bCs/>
               </w:rPr>
-              <w:t xml:space="preserve">5</w:t>
+              <w:t>5</w:t>
             </w:r>
           </w:p>
         </w:tc>
@@ -23407,7 +23130,7 @@
                 <w:b/>
                 <w:bCs/>
               </w:rPr>
-              <w:t xml:space="preserve">:SuppressionStore</w:t>
+              <w:t>:SuppressionStore</w:t>
             </w:r>
           </w:p>
         </w:tc>
@@ -23437,7 +23160,7 @@
               <w:rPr>
                 <w:rFonts w:eastAsia="標楷體"/>
               </w:rPr>
-              <w:t xml:space="preserve">save() → :YamlWriter</w:t>
+              <w:t>save() → :YamlWriter</w:t>
             </w:r>
           </w:p>
         </w:tc>
@@ -23463,12 +23186,6 @@
                 <w:rFonts w:eastAsia="標楷體"/>
               </w:rPr>
             </w:pPr>
-            <w:r>
-              <w:rPr>
-                <w:rFonts w:eastAsia="標楷體"/>
-              </w:rPr>
-              <w:t xml:space="preserve"/>
-            </w:r>
           </w:p>
         </w:tc>
         <w:tc>
@@ -23499,7 +23216,7 @@
                 <w:b/>
                 <w:bCs/>
               </w:rPr>
-              <w:t xml:space="preserve">Pure Fabrication — YAML 序列化隔離至獨立服務</w:t>
+              <w:t>Pure Fabrication — YAML 序列化隔離至獨立服務</w:t>
             </w:r>
           </w:p>
         </w:tc>
@@ -23533,7 +23250,7 @@
                 <w:b/>
                 <w:bCs/>
               </w:rPr>
-              <w:t xml:space="preserve">6</w:t>
+              <w:t>6</w:t>
             </w:r>
           </w:p>
         </w:tc>
@@ -23565,7 +23282,7 @@
                 <w:b/>
                 <w:bCs/>
               </w:rPr>
-              <w:t xml:space="preserve">:SuppressViolationController</w:t>
+              <w:t>:SuppressViolationController</w:t>
             </w:r>
           </w:p>
         </w:tc>
@@ -23595,7 +23312,7 @@
               <w:rPr>
                 <w:rFonts w:eastAsia="標楷體"/>
               </w:rPr>
-              <w:t xml:space="preserve">return s → :CLI</w:t>
+              <w:t>return s → :CLI</w:t>
             </w:r>
           </w:p>
         </w:tc>
@@ -23621,12 +23338,6 @@
                 <w:rFonts w:eastAsia="標楷體"/>
               </w:rPr>
             </w:pPr>
-            <w:r>
-              <w:rPr>
-                <w:rFonts w:eastAsia="標楷體"/>
-              </w:rPr>
-              <w:t xml:space="preserve"/>
-            </w:r>
           </w:p>
         </w:tc>
         <w:tc>
@@ -23657,7 +23368,7 @@
                 <w:b/>
                 <w:bCs/>
               </w:rPr>
-              <w:t xml:space="preserve">Low Coupling</w:t>
+              <w:t>Low Coupling</w:t>
             </w:r>
           </w:p>
         </w:tc>
@@ -23685,7 +23396,7 @@
           <w:b/>
           <w:bCs/>
         </w:rPr>
-        <w:t xml:space="preserve">(c) GRASP Rationale Summary (UC-04)</w:t>
+        <w:t>(c) GRASP Rationale Summary (UC-04)</w:t>
       </w:r>
     </w:p>
     <w:p>
@@ -23700,7 +23411,7 @@
         <w:rPr>
           <w:rFonts w:eastAsia="標楷體"/>
         </w:rPr>
-        <w:t xml:space="preserve">• Controller：SuppressViolationController 對應 UC-04 單一 use case。</w:t>
+        <w:t>• Controller：SuppressViolationController 對應 UC-04 單一 use case。</w:t>
       </w:r>
     </w:p>
     <w:p>
@@ -23715,7 +23426,7 @@
         <w:rPr>
           <w:rFonts w:eastAsia="標楷體"/>
         </w:rPr>
-        <w:t xml:space="preserve">• Information Expert：StyleProfile 為 constraint id 的合法性專家。</w:t>
+        <w:t>• Information Expert：StyleProfile 為 constraint id 的合法性專家。</w:t>
       </w:r>
     </w:p>
     <w:p>
@@ -23730,7 +23441,7 @@
         <w:rPr>
           <w:rFonts w:eastAsia="標楷體"/>
         </w:rPr>
-        <w:t xml:space="preserve">• Creator：Suppression 由 Controller 建立（擁有完整建立資訊）。</w:t>
+        <w:t>• Creator：Suppression 由 Controller 建立（擁有完整建立資訊）。</w:t>
       </w:r>
     </w:p>
     <w:p>
@@ -23745,7 +23456,7 @@
         <w:rPr>
           <w:rFonts w:eastAsia="標楷體"/>
         </w:rPr>
-        <w:t xml:space="preserve">• Indirection：以 SuppressionStore 介面隔離檔案 I/O。</w:t>
+        <w:t>• Indirection：以 SuppressionStore 介面隔離檔案 I/O。</w:t>
       </w:r>
     </w:p>
     <w:p>
@@ -23760,7 +23471,7 @@
         <w:rPr>
           <w:rFonts w:eastAsia="標楷體"/>
         </w:rPr>
-        <w:t xml:space="preserve">• Pure Fabrication：YamlWriter 為純粹因 YAML 寫入之需而建的技術類別。</w:t>
+        <w:t>• Pure Fabrication：YamlWriter 為純粹因 YAML 寫入之需而建的技術類別。</w:t>
       </w:r>
     </w:p>
     <w:p>
@@ -23781,9 +23492,12 @@
       <w:pPr>
         <w:pStyle w:val="2"/>
       </w:pPr>
+      <w:bookmarkStart w:id="16" w:name="_Toc227337221"/>
       <w:r>
-        <w:t xml:space="preserve">3.3 Design Class Model</w:t>
+        <w:lastRenderedPageBreak/>
+        <w:t>3.3 Design Class Model</w:t>
       </w:r>
+      <w:bookmarkEnd w:id="16"/>
     </w:p>
     <w:p>
       <w:pPr>
@@ -23797,7 +23511,7 @@
         <w:rPr>
           <w:rFonts w:eastAsia="標楷體"/>
         </w:rPr>
-        <w:t xml:space="preserve">本節以 Design Class Diagram（DCD）呈現 arch-checker 之軟體類別設計。DCD 在 Domain Model 的基礎上加入軟體層面的細節（operation 與 visibility）、屬於 cli / application / infrastructure 層的軟體類別，以及 package 間的 dependency。</w:t>
+        <w:t>本節以 Design Class Diagram（DCD）呈現 arch-checker 之軟體類別設計。DCD 在 Domain Model 的基礎上加入軟體層面的細節（operation 與 visibility）、屬於 cli / application / infrastructure 層的軟體類別，以及 package 間的 dependency。</w:t>
       </w:r>
     </w:p>
     <w:p>
@@ -23815,7 +23529,7 @@
           <w:b/>
           <w:bCs/>
         </w:rPr>
-        <w:t xml:space="preserve">3.3.1 主要 Domain 類別（operations with visibility）</w:t>
+        <w:t>3.3.1 主要 Domain 類別（operations with visibility）</w:t>
       </w:r>
     </w:p>
     <w:tbl>
@@ -23832,8 +23546,8 @@
         <w:tblLook w:val="04A0" w:firstRow="1" w:lastRow="0" w:firstColumn="1" w:lastColumn="0" w:noHBand="0" w:noVBand="1"/>
       </w:tblPr>
       <w:tblGrid>
-        <w:gridCol w:w="2300"/>
-        <w:gridCol w:w="6726"/>
+        <w:gridCol w:w="2653"/>
+        <w:gridCol w:w="6373"/>
       </w:tblGrid>
       <w:tr>
         <w:trPr>
@@ -23869,7 +23583,7 @@
                 <w:bCs/>
                 <w:color w:val="FFFFFF"/>
               </w:rPr>
-              <w:t xml:space="preserve">Class</w:t>
+              <w:t>Class</w:t>
             </w:r>
           </w:p>
         </w:tc>
@@ -23903,7 +23617,7 @@
                 <w:bCs/>
                 <w:color w:val="FFFFFF"/>
               </w:rPr>
-              <w:t xml:space="preserve">Attributes / Operations (+public, -private, # protected, {abstract})</w:t>
+              <w:t>Attributes / Operations (+public, -private, # protected, {abstract})</w:t>
             </w:r>
           </w:p>
         </w:tc>
@@ -23937,7 +23651,7 @@
                 <w:b/>
                 <w:bCs/>
               </w:rPr>
-              <w:t xml:space="preserve">ComplianceCheck</w:t>
+              <w:t>ComplianceCheck</w:t>
             </w:r>
           </w:p>
         </w:tc>
@@ -23965,15 +23679,9 @@
             </w:pPr>
             <w:r>
               <w:rPr>
-                <w:rFonts w:eastAsia="標楷體"/>
-                <w:rFonts w:ascii="Consolas" w:hAnsi="Consolas" w:eastAsia="標楷體"/>
-              </w:rPr>
-              <w:t xml:space="preserve">- dateTime: LocalDateTime
-- exitCode: int
-- project: Project
-- profile: StyleProfile
-+ run(): ViolationReport
-+ getExitCode(): int</w:t>
+                <w:rFonts w:ascii="Consolas" w:eastAsia="標楷體" w:hAnsi="Consolas"/>
+              </w:rPr>
+              <w:t>- dateTime: LocalDateTime - exitCode: int - project: Project - profile: StyleProfile + run(): ViolationReport + getExitCode(): int</w:t>
             </w:r>
           </w:p>
         </w:tc>
@@ -24007,7 +23715,7 @@
                 <w:b/>
                 <w:bCs/>
               </w:rPr>
-              <w:t xml:space="preserve">StyleProfile</w:t>
+              <w:t>StyleProfile</w:t>
             </w:r>
           </w:p>
         </w:tc>
@@ -24035,13 +23743,9 @@
             </w:pPr>
             <w:r>
               <w:rPr>
-                <w:rFonts w:eastAsia="標楷體"/>
-                <w:rFonts w:ascii="Consolas" w:hAnsi="Consolas" w:eastAsia="標楷體"/>
-              </w:rPr>
-              <w:t xml:space="preserve">- name: String
-- constraints: List&lt;ArchitectureConstraint&gt;
-+ getConstraints(): List&lt;ArchitectureConstraint&gt;
-+ getConstraintById(id: String): Optional&lt;ArchitectureConstraint&gt;</w:t>
+                <w:rFonts w:ascii="Consolas" w:eastAsia="標楷體" w:hAnsi="Consolas"/>
+              </w:rPr>
+              <w:t>- name: String - constraints: List&lt;ArchitectureConstraint&gt; + getConstraints(): List&lt;ArchitectureConstraint&gt; + getConstraintById(id: String): Optional&lt;ArchitectureConstraint&gt;</w:t>
             </w:r>
           </w:p>
         </w:tc>
@@ -24075,7 +23779,7 @@
                 <w:b/>
                 <w:bCs/>
               </w:rPr>
-              <w:t xml:space="preserve">ArchitectureConstraint {abstract}</w:t>
+              <w:t>ArchitectureConstraint {abstract}</w:t>
             </w:r>
           </w:p>
         </w:tc>
@@ -24103,13 +23807,9 @@
             </w:pPr>
             <w:r>
               <w:rPr>
-                <w:rFonts w:eastAsia="標楷體"/>
-                <w:rFonts w:ascii="Consolas" w:hAnsi="Consolas" w:eastAsia="標楷體"/>
-              </w:rPr>
-              <w:t xml:space="preserve">- id: String
-- description: String
-+ {abstract} accept(checker: RuleChecker, files: List&lt;File&gt;): List&lt;Violation&gt;
-+ getId(): String</w:t>
+                <w:rFonts w:ascii="Consolas" w:eastAsia="標楷體" w:hAnsi="Consolas"/>
+              </w:rPr>
+              <w:t>- id: String - description: String + {abstract} accept(checker: RuleChecker, files: List&lt;File&gt;): List&lt;Violation&gt; + getId(): String</w:t>
             </w:r>
           </w:p>
         </w:tc>
@@ -24143,7 +23843,7 @@
                 <w:b/>
                 <w:bCs/>
               </w:rPr>
-              <w:t xml:space="preserve">NamingRule</w:t>
+              <w:t>NamingRule</w:t>
             </w:r>
           </w:p>
         </w:tc>
@@ -24171,11 +23871,9 @@
             </w:pPr>
             <w:r>
               <w:rPr>
-                <w:rFonts w:eastAsia="標楷體"/>
-                <w:rFonts w:ascii="Consolas" w:hAnsi="Consolas" w:eastAsia="標楷體"/>
-              </w:rPr>
-              <w:t xml:space="preserve">- classNamePattern: String
-+ accept(checker, files): List&lt;Violation&gt;</w:t>
+                <w:rFonts w:ascii="Consolas" w:eastAsia="標楷體" w:hAnsi="Consolas"/>
+              </w:rPr>
+              <w:t>- classNamePattern: String + accept(checker, files): List&lt;Violation&gt;</w:t>
             </w:r>
           </w:p>
         </w:tc>
@@ -24209,7 +23907,7 @@
                 <w:b/>
                 <w:bCs/>
               </w:rPr>
-              <w:t xml:space="preserve">DependencyRule</w:t>
+              <w:t>DependencyRule</w:t>
             </w:r>
           </w:p>
         </w:tc>
@@ -24237,13 +23935,9 @@
             </w:pPr>
             <w:r>
               <w:rPr>
-                <w:rFonts w:eastAsia="標楷體"/>
-                <w:rFonts w:ascii="Consolas" w:hAnsi="Consolas" w:eastAsia="標楷體"/>
-              </w:rPr>
-              <w:t xml:space="preserve">- sourcePackage: String
-- targetPackage: String
-- isAllowed: boolean
-+ accept(checker, files): List&lt;Violation&gt;</w:t>
+                <w:rFonts w:ascii="Consolas" w:eastAsia="標楷體" w:hAnsi="Consolas"/>
+              </w:rPr>
+              <w:t>- sourcePackage: String - targetPackage: String - isAllowed: boolean + accept(checker, files): List&lt;Violation&gt;</w:t>
             </w:r>
           </w:p>
         </w:tc>
@@ -24277,7 +23971,7 @@
                 <w:b/>
                 <w:bCs/>
               </w:rPr>
-              <w:t xml:space="preserve">SupertypeRule</w:t>
+              <w:t>SupertypeRule</w:t>
             </w:r>
           </w:p>
         </w:tc>
@@ -24305,12 +23999,9 @@
             </w:pPr>
             <w:r>
               <w:rPr>
-                <w:rFonts w:eastAsia="標楷體"/>
-                <w:rFonts w:ascii="Consolas" w:hAnsi="Consolas" w:eastAsia="標楷體"/>
-              </w:rPr>
-              <w:t xml:space="preserve">- targetPackage: String
-- requiredSupertype: String
-+ accept(checker, files): List&lt;Violation&gt;</w:t>
+                <w:rFonts w:ascii="Consolas" w:eastAsia="標楷體" w:hAnsi="Consolas"/>
+              </w:rPr>
+              <w:t>- targetPackage: String - requiredSupertype: String + accept(checker, files): List&lt;Violation&gt;</w:t>
             </w:r>
           </w:p>
         </w:tc>
@@ -24344,7 +24035,7 @@
                 <w:b/>
                 <w:bCs/>
               </w:rPr>
-              <w:t xml:space="preserve">PackageRule</w:t>
+              <w:t>PackageRule</w:t>
             </w:r>
           </w:p>
         </w:tc>
@@ -24372,11 +24063,9 @@
             </w:pPr>
             <w:r>
               <w:rPr>
-                <w:rFonts w:eastAsia="標楷體"/>
-                <w:rFonts w:ascii="Consolas" w:hAnsi="Consolas" w:eastAsia="標楷體"/>
-              </w:rPr>
-              <w:t xml:space="preserve">- packagePattern: String
-+ accept(checker, files): List&lt;Violation&gt;</w:t>
+                <w:rFonts w:ascii="Consolas" w:eastAsia="標楷體" w:hAnsi="Consolas"/>
+              </w:rPr>
+              <w:t>- packagePattern: String + accept(checker, files): List&lt;Violation&gt;</w:t>
             </w:r>
           </w:p>
         </w:tc>
@@ -24410,7 +24099,7 @@
                 <w:b/>
                 <w:bCs/>
               </w:rPr>
-              <w:t xml:space="preserve">Project</w:t>
+              <w:t>Project</w:t>
             </w:r>
           </w:p>
         </w:tc>
@@ -24438,12 +24127,9 @@
             </w:pPr>
             <w:r>
               <w:rPr>
-                <w:rFonts w:eastAsia="標楷體"/>
-                <w:rFonts w:ascii="Consolas" w:hAnsi="Consolas" w:eastAsia="標楷體"/>
-              </w:rPr>
-              <w:t xml:space="preserve">- rootPath: Path
-- files: List&lt;File&gt;
-+ getFiles(): List&lt;File&gt;</w:t>
+                <w:rFonts w:ascii="Consolas" w:eastAsia="標楷體" w:hAnsi="Consolas"/>
+              </w:rPr>
+              <w:t>- rootPath: Path - files: List&lt;File&gt; + getFiles(): List&lt;File&gt;</w:t>
             </w:r>
           </w:p>
         </w:tc>
@@ -24477,7 +24163,7 @@
                 <w:b/>
                 <w:bCs/>
               </w:rPr>
-              <w:t xml:space="preserve">File</w:t>
+              <w:t>File</w:t>
             </w:r>
           </w:p>
         </w:tc>
@@ -24505,12 +24191,9 @@
             </w:pPr>
             <w:r>
               <w:rPr>
-                <w:rFonts w:eastAsia="標楷體"/>
-                <w:rFonts w:ascii="Consolas" w:hAnsi="Consolas" w:eastAsia="標楷體"/>
-              </w:rPr>
-              <w:t xml:space="preserve">- filePath: Path
-- packageName: String
-+ getFilePath(): Path</w:t>
+                <w:rFonts w:ascii="Consolas" w:eastAsia="標楷體" w:hAnsi="Consolas"/>
+              </w:rPr>
+              <w:t>- filePath: Path - packageName: String + getFilePath(): Path</w:t>
             </w:r>
           </w:p>
         </w:tc>
@@ -24544,7 +24227,7 @@
                 <w:b/>
                 <w:bCs/>
               </w:rPr>
-              <w:t xml:space="preserve">Violation</w:t>
+              <w:t>Violation</w:t>
             </w:r>
           </w:p>
         </w:tc>
@@ -24572,15 +24255,9 @@
             </w:pPr>
             <w:r>
               <w:rPr>
-                <w:rFonts w:eastAsia="標楷體"/>
-                <w:rFonts w:ascii="Consolas" w:hAnsi="Consolas" w:eastAsia="標楷體"/>
-              </w:rPr>
-              <w:t xml:space="preserve">- lineNumber: int
-- message: String
-- file: File
-- constraint: ArchitectureConstraint
-+ getFile(): File
-+ getConstraint(): ArchitectureConstraint</w:t>
+                <w:rFonts w:ascii="Consolas" w:eastAsia="標楷體" w:hAnsi="Consolas"/>
+              </w:rPr>
+              <w:t>- lineNumber: int - message: String - file: File - constraint: ArchitectureConstraint + getFile(): File + getConstraint(): ArchitectureConstraint</w:t>
             </w:r>
           </w:p>
         </w:tc>
@@ -24614,7 +24291,7 @@
                 <w:b/>
                 <w:bCs/>
               </w:rPr>
-              <w:t xml:space="preserve">ViolationReport</w:t>
+              <w:t>ViolationReport</w:t>
             </w:r>
           </w:p>
         </w:tc>
@@ -24642,15 +24319,11 @@
             </w:pPr>
             <w:r>
               <w:rPr>
-                <w:rFonts w:eastAsia="標楷體"/>
-                <w:rFonts w:ascii="Consolas" w:hAnsi="Consolas" w:eastAsia="標楷體"/>
-              </w:rPr>
-              <w:t xml:space="preserve">- checkedFileCount: int
-- violationCount: int
-- suppressedCount: int
-- violations: List&lt;Violation&gt;
-+ getViolations(): List&lt;Violation&gt;
-+ summarize(): String</w:t>
+                <w:rFonts w:ascii="Consolas" w:eastAsia="標楷體" w:hAnsi="Consolas"/>
+              </w:rPr>
+              <w:t xml:space="preserve">- checkedFileCount: int - violationCount: int - suppressedCount: int - violations: List&lt;Violation&gt; + getViolations(): </w:t>
+              <w:lastRenderedPageBreak/>
+              <w:t>List&lt;Violation&gt; + summarize(): String</w:t>
             </w:r>
           </w:p>
         </w:tc>
@@ -24684,7 +24357,8 @@
                 <w:b/>
                 <w:bCs/>
               </w:rPr>
-              <w:t xml:space="preserve">Suppression</w:t>
+              <w:lastRenderedPageBreak/>
+              <w:t>Suppression</w:t>
             </w:r>
           </w:p>
         </w:tc>
@@ -24712,14 +24386,9 @@
             </w:pPr>
             <w:r>
               <w:rPr>
-                <w:rFonts w:eastAsia="標楷體"/>
-                <w:rFonts w:ascii="Consolas" w:hAnsi="Consolas" w:eastAsia="標楷體"/>
-              </w:rPr>
-              <w:t xml:space="preserve">- reason: String
-- timestamp: LocalDateTime
-- constraintId: String
-- filePath: String
-+ matches(v: Violation): boolean</w:t>
+                <w:rFonts w:ascii="Consolas" w:eastAsia="標楷體" w:hAnsi="Consolas"/>
+              </w:rPr>
+              <w:t>- reason: String - timestamp: LocalDateTime - constraintId: String - filePath: String + matches(v: Violation): boolean</w:t>
             </w:r>
           </w:p>
         </w:tc>
@@ -24747,7 +24416,7 @@
           <w:b/>
           <w:bCs/>
         </w:rPr>
-        <w:t xml:space="preserve">3.3.2 Application 層類別（Use Case Controllers）</w:t>
+        <w:t>3.3.2 Application 層類別（Use Case Controllers）</w:t>
       </w:r>
     </w:p>
     <w:tbl>
@@ -24764,8 +24433,8 @@
         <w:tblLook w:val="04A0" w:firstRow="1" w:lastRow="0" w:firstColumn="1" w:lastColumn="0" w:noHBand="0" w:noVBand="1"/>
       </w:tblPr>
       <w:tblGrid>
-        <w:gridCol w:w="2600"/>
-        <w:gridCol w:w="6426"/>
+        <w:gridCol w:w="3279"/>
+        <w:gridCol w:w="5747"/>
       </w:tblGrid>
       <w:tr>
         <w:trPr>
@@ -24801,7 +24470,7 @@
                 <w:bCs/>
                 <w:color w:val="FFFFFF"/>
               </w:rPr>
-              <w:t xml:space="preserve">Class</w:t>
+              <w:t>Class</w:t>
             </w:r>
           </w:p>
         </w:tc>
@@ -24835,7 +24504,7 @@
                 <w:bCs/>
                 <w:color w:val="FFFFFF"/>
               </w:rPr>
-              <w:t xml:space="preserve">Operations</w:t>
+              <w:t>Operations</w:t>
             </w:r>
           </w:p>
         </w:tc>
@@ -24869,7 +24538,7 @@
                 <w:b/>
                 <w:bCs/>
               </w:rPr>
-              <w:t xml:space="preserve">CheckArchitectureController</w:t>
+              <w:t>CheckArchitectureController</w:t>
             </w:r>
           </w:p>
         </w:tc>
@@ -24897,10 +24566,9 @@
             </w:pPr>
             <w:r>
               <w:rPr>
-                <w:rFonts w:eastAsia="標楷體"/>
-                <w:rFonts w:ascii="Consolas" w:hAnsi="Consolas" w:eastAsia="標楷體"/>
-              </w:rPr>
-              <w:t xml:space="preserve">+ checkArchitecture(projPath: Path, profPath: Path): ComplianceCheck</w:t>
+                <w:rFonts w:ascii="Consolas" w:eastAsia="標楷體" w:hAnsi="Consolas"/>
+              </w:rPr>
+              <w:t>+ checkArchitecture(projPath: Path, profPath: Path): ComplianceCheck</w:t>
             </w:r>
           </w:p>
         </w:tc>
@@ -24934,7 +24602,7 @@
                 <w:b/>
                 <w:bCs/>
               </w:rPr>
-              <w:t xml:space="preserve">InteractiveFixController</w:t>
+              <w:t>InteractiveFixController</w:t>
             </w:r>
           </w:p>
         </w:tc>
@@ -24962,11 +24630,9 @@
             </w:pPr>
             <w:r>
               <w:rPr>
-                <w:rFonts w:eastAsia="標楷體"/>
-                <w:rFonts w:ascii="Consolas" w:hAnsi="Consolas" w:eastAsia="標楷體"/>
-              </w:rPr>
-              <w:t xml:space="preserve">+ checkInteractive(projPath: Path, profPath: Path): ComplianceCheck
-- handle(v: Violation, decision: Decision)</w:t>
+                <w:rFonts w:ascii="Consolas" w:eastAsia="標楷體" w:hAnsi="Consolas"/>
+              </w:rPr>
+              <w:t>+ checkInteractive(projPath: Path, profPath: Path): ComplianceCheck - handle(v: Violation, decision: Decision)</w:t>
             </w:r>
           </w:p>
         </w:tc>
@@ -25000,7 +24666,7 @@
                 <w:b/>
                 <w:bCs/>
               </w:rPr>
-              <w:t xml:space="preserve">SuppressViolationController</w:t>
+              <w:t>SuppressViolationController</w:t>
             </w:r>
           </w:p>
         </w:tc>
@@ -25028,10 +24694,9 @@
             </w:pPr>
             <w:r>
               <w:rPr>
-                <w:rFonts w:eastAsia="標楷體"/>
-                <w:rFonts w:ascii="Consolas" w:hAnsi="Consolas" w:eastAsia="標楷體"/>
-              </w:rPr>
-              <w:t xml:space="preserve">+ suppressViolation(cid: String, file: Path, reason: String): Suppression</w:t>
+                <w:rFonts w:ascii="Consolas" w:eastAsia="標楷體" w:hAnsi="Consolas"/>
+              </w:rPr>
+              <w:t>+ suppressViolation(cid: String, file: Path, reason: String): Suppression</w:t>
             </w:r>
           </w:p>
         </w:tc>
@@ -25059,7 +24724,7 @@
           <w:b/>
           <w:bCs/>
         </w:rPr>
-        <w:t xml:space="preserve">3.3.3 Infrastructure 層類別（Pure Fabrications）</w:t>
+        <w:t>3.3.3 Infrastructure 層類別（Pure Fabrications）</w:t>
       </w:r>
     </w:p>
     <w:tbl>
@@ -25076,8 +24741,8 @@
         <w:tblLook w:val="04A0" w:firstRow="1" w:lastRow="0" w:firstColumn="1" w:lastColumn="0" w:noHBand="0" w:noVBand="1"/>
       </w:tblPr>
       <w:tblGrid>
-        <w:gridCol w:w="2600"/>
-        <w:gridCol w:w="6426"/>
+        <w:gridCol w:w="2840"/>
+        <w:gridCol w:w="6186"/>
       </w:tblGrid>
       <w:tr>
         <w:trPr>
@@ -25113,7 +24778,7 @@
                 <w:bCs/>
                 <w:color w:val="FFFFFF"/>
               </w:rPr>
-              <w:t xml:space="preserve">Class</w:t>
+              <w:t>Class</w:t>
             </w:r>
           </w:p>
         </w:tc>
@@ -25147,7 +24812,7 @@
                 <w:bCs/>
                 <w:color w:val="FFFFFF"/>
               </w:rPr>
-              <w:t xml:space="preserve">Operations</w:t>
+              <w:t>Operations</w:t>
             </w:r>
           </w:p>
         </w:tc>
@@ -25181,7 +24846,7 @@
                 <w:b/>
                 <w:bCs/>
               </w:rPr>
-              <w:t xml:space="preserve">ProfileLoader</w:t>
+              <w:t>ProfileLoader</w:t>
             </w:r>
           </w:p>
         </w:tc>
@@ -25209,11 +24874,9 @@
             </w:pPr>
             <w:r>
               <w:rPr>
-                <w:rFonts w:eastAsia="標楷體"/>
-                <w:rFonts w:ascii="Consolas" w:hAnsi="Consolas" w:eastAsia="標楷體"/>
-              </w:rPr>
-              <w:t xml:space="preserve">+ load(path: Path): StyleProfile
-- parseConstraint(node: YamlNode): ArchitectureConstraint</w:t>
+                <w:rFonts w:ascii="Consolas" w:eastAsia="標楷體" w:hAnsi="Consolas"/>
+              </w:rPr>
+              <w:t>+ load(path: Path): StyleProfile - parseConstraint(node: YamlNode): ArchitectureConstraint</w:t>
             </w:r>
           </w:p>
         </w:tc>
@@ -25247,7 +24910,7 @@
                 <w:b/>
                 <w:bCs/>
               </w:rPr>
-              <w:t xml:space="preserve">ProjectParser</w:t>
+              <w:t>ProjectParser</w:t>
             </w:r>
           </w:p>
         </w:tc>
@@ -25275,10 +24938,9 @@
             </w:pPr>
             <w:r>
               <w:rPr>
-                <w:rFonts w:eastAsia="標楷體"/>
-                <w:rFonts w:ascii="Consolas" w:hAnsi="Consolas" w:eastAsia="標楷體"/>
-              </w:rPr>
-              <w:t xml:space="preserve">+ parse(project: Project): List&lt;File&gt;</w:t>
+                <w:rFonts w:ascii="Consolas" w:eastAsia="標楷體" w:hAnsi="Consolas"/>
+              </w:rPr>
+              <w:t>+ parse(project: Project): List&lt;File&gt;</w:t>
             </w:r>
           </w:p>
         </w:tc>
@@ -25312,7 +24974,7 @@
                 <w:b/>
                 <w:bCs/>
               </w:rPr>
-              <w:t xml:space="preserve">RuleChecker «interface»</w:t>
+              <w:t>RuleChecker «interface»</w:t>
             </w:r>
           </w:p>
         </w:tc>
@@ -25340,10 +25002,9 @@
             </w:pPr>
             <w:r>
               <w:rPr>
-                <w:rFonts w:eastAsia="標楷體"/>
-                <w:rFonts w:ascii="Consolas" w:hAnsi="Consolas" w:eastAsia="標楷體"/>
-              </w:rPr>
-              <w:t xml:space="preserve">+ check(constraint: ArchitectureConstraint, files: List&lt;File&gt;): List&lt;Violation&gt;</w:t>
+                <w:rFonts w:ascii="Consolas" w:eastAsia="標楷體" w:hAnsi="Consolas"/>
+              </w:rPr>
+              <w:t>+ check(constraint: ArchitectureConstraint, files: List&lt;File&gt;): List&lt;Violation&gt;</w:t>
             </w:r>
           </w:p>
         </w:tc>
@@ -25377,7 +25038,7 @@
                 <w:b/>
                 <w:bCs/>
               </w:rPr>
-              <w:t xml:space="preserve">NamingRuleChecker</w:t>
+              <w:t>NamingRuleChecker</w:t>
             </w:r>
           </w:p>
         </w:tc>
@@ -25405,10 +25066,9 @@
             </w:pPr>
             <w:r>
               <w:rPr>
-                <w:rFonts w:eastAsia="標楷體"/>
-                <w:rFonts w:ascii="Consolas" w:hAnsi="Consolas" w:eastAsia="標楷體"/>
-              </w:rPr>
-              <w:t xml:space="preserve">+ check(c, files): List&lt;Violation&gt;  // implements RuleChecker</w:t>
+                <w:rFonts w:ascii="Consolas" w:eastAsia="標楷體" w:hAnsi="Consolas"/>
+              </w:rPr>
+              <w:t>+ check(c, files): List&lt;Violation&gt;  // implements RuleChecker</w:t>
             </w:r>
           </w:p>
         </w:tc>
@@ -25442,7 +25102,7 @@
                 <w:b/>
                 <w:bCs/>
               </w:rPr>
-              <w:t xml:space="preserve">DependencyRuleChecker</w:t>
+              <w:t>DependencyRuleChecker</w:t>
             </w:r>
           </w:p>
         </w:tc>
@@ -25470,10 +25130,9 @@
             </w:pPr>
             <w:r>
               <w:rPr>
-                <w:rFonts w:eastAsia="標楷體"/>
-                <w:rFonts w:ascii="Consolas" w:hAnsi="Consolas" w:eastAsia="標楷體"/>
-              </w:rPr>
-              <w:t xml:space="preserve">+ check(c, files): List&lt;Violation&gt;</w:t>
+                <w:rFonts w:ascii="Consolas" w:eastAsia="標楷體" w:hAnsi="Consolas"/>
+              </w:rPr>
+              <w:t>+ check(c, files): List&lt;Violation&gt;</w:t>
             </w:r>
           </w:p>
         </w:tc>
@@ -25507,7 +25166,7 @@
                 <w:b/>
                 <w:bCs/>
               </w:rPr>
-              <w:t xml:space="preserve">SupertypeRuleChecker</w:t>
+              <w:t>SupertypeRuleChecker</w:t>
             </w:r>
           </w:p>
         </w:tc>
@@ -25535,10 +25194,9 @@
             </w:pPr>
             <w:r>
               <w:rPr>
-                <w:rFonts w:eastAsia="標楷體"/>
-                <w:rFonts w:ascii="Consolas" w:hAnsi="Consolas" w:eastAsia="標楷體"/>
-              </w:rPr>
-              <w:t xml:space="preserve">+ check(c, files): List&lt;Violation&gt;</w:t>
+                <w:rFonts w:ascii="Consolas" w:eastAsia="標楷體" w:hAnsi="Consolas"/>
+              </w:rPr>
+              <w:t>+ check(c, files): List&lt;Violation&gt;</w:t>
             </w:r>
           </w:p>
         </w:tc>
@@ -25572,7 +25230,7 @@
                 <w:b/>
                 <w:bCs/>
               </w:rPr>
-              <w:t xml:space="preserve">PackageRuleChecker</w:t>
+              <w:t>PackageRuleChecker</w:t>
             </w:r>
           </w:p>
         </w:tc>
@@ -25600,10 +25258,9 @@
             </w:pPr>
             <w:r>
               <w:rPr>
-                <w:rFonts w:eastAsia="標楷體"/>
-                <w:rFonts w:ascii="Consolas" w:hAnsi="Consolas" w:eastAsia="標楷體"/>
-              </w:rPr>
-              <w:t xml:space="preserve">+ check(c, files): List&lt;Violation&gt;</w:t>
+                <w:rFonts w:ascii="Consolas" w:eastAsia="標楷體" w:hAnsi="Consolas"/>
+              </w:rPr>
+              <w:t>+ check(c, files): List&lt;Violation&gt;</w:t>
             </w:r>
           </w:p>
         </w:tc>
@@ -25637,7 +25294,7 @@
                 <w:b/>
                 <w:bCs/>
               </w:rPr>
-              <w:t xml:space="preserve">ReportFormatter «interface»</w:t>
+              <w:t>ReportFormatter «interface»</w:t>
             </w:r>
           </w:p>
         </w:tc>
@@ -25665,10 +25322,9 @@
             </w:pPr>
             <w:r>
               <w:rPr>
-                <w:rFonts w:eastAsia="標楷體"/>
-                <w:rFonts w:ascii="Consolas" w:hAnsi="Consolas" w:eastAsia="標楷體"/>
-              </w:rPr>
-              <w:t xml:space="preserve">+ format(report: ViolationReport): String</w:t>
+                <w:rFonts w:ascii="Consolas" w:eastAsia="標楷體" w:hAnsi="Consolas"/>
+              </w:rPr>
+              <w:t>+ format(report: ViolationReport): String</w:t>
             </w:r>
           </w:p>
         </w:tc>
@@ -25702,7 +25358,7 @@
                 <w:b/>
                 <w:bCs/>
               </w:rPr>
-              <w:t xml:space="preserve">ConsoleFormatter</w:t>
+              <w:t>ConsoleFormatter</w:t>
             </w:r>
           </w:p>
         </w:tc>
@@ -25730,10 +25386,9 @@
             </w:pPr>
             <w:r>
               <w:rPr>
-                <w:rFonts w:eastAsia="標楷體"/>
-                <w:rFonts w:ascii="Consolas" w:hAnsi="Consolas" w:eastAsia="標楷體"/>
-              </w:rPr>
-              <w:t xml:space="preserve">+ format(report): String  // implements ReportFormatter</w:t>
+                <w:rFonts w:ascii="Consolas" w:eastAsia="標楷體" w:hAnsi="Consolas"/>
+              </w:rPr>
+              <w:t>+ format(report): String  // implements ReportFormatter</w:t>
             </w:r>
           </w:p>
         </w:tc>
@@ -25767,7 +25422,7 @@
                 <w:b/>
                 <w:bCs/>
               </w:rPr>
-              <w:t xml:space="preserve">JsonFormatter</w:t>
+              <w:t>JsonFormatter</w:t>
             </w:r>
           </w:p>
         </w:tc>
@@ -25795,10 +25450,9 @@
             </w:pPr>
             <w:r>
               <w:rPr>
-                <w:rFonts w:eastAsia="標楷體"/>
-                <w:rFonts w:ascii="Consolas" w:hAnsi="Consolas" w:eastAsia="標楷體"/>
-              </w:rPr>
-              <w:t xml:space="preserve">+ format(report): String</w:t>
+                <w:rFonts w:ascii="Consolas" w:eastAsia="標楷體" w:hAnsi="Consolas"/>
+              </w:rPr>
+              <w:t>+ format(report): String</w:t>
             </w:r>
           </w:p>
         </w:tc>
@@ -25832,7 +25486,7 @@
                 <w:b/>
                 <w:bCs/>
               </w:rPr>
-              <w:t xml:space="preserve">SuppressionStore</w:t>
+              <w:t>SuppressionStore</w:t>
             </w:r>
           </w:p>
         </w:tc>
@@ -25860,12 +25514,11 @@
             </w:pPr>
             <w:r>
               <w:rPr>
-                <w:rFonts w:eastAsia="標楷體"/>
-                <w:rFonts w:ascii="Consolas" w:hAnsi="Consolas" w:eastAsia="標楷體"/>
-              </w:rPr>
-              <w:t xml:space="preserve">+ load(): List&lt;Suppression&gt;
-+ add(s: Suppression)
-+ filter(violations: List&lt;Violation&gt;): List&lt;Violation&gt;</w:t>
+                <w:rFonts w:ascii="Consolas" w:eastAsia="標楷體" w:hAnsi="Consolas"/>
+              </w:rPr>
+              <w:t xml:space="preserve">+ load(): List&lt;Suppression&gt; + add(s: </w:t>
+              <w:lastRenderedPageBreak/>
+              <w:t>Suppression) + filter(violations: List&lt;Violation&gt;): List&lt;Violation&gt;</w:t>
             </w:r>
           </w:p>
         </w:tc>
@@ -25899,7 +25552,8 @@
                 <w:b/>
                 <w:bCs/>
               </w:rPr>
-              <w:t xml:space="preserve">PromptPresenter</w:t>
+              <w:lastRenderedPageBreak/>
+              <w:t>PromptPresenter</w:t>
             </w:r>
           </w:p>
         </w:tc>
@@ -25927,10 +25581,9 @@
             </w:pPr>
             <w:r>
               <w:rPr>
-                <w:rFonts w:eastAsia="標楷體"/>
-                <w:rFonts w:ascii="Consolas" w:hAnsi="Consolas" w:eastAsia="標楷體"/>
-              </w:rPr>
-              <w:t xml:space="preserve">+ ask(violation: Violation): Decision</w:t>
+                <w:rFonts w:ascii="Consolas" w:eastAsia="標楷體" w:hAnsi="Consolas"/>
+              </w:rPr>
+              <w:t>+ ask(violation: Violation): Decision</w:t>
             </w:r>
           </w:p>
         </w:tc>
@@ -25958,7 +25611,7 @@
           <w:b/>
           <w:bCs/>
         </w:rPr>
-        <w:t xml:space="preserve">3.3.4 主要關聯與導航性</w:t>
+        <w:t>3.3.4 主要關聯與導航性</w:t>
       </w:r>
     </w:p>
     <w:tbl>
@@ -25975,9 +25628,9 @@
         <w:tblLook w:val="04A0" w:firstRow="1" w:lastRow="0" w:firstColumn="1" w:lastColumn="0" w:noHBand="0" w:noVBand="1"/>
       </w:tblPr>
       <w:tblGrid>
-        <w:gridCol w:w="3200"/>
-        <w:gridCol w:w="1500"/>
-        <w:gridCol w:w="4326"/>
+        <w:gridCol w:w="5760"/>
+        <w:gridCol w:w="1600"/>
+        <w:gridCol w:w="2013"/>
       </w:tblGrid>
       <w:tr>
         <w:trPr>
@@ -26013,7 +25666,7 @@
                 <w:bCs/>
                 <w:color w:val="FFFFFF"/>
               </w:rPr>
-              <w:t xml:space="preserve">Design-level Association</w:t>
+              <w:t>Design-level Association</w:t>
             </w:r>
           </w:p>
         </w:tc>
@@ -26047,7 +25700,7 @@
                 <w:bCs/>
                 <w:color w:val="FFFFFF"/>
               </w:rPr>
-              <w:t xml:space="preserve">Cardinality</w:t>
+              <w:t>Cardinality</w:t>
             </w:r>
           </w:p>
         </w:tc>
@@ -26081,7 +25734,7 @@
                 <w:bCs/>
                 <w:color w:val="FFFFFF"/>
               </w:rPr>
-              <w:t xml:space="preserve">Navigation / Notes</w:t>
+              <w:t>Navigation / Notes</w:t>
             </w:r>
           </w:p>
         </w:tc>
@@ -26115,7 +25768,7 @@
                 <w:b/>
                 <w:bCs/>
               </w:rPr>
-              <w:t xml:space="preserve">CheckArchitectureController → ComplianceCheck</w:t>
+              <w:t>CheckArchitectureController → ComplianceCheck</w:t>
             </w:r>
           </w:p>
         </w:tc>
@@ -26145,7 +25798,7 @@
               <w:rPr>
                 <w:rFonts w:eastAsia="標楷體"/>
               </w:rPr>
-              <w:t xml:space="preserve">1 — 1</w:t>
+              <w:t>1 — 1</w:t>
             </w:r>
           </w:p>
         </w:tc>
@@ -26175,7 +25828,7 @@
               <w:rPr>
                 <w:rFonts w:eastAsia="標楷體"/>
               </w:rPr>
-              <w:t xml:space="preserve">Controller 建立並持有</w:t>
+              <w:t>Controller 建立並持有</w:t>
             </w:r>
           </w:p>
         </w:tc>
@@ -26209,7 +25862,7 @@
                 <w:b/>
                 <w:bCs/>
               </w:rPr>
-              <w:t xml:space="preserve">InteractiveFixController → ComplianceCheck</w:t>
+              <w:t>InteractiveFixController → ComplianceCheck</w:t>
             </w:r>
           </w:p>
         </w:tc>
@@ -26239,7 +25892,7 @@
               <w:rPr>
                 <w:rFonts w:eastAsia="標楷體"/>
               </w:rPr>
-              <w:t xml:space="preserve">1 — 1</w:t>
+              <w:t>1 — 1</w:t>
             </w:r>
           </w:p>
         </w:tc>
@@ -26269,7 +25922,7 @@
               <w:rPr>
                 <w:rFonts w:eastAsia="標楷體"/>
               </w:rPr>
-              <w:t xml:space="preserve">Controller 建立並重用 UC-01 的 ComplianceCheck</w:t>
+              <w:t>Controller 建立並重用 UC-01 的 ComplianceCheck</w:t>
             </w:r>
           </w:p>
         </w:tc>
@@ -26303,7 +25956,7 @@
                 <w:b/>
                 <w:bCs/>
               </w:rPr>
-              <w:t xml:space="preserve">ComplianceCheck → Project</w:t>
+              <w:t>ComplianceCheck → Project</w:t>
             </w:r>
           </w:p>
         </w:tc>
@@ -26333,7 +25986,7 @@
               <w:rPr>
                 <w:rFonts w:eastAsia="標楷體"/>
               </w:rPr>
-              <w:t xml:space="preserve">1 — 1</w:t>
+              <w:t>1 — 1</w:t>
             </w:r>
           </w:p>
         </w:tc>
@@ -26363,7 +26016,7 @@
               <w:rPr>
                 <w:rFonts w:eastAsia="標楷體"/>
               </w:rPr>
-              <w:t xml:space="preserve">內含屬性 project</w:t>
+              <w:t>內含屬性 project</w:t>
             </w:r>
           </w:p>
         </w:tc>
@@ -26397,7 +26050,7 @@
                 <w:b/>
                 <w:bCs/>
               </w:rPr>
-              <w:t xml:space="preserve">ComplianceCheck → StyleProfile</w:t>
+              <w:t>ComplianceCheck → StyleProfile</w:t>
             </w:r>
           </w:p>
         </w:tc>
@@ -26427,7 +26080,7 @@
               <w:rPr>
                 <w:rFonts w:eastAsia="標楷體"/>
               </w:rPr>
-              <w:t xml:space="preserve">1 — 1</w:t>
+              <w:t>1 — 1</w:t>
             </w:r>
           </w:p>
         </w:tc>
@@ -26457,7 +26110,7 @@
               <w:rPr>
                 <w:rFonts w:eastAsia="標楷體"/>
               </w:rPr>
-              <w:t xml:space="preserve">內含屬性 profile</w:t>
+              <w:t>內含屬性 profile</w:t>
             </w:r>
           </w:p>
         </w:tc>
@@ -26491,7 +26144,7 @@
                 <w:b/>
                 <w:bCs/>
               </w:rPr>
-              <w:t xml:space="preserve">ComplianceCheck → SuppressionStore</w:t>
+              <w:t>ComplianceCheck → SuppressionStore</w:t>
             </w:r>
           </w:p>
         </w:tc>
@@ -26521,7 +26174,7 @@
               <w:rPr>
                 <w:rFonts w:eastAsia="標楷體"/>
               </w:rPr>
-              <w:t xml:space="preserve">1 — 1</w:t>
+              <w:t>1 — 1</w:t>
             </w:r>
           </w:p>
         </w:tc>
@@ -26551,7 +26204,7 @@
               <w:rPr>
                 <w:rFonts w:eastAsia="標楷體"/>
               </w:rPr>
-              <w:t xml:space="preserve">經 Store 介面過濾違規</w:t>
+              <w:t>經 Store 介面過濾違規</w:t>
             </w:r>
           </w:p>
         </w:tc>
@@ -26585,7 +26238,7 @@
                 <w:b/>
                 <w:bCs/>
               </w:rPr>
-              <w:t xml:space="preserve">StyleProfile ◆— ArchitectureConstraint</w:t>
+              <w:t>StyleProfile ◆— ArchitectureConstraint</w:t>
             </w:r>
           </w:p>
         </w:tc>
@@ -26615,7 +26268,7 @@
               <w:rPr>
                 <w:rFonts w:eastAsia="標楷體"/>
               </w:rPr>
-              <w:t xml:space="preserve">1 — 1..*</w:t>
+              <w:t>1 — 1..*</w:t>
             </w:r>
           </w:p>
         </w:tc>
@@ -26645,7 +26298,7 @@
               <w:rPr>
                 <w:rFonts w:eastAsia="標楷體"/>
               </w:rPr>
-              <w:t xml:space="preserve">Composition</w:t>
+              <w:t>Composition</w:t>
             </w:r>
           </w:p>
         </w:tc>
@@ -26679,7 +26332,7 @@
                 <w:b/>
                 <w:bCs/>
               </w:rPr>
-              <w:t xml:space="preserve">ArchitectureConstraint &lt;|-- Naming/Dependency/Supertype/Package Rule</w:t>
+              <w:t>ArchitectureConstraint &lt;|-- Naming/Dependency/Supertype/Package Rule</w:t>
             </w:r>
           </w:p>
         </w:tc>
@@ -26709,7 +26362,7 @@
               <w:rPr>
                 <w:rFonts w:eastAsia="標楷體"/>
               </w:rPr>
-              <w:t xml:space="preserve">generalization</w:t>
+              <w:t>generalization</w:t>
             </w:r>
           </w:p>
         </w:tc>
@@ -26739,7 +26392,7 @@
               <w:rPr>
                 <w:rFonts w:eastAsia="標楷體"/>
               </w:rPr>
-              <w:t xml:space="preserve">四個具體子型別</w:t>
+              <w:t>四個具體子型別</w:t>
             </w:r>
           </w:p>
         </w:tc>
@@ -26773,7 +26426,7 @@
                 <w:b/>
                 <w:bCs/>
               </w:rPr>
-              <w:t xml:space="preserve">RuleChecker &lt;|.. Naming/Dependency/Supertype/PackageRuleChecker</w:t>
+              <w:t>RuleChecker &lt;|.. Naming/Dependency/Supertype/PackageRuleChecker</w:t>
             </w:r>
           </w:p>
         </w:tc>
@@ -26803,7 +26456,7 @@
               <w:rPr>
                 <w:rFonts w:eastAsia="標楷體"/>
               </w:rPr>
-              <w:t xml:space="preserve">realization</w:t>
+              <w:t>realization</w:t>
             </w:r>
           </w:p>
         </w:tc>
@@ -26833,7 +26486,7 @@
               <w:rPr>
                 <w:rFonts w:eastAsia="標楷體"/>
               </w:rPr>
-              <w:t xml:space="preserve">Strategy 介面之多型實作</w:t>
+              <w:t>Strategy 介面之多型實作</w:t>
             </w:r>
           </w:p>
         </w:tc>
@@ -26867,7 +26520,7 @@
                 <w:b/>
                 <w:bCs/>
               </w:rPr>
-              <w:t xml:space="preserve">ReportFormatter &lt;|.. Console/JsonFormatter</w:t>
+              <w:t>ReportFormatter &lt;|.. Console/JsonFormatter</w:t>
             </w:r>
           </w:p>
         </w:tc>
@@ -26897,7 +26550,7 @@
               <w:rPr>
                 <w:rFonts w:eastAsia="標楷體"/>
               </w:rPr>
-              <w:t xml:space="preserve">realization</w:t>
+              <w:t>realization</w:t>
             </w:r>
           </w:p>
         </w:tc>
@@ -26927,7 +26580,7 @@
               <w:rPr>
                 <w:rFonts w:eastAsia="標楷體"/>
               </w:rPr>
-              <w:t xml:space="preserve">Protected Variations</w:t>
+              <w:t>Protected Variations</w:t>
             </w:r>
           </w:p>
         </w:tc>
@@ -26961,7 +26614,7 @@
                 <w:b/>
                 <w:bCs/>
               </w:rPr>
-              <w:t xml:space="preserve">Violation → File</w:t>
+              <w:t>Violation → File</w:t>
             </w:r>
           </w:p>
         </w:tc>
@@ -26991,7 +26644,7 @@
               <w:rPr>
                 <w:rFonts w:eastAsia="標楷體"/>
               </w:rPr>
-              <w:t xml:space="preserve">* — 1</w:t>
+              <w:t>* — 1</w:t>
             </w:r>
           </w:p>
         </w:tc>
@@ -27021,7 +26674,7 @@
               <w:rPr>
                 <w:rFonts w:eastAsia="標楷體"/>
               </w:rPr>
-              <w:t xml:space="preserve">Violation 指向發生所在檔案</w:t>
+              <w:t>Violation 指向發生所在檔案</w:t>
             </w:r>
           </w:p>
         </w:tc>
@@ -27055,7 +26708,7 @@
                 <w:b/>
                 <w:bCs/>
               </w:rPr>
-              <w:t xml:space="preserve">Violation → ArchitectureConstraint</w:t>
+              <w:t>Violation → ArchitectureConstraint</w:t>
             </w:r>
           </w:p>
         </w:tc>
@@ -27085,7 +26738,7 @@
               <w:rPr>
                 <w:rFonts w:eastAsia="標楷體"/>
               </w:rPr>
-              <w:t xml:space="preserve">* — 1</w:t>
+              <w:t>* — 1</w:t>
             </w:r>
           </w:p>
         </w:tc>
@@ -27115,7 +26768,7 @@
               <w:rPr>
                 <w:rFonts w:eastAsia="標楷體"/>
               </w:rPr>
-              <w:t xml:space="preserve">Violation 指向被違反之規則</w:t>
+              <w:t>Violation 指向被違反之規則</w:t>
             </w:r>
           </w:p>
         </w:tc>
@@ -27149,7 +26802,7 @@
                 <w:b/>
                 <w:bCs/>
               </w:rPr>
-              <w:t xml:space="preserve">ViolationReport ◆— Violation</w:t>
+              <w:t>ViolationReport ◆— Violation</w:t>
             </w:r>
           </w:p>
         </w:tc>
@@ -27179,7 +26832,7 @@
               <w:rPr>
                 <w:rFonts w:eastAsia="標楷體"/>
               </w:rPr>
-              <w:t xml:space="preserve">1 — 0..*</w:t>
+              <w:t>1 — 0..*</w:t>
             </w:r>
           </w:p>
         </w:tc>
@@ -27209,7 +26862,7 @@
               <w:rPr>
                 <w:rFonts w:eastAsia="標楷體"/>
               </w:rPr>
-              <w:t xml:space="preserve">Composition</w:t>
+              <w:t>Composition</w:t>
             </w:r>
           </w:p>
         </w:tc>
@@ -27243,7 +26896,7 @@
                 <w:b/>
                 <w:bCs/>
               </w:rPr>
-              <w:t xml:space="preserve">SuppressionStore → Suppression</w:t>
+              <w:t>SuppressionStore → Suppression</w:t>
             </w:r>
           </w:p>
         </w:tc>
@@ -27273,7 +26926,7 @@
               <w:rPr>
                 <w:rFonts w:eastAsia="標楷體"/>
               </w:rPr>
-              <w:t xml:space="preserve">1 — *</w:t>
+              <w:t>1 — *</w:t>
             </w:r>
           </w:p>
         </w:tc>
@@ -27303,7 +26956,9 @@
               <w:rPr>
                 <w:rFonts w:eastAsia="標楷體"/>
               </w:rPr>
-              <w:t xml:space="preserve">Store 管理 Suppression 集合</w:t>
+              <w:t xml:space="preserve">Store 管理 </w:t>
+              <w:lastRenderedPageBreak/>
+              <w:t>Suppression 集合</w:t>
             </w:r>
           </w:p>
         </w:tc>
@@ -27331,7 +26986,7 @@
           <w:b/>
           <w:bCs/>
         </w:rPr>
-        <w:t xml:space="preserve">3.3.5 Design Class Diagram（備註）</w:t>
+        <w:t>3.3.5 Design Class Diagram（備註）</w:t>
       </w:r>
     </w:p>
     <w:p>
@@ -27346,7 +27001,7 @@
         <w:rPr>
           <w:rFonts w:eastAsia="標楷體"/>
         </w:rPr>
-        <w:t xml:space="preserve">以上表格已完整列出類別、operation 與關聯。下圖為完整 Design Class Diagram，圖中遵循以下慣例：介面使用 «interface» stereotype、抽象類別名稱以斜體表示、泛化（generalization）以空心三角形箭頭、實作（realization）以空心三角形 + 虛線、composition 以實心菱形。</w:t>
+        <w:t>以上表格已完整列出類別、operation 與關聯。下圖為完整 Design Class Diagram，圖中遵循以下慣例：介面使用 «interface» stereotype、抽象類別名稱以斜體表示、泛化（generalization）以空心三角形箭頭、實作（realization）以空心三角形 + 虛線、composition 以實心菱形。</w:t>
       </w:r>
     </w:p>
     <w:p>
@@ -27372,9 +27027,10 @@
           <w:rFonts w:eastAsia="標楷體"/>
           <w:noProof/>
         </w:rPr>
+        <w:lastRenderedPageBreak/>
         <w:drawing>
-          <wp:inline xmlns:wp="http://schemas.openxmlformats.org/drawingml/2006/wordprocessingDrawing" distT="0" distB="0" distL="0" distR="0">
-            <wp:extent cx="8863330" cy="3930892"/>
+          <wp:inline distT="0" distB="0" distL="0" distR="0">
+            <wp:extent cx="8863330" cy="4934718"/>
             <wp:effectExtent l="0" t="0" r="0" b="0"/>
             <wp:docPr id="18" name="Picture 18" descr="3.3-design-class-diagram.png"/>
             <wp:cNvGraphicFramePr>
@@ -27388,7 +27044,7 @@
                     <pic:cNvPicPr/>
                   </pic:nvPicPr>
                   <pic:blipFill>
-                    <a:blip xmlns:r="http://schemas.openxmlformats.org/officeDocument/2006/relationships" r:embed="rId18"/>
+                    <a:blip r:embed="rId16"/>
                     <a:stretch>
                       <a:fillRect/>
                     </a:stretch>
@@ -27396,7 +27052,7 @@
                   <pic:spPr>
                     <a:xfrm>
                       <a:off x="0" y="0"/>
-                      <a:ext cx="8863330" cy="3930892"/>
+                      <a:ext cx="8863330" cy="4934718"/>
                     </a:xfrm>
                     <a:prstGeom prst="rect">
                       <a:avLst/>
@@ -27430,6 +27086,7 @@
         <w:rPr>
           <w:rFonts w:eastAsia="標楷體"/>
         </w:rPr>
+        <w:lastRenderedPageBreak/>
         <w:br w:type="page"/>
       </w:r>
     </w:p>
@@ -27446,11 +27103,11 @@
       <w:pPr>
         <w:pStyle w:val="1"/>
       </w:pPr>
-      <w:bookmarkStart w:id="13" w:name="_Toc225953616"/>
+      <w:bookmarkStart w:id="17" w:name="_Toc227337222"/>
       <w:r>
         <w:t>4. Measurement</w:t>
       </w:r>
-      <w:bookmarkEnd w:id="13"/>
+      <w:bookmarkEnd w:id="17"/>
     </w:p>
     <w:tbl>
       <w:tblPr>
